--- a/MSML606 HW4 Report.docx
+++ b/MSML606 HW4 Report.docx
@@ -9,6 +9,60 @@
           <w:rFonts w:ascii="Times New Roman" w:hAnsi="Times New Roman" w:cs="Times New Roman"/>
           <w:b/>
           <w:bCs/>
+          <w:sz w:val="36"/>
+          <w:szCs w:val="36"/>
+        </w:rPr>
+      </w:pPr>
+      <w:r>
+        <w:rPr>
+          <w:rFonts w:ascii="Times New Roman" w:hAnsi="Times New Roman" w:cs="Times New Roman"/>
+          <w:b/>
+          <w:bCs/>
+          <w:sz w:val="36"/>
+          <w:szCs w:val="36"/>
+        </w:rPr>
+        <w:t>MSML606 HW-4 Report</w:t>
+      </w:r>
+    </w:p>
+    <w:p>
+      <w:pPr>
+        <w:jc w:val="both"/>
+        <w:rPr>
+          <w:rFonts w:ascii="Times New Roman" w:hAnsi="Times New Roman" w:cs="Times New Roman"/>
+          <w:b/>
+          <w:bCs/>
+        </w:rPr>
+      </w:pPr>
+      <w:r>
+        <w:rPr>
+          <w:rFonts w:ascii="Times New Roman" w:hAnsi="Times New Roman" w:cs="Times New Roman"/>
+          <w:b/>
+          <w:bCs/>
+        </w:rPr>
+        <w:t>AI / External Source Statement</w:t>
+      </w:r>
+    </w:p>
+    <w:p>
+      <w:pPr>
+        <w:jc w:val="both"/>
+        <w:rPr>
+          <w:rFonts w:ascii="Times New Roman" w:hAnsi="Times New Roman" w:cs="Times New Roman"/>
+        </w:rPr>
+      </w:pPr>
+      <w:r>
+        <w:rPr>
+          <w:rFonts w:ascii="Times New Roman" w:hAnsi="Times New Roman" w:cs="Times New Roman"/>
+        </w:rPr>
+        <w:t xml:space="preserve">AI tools (ChatGPT, Claude) were used for general understanding, organization, and clarification of the written explanations. The final write-up was reviewed and rewritten in my own words. </w:t>
+      </w:r>
+    </w:p>
+    <w:p>
+      <w:pPr>
+        <w:jc w:val="both"/>
+        <w:rPr>
+          <w:rFonts w:ascii="Times New Roman" w:hAnsi="Times New Roman" w:cs="Times New Roman"/>
+          <w:b/>
+          <w:bCs/>
         </w:rPr>
       </w:pPr>
       <w:r>
@@ -64,7 +118,6 @@
     </w:p>
     <w:p>
       <w:pPr>
-        <w:jc w:val="both"/>
         <w:rPr>
           <w:rFonts w:ascii="Times New Roman" w:hAnsi="Times New Roman" w:cs="Times New Roman"/>
         </w:rPr>
@@ -119,21 +172,7 @@
         <w:rPr>
           <w:rFonts w:ascii="Times New Roman" w:hAnsi="Times New Roman" w:cs="Times New Roman"/>
         </w:rPr>
-        <w:t xml:space="preserve">. In a max heap, the largest element is always at the root. After building the heap, the first element is swapped with the last element of the unsorted part of the array. Then the heap size is reduced, and </w:t>
-      </w:r>
-      <w:proofErr w:type="spellStart"/>
-      <w:r>
-        <w:rPr>
-          <w:rFonts w:ascii="Times New Roman" w:hAnsi="Times New Roman" w:cs="Times New Roman"/>
-        </w:rPr>
-        <w:t>heapify</w:t>
-      </w:r>
-      <w:proofErr w:type="spellEnd"/>
-      <w:r>
-        <w:rPr>
-          <w:rFonts w:ascii="Times New Roman" w:hAnsi="Times New Roman" w:cs="Times New Roman"/>
-        </w:rPr>
-        <w:t xml:space="preserve"> is applied again to restore the max heap property. This process continues until the entire array is sorted in increasing order.</w:t>
+        <w:t>. In a max heap, the largest element is always at the root. After building the heap, the first element is swapped with the last element of the unsorted part of the array. Then the heap size is reduced, and heapify is applied again to restore the max heap property. This process continues until the entire array is sorted in increasing order.</w:t>
       </w:r>
     </w:p>
     <w:p>
@@ -148,22 +187,6 @@
           <w:rFonts w:ascii="Times New Roman" w:hAnsi="Times New Roman" w:cs="Times New Roman"/>
         </w:rPr>
         <w:t xml:space="preserve">Both algorithms were implemented to sort arrays of floating-point numbers in increasing order, as required. </w:t>
-      </w:r>
-    </w:p>
-    <w:p>
-      <w:pPr>
-        <w:jc w:val="both"/>
-        <w:rPr>
-          <w:rFonts w:ascii="Times New Roman" w:hAnsi="Times New Roman" w:cs="Times New Roman"/>
-        </w:rPr>
-      </w:pPr>
-      <w:r>
-        <w:rPr>
-          <w:rFonts w:ascii="Times New Roman" w:hAnsi="Times New Roman" w:cs="Times New Roman"/>
-        </w:rPr>
-        <w:pict w14:anchorId="3BC6186E">
-          <v:rect id="_x0000_i1037" style="width:0;height:1.5pt" o:hralign="center" o:hrstd="t" o:hr="t" fillcolor="#a0a0a0" stroked="f"/>
-        </w:pict>
       </w:r>
     </w:p>
     <w:p>
@@ -225,21 +248,7 @@
         <w:rPr>
           <w:rFonts w:ascii="Times New Roman" w:hAnsi="Times New Roman" w:cs="Times New Roman"/>
         </w:rPr>
-        <w:t xml:space="preserve"> </w:t>
-      </w:r>
-      <w:proofErr w:type="gramStart"/>
-      <w:r>
-        <w:rPr>
-          <w:rFonts w:ascii="Times New Roman" w:hAnsi="Times New Roman" w:cs="Times New Roman"/>
-        </w:rPr>
-        <w:t>O(</w:t>
-      </w:r>
-      <w:proofErr w:type="gramEnd"/>
-      <w:r>
-        <w:rPr>
-          <w:rFonts w:ascii="Times New Roman" w:hAnsi="Times New Roman" w:cs="Times New Roman"/>
-        </w:rPr>
-        <w:t xml:space="preserve">n log n) </w:t>
+        <w:t xml:space="preserve"> O(n log n) </w:t>
       </w:r>
     </w:p>
     <w:p>
@@ -265,21 +274,7 @@
         <w:rPr>
           <w:rFonts w:ascii="Times New Roman" w:hAnsi="Times New Roman" w:cs="Times New Roman"/>
         </w:rPr>
-        <w:t xml:space="preserve"> </w:t>
-      </w:r>
-      <w:proofErr w:type="gramStart"/>
-      <w:r>
-        <w:rPr>
-          <w:rFonts w:ascii="Times New Roman" w:hAnsi="Times New Roman" w:cs="Times New Roman"/>
-        </w:rPr>
-        <w:t>O(</w:t>
-      </w:r>
-      <w:proofErr w:type="gramEnd"/>
-      <w:r>
-        <w:rPr>
-          <w:rFonts w:ascii="Times New Roman" w:hAnsi="Times New Roman" w:cs="Times New Roman"/>
-        </w:rPr>
-        <w:t xml:space="preserve">n log n) </w:t>
+        <w:t xml:space="preserve"> O(n log n) </w:t>
       </w:r>
     </w:p>
     <w:p>
@@ -363,21 +358,7 @@
         <w:rPr>
           <w:rFonts w:ascii="Times New Roman" w:hAnsi="Times New Roman" w:cs="Times New Roman"/>
         </w:rPr>
-        <w:t xml:space="preserve"> </w:t>
-      </w:r>
-      <w:proofErr w:type="gramStart"/>
-      <w:r>
-        <w:rPr>
-          <w:rFonts w:ascii="Times New Roman" w:hAnsi="Times New Roman" w:cs="Times New Roman"/>
-        </w:rPr>
-        <w:t>O(</w:t>
-      </w:r>
-      <w:proofErr w:type="gramEnd"/>
-      <w:r>
-        <w:rPr>
-          <w:rFonts w:ascii="Times New Roman" w:hAnsi="Times New Roman" w:cs="Times New Roman"/>
-        </w:rPr>
-        <w:t xml:space="preserve">n log n) </w:t>
+        <w:t xml:space="preserve"> O(n log n) </w:t>
       </w:r>
     </w:p>
     <w:p>
@@ -403,21 +384,7 @@
         <w:rPr>
           <w:rFonts w:ascii="Times New Roman" w:hAnsi="Times New Roman" w:cs="Times New Roman"/>
         </w:rPr>
-        <w:t xml:space="preserve"> </w:t>
-      </w:r>
-      <w:proofErr w:type="gramStart"/>
-      <w:r>
-        <w:rPr>
-          <w:rFonts w:ascii="Times New Roman" w:hAnsi="Times New Roman" w:cs="Times New Roman"/>
-        </w:rPr>
-        <w:t>O(</w:t>
-      </w:r>
-      <w:proofErr w:type="gramEnd"/>
-      <w:r>
-        <w:rPr>
-          <w:rFonts w:ascii="Times New Roman" w:hAnsi="Times New Roman" w:cs="Times New Roman"/>
-        </w:rPr>
-        <w:t xml:space="preserve">n log n) </w:t>
+        <w:t xml:space="preserve"> O(n log n) </w:t>
       </w:r>
     </w:p>
     <w:p>
@@ -437,115 +404,45 @@
           <w:b/>
           <w:bCs/>
         </w:rPr>
+        <w:lastRenderedPageBreak/>
         <w:t>Worst case:</w:t>
       </w:r>
       <w:r>
         <w:rPr>
           <w:rFonts w:ascii="Times New Roman" w:hAnsi="Times New Roman" w:cs="Times New Roman"/>
         </w:rPr>
-        <w:t xml:space="preserve"> </w:t>
-      </w:r>
-      <w:proofErr w:type="gramStart"/>
-      <w:r>
-        <w:rPr>
-          <w:rFonts w:ascii="Times New Roman" w:hAnsi="Times New Roman" w:cs="Times New Roman"/>
-        </w:rPr>
-        <w:t>O(</w:t>
-      </w:r>
-      <w:proofErr w:type="gramEnd"/>
-      <w:r>
-        <w:rPr>
-          <w:rFonts w:ascii="Times New Roman" w:hAnsi="Times New Roman" w:cs="Times New Roman"/>
-        </w:rPr>
-        <w:t xml:space="preserve">n log n) </w:t>
-      </w:r>
-    </w:p>
-    <w:p>
-      <w:pPr>
-        <w:jc w:val="both"/>
-        <w:rPr>
-          <w:rFonts w:ascii="Times New Roman" w:hAnsi="Times New Roman" w:cs="Times New Roman"/>
-        </w:rPr>
-      </w:pPr>
-      <w:r>
-        <w:rPr>
-          <w:rFonts w:ascii="Times New Roman" w:hAnsi="Times New Roman" w:cs="Times New Roman"/>
-        </w:rPr>
-        <w:t xml:space="preserve">Heapsort first builds the heap in O(n) time and then performs n-1 heap operations, where each </w:t>
-      </w:r>
-      <w:proofErr w:type="spellStart"/>
-      <w:r>
-        <w:rPr>
-          <w:rFonts w:ascii="Times New Roman" w:hAnsi="Times New Roman" w:cs="Times New Roman"/>
-        </w:rPr>
-        <w:t>heapify</w:t>
-      </w:r>
-      <w:proofErr w:type="spellEnd"/>
-      <w:r>
-        <w:rPr>
-          <w:rFonts w:ascii="Times New Roman" w:hAnsi="Times New Roman" w:cs="Times New Roman"/>
-        </w:rPr>
-        <w:t xml:space="preserve"> step takes </w:t>
-      </w:r>
-      <w:proofErr w:type="gramStart"/>
-      <w:r>
-        <w:rPr>
-          <w:rFonts w:ascii="Times New Roman" w:hAnsi="Times New Roman" w:cs="Times New Roman"/>
-        </w:rPr>
-        <w:t>O(</w:t>
-      </w:r>
-      <w:proofErr w:type="gramEnd"/>
-      <w:r>
-        <w:rPr>
-          <w:rFonts w:ascii="Times New Roman" w:hAnsi="Times New Roman" w:cs="Times New Roman"/>
-        </w:rPr>
-        <w:t xml:space="preserve">log n) time. Since this </w:t>
-      </w:r>
-      <w:proofErr w:type="spellStart"/>
-      <w:r>
-        <w:rPr>
-          <w:rFonts w:ascii="Times New Roman" w:hAnsi="Times New Roman" w:cs="Times New Roman"/>
-        </w:rPr>
-        <w:t>behavior</w:t>
-      </w:r>
-      <w:proofErr w:type="spellEnd"/>
-      <w:r>
-        <w:rPr>
-          <w:rFonts w:ascii="Times New Roman" w:hAnsi="Times New Roman" w:cs="Times New Roman"/>
-        </w:rPr>
-        <w:t xml:space="preserve"> is consistent regardless of input arrangement, the best, average, and worst cases are all </w:t>
-      </w:r>
-      <w:proofErr w:type="gramStart"/>
-      <w:r>
-        <w:rPr>
-          <w:rFonts w:ascii="Times New Roman" w:hAnsi="Times New Roman" w:cs="Times New Roman"/>
-        </w:rPr>
-        <w:t>O(</w:t>
-      </w:r>
-      <w:proofErr w:type="gramEnd"/>
-      <w:r>
-        <w:rPr>
-          <w:rFonts w:ascii="Times New Roman" w:hAnsi="Times New Roman" w:cs="Times New Roman"/>
-        </w:rPr>
-        <w:t>n log n).</w:t>
-      </w:r>
-    </w:p>
-    <w:p>
-      <w:pPr>
-        <w:jc w:val="both"/>
-        <w:rPr>
-          <w:rFonts w:ascii="Times New Roman" w:hAnsi="Times New Roman" w:cs="Times New Roman"/>
-          <w:b/>
-          <w:bCs/>
-        </w:rPr>
-      </w:pPr>
-      <w:r>
-        <w:rPr>
-          <w:rFonts w:ascii="Times New Roman" w:hAnsi="Times New Roman" w:cs="Times New Roman"/>
-          <w:b/>
-          <w:bCs/>
-        </w:rPr>
-        <w:lastRenderedPageBreak/>
+        <w:t xml:space="preserve"> O(n log n) </w:t>
+      </w:r>
+    </w:p>
+    <w:p>
+      <w:pPr>
+        <w:jc w:val="both"/>
+        <w:rPr>
+          <w:rFonts w:ascii="Times New Roman" w:hAnsi="Times New Roman" w:cs="Times New Roman"/>
+        </w:rPr>
+      </w:pPr>
+      <w:r>
+        <w:rPr>
+          <w:rFonts w:ascii="Times New Roman" w:hAnsi="Times New Roman" w:cs="Times New Roman"/>
+        </w:rPr>
+        <w:t>Heapsort first builds the heap in O(n) time and then performs n-1 heap operations, where each heapify step takes O(log n) time. Since this behavior is consistent regardless of input arrangement, the best, average, and worst cases are all O(n log n).</w:t>
+      </w:r>
+    </w:p>
+    <w:p>
+      <w:pPr>
+        <w:jc w:val="both"/>
+        <w:rPr>
+          <w:rFonts w:ascii="Times New Roman" w:hAnsi="Times New Roman" w:cs="Times New Roman"/>
+          <w:b/>
+          <w:bCs/>
+        </w:rPr>
+      </w:pPr>
+      <w:r>
+        <w:rPr>
+          <w:rFonts w:ascii="Times New Roman" w:hAnsi="Times New Roman" w:cs="Times New Roman"/>
+          <w:b/>
+          <w:bCs/>
+        </w:rPr>
         <w:t>Space Complexity</w:t>
       </w:r>
     </w:p>
@@ -572,21 +469,7 @@
         <w:rPr>
           <w:rFonts w:ascii="Times New Roman" w:hAnsi="Times New Roman" w:cs="Times New Roman"/>
         </w:rPr>
-        <w:t xml:space="preserve"> average-case auxiliary space is </w:t>
-      </w:r>
-      <w:proofErr w:type="gramStart"/>
-      <w:r>
-        <w:rPr>
-          <w:rFonts w:ascii="Times New Roman" w:hAnsi="Times New Roman" w:cs="Times New Roman"/>
-        </w:rPr>
-        <w:t>O(</w:t>
-      </w:r>
-      <w:proofErr w:type="gramEnd"/>
-      <w:r>
-        <w:rPr>
-          <w:rFonts w:ascii="Times New Roman" w:hAnsi="Times New Roman" w:cs="Times New Roman"/>
-        </w:rPr>
-        <w:t xml:space="preserve">log n) because of recursion, but the worst case can go up to O(n) if the recursion becomes very unbalanced. </w:t>
+        <w:t xml:space="preserve"> average-case auxiliary space is O(log n) because of recursion, but the worst case can go up to O(n) if the recursion becomes very unbalanced. </w:t>
       </w:r>
     </w:p>
     <w:p>
@@ -612,37 +495,7 @@
         <w:rPr>
           <w:rFonts w:ascii="Times New Roman" w:hAnsi="Times New Roman" w:cs="Times New Roman"/>
         </w:rPr>
-        <w:t xml:space="preserve"> auxiliary space is </w:t>
-      </w:r>
-      <w:proofErr w:type="gramStart"/>
-      <w:r>
-        <w:rPr>
-          <w:rFonts w:ascii="Times New Roman" w:hAnsi="Times New Roman" w:cs="Times New Roman"/>
-        </w:rPr>
-        <w:t>O(</w:t>
-      </w:r>
-      <w:proofErr w:type="gramEnd"/>
-      <w:r>
-        <w:rPr>
-          <w:rFonts w:ascii="Times New Roman" w:hAnsi="Times New Roman" w:cs="Times New Roman"/>
-        </w:rPr>
-        <w:t xml:space="preserve">1) because it is an in-place sorting algorithm, not counting the extra memory measured by Python during runtime. </w:t>
-      </w:r>
-    </w:p>
-    <w:p>
-      <w:pPr>
-        <w:jc w:val="both"/>
-        <w:rPr>
-          <w:rFonts w:ascii="Times New Roman" w:hAnsi="Times New Roman" w:cs="Times New Roman"/>
-        </w:rPr>
-      </w:pPr>
-      <w:r>
-        <w:rPr>
-          <w:rFonts w:ascii="Times New Roman" w:hAnsi="Times New Roman" w:cs="Times New Roman"/>
-        </w:rPr>
-        <w:pict w14:anchorId="39A414D8">
-          <v:rect id="_x0000_i1038" style="width:0;height:1.5pt" o:hralign="center" o:hrstd="t" o:hr="t" fillcolor="#a0a0a0" stroked="f"/>
-        </w:pict>
+        <w:t xml:space="preserve"> auxiliary space is O(1) because it is an in-place sorting algorithm, not counting the extra memory measured by Python during runtime. </w:t>
       </w:r>
     </w:p>
     <w:p>
@@ -700,43 +553,7 @@
         <w:rPr>
           <w:rFonts w:ascii="Times New Roman" w:hAnsi="Times New Roman" w:cs="Times New Roman"/>
         </w:rPr>
-        <w:t xml:space="preserve"> using </w:t>
-      </w:r>
-      <w:proofErr w:type="spellStart"/>
-      <w:proofErr w:type="gramStart"/>
-      <w:r>
-        <w:rPr>
-          <w:rFonts w:ascii="Times New Roman" w:hAnsi="Times New Roman" w:cs="Times New Roman"/>
-        </w:rPr>
-        <w:t>time.perf</w:t>
-      </w:r>
-      <w:proofErr w:type="gramEnd"/>
-      <w:r>
-        <w:rPr>
-          <w:rFonts w:ascii="Times New Roman" w:hAnsi="Times New Roman" w:cs="Times New Roman"/>
-        </w:rPr>
-        <w:t>_</w:t>
-      </w:r>
-      <w:proofErr w:type="gramStart"/>
-      <w:r>
-        <w:rPr>
-          <w:rFonts w:ascii="Times New Roman" w:hAnsi="Times New Roman" w:cs="Times New Roman"/>
-        </w:rPr>
-        <w:t>counter</w:t>
-      </w:r>
-      <w:proofErr w:type="spellEnd"/>
-      <w:r>
-        <w:rPr>
-          <w:rFonts w:ascii="Times New Roman" w:hAnsi="Times New Roman" w:cs="Times New Roman"/>
-        </w:rPr>
-        <w:t>(</w:t>
-      </w:r>
-      <w:proofErr w:type="gramEnd"/>
-      <w:r>
-        <w:rPr>
-          <w:rFonts w:ascii="Times New Roman" w:hAnsi="Times New Roman" w:cs="Times New Roman"/>
-        </w:rPr>
-        <w:t xml:space="preserve">) </w:t>
+        <w:t xml:space="preserve"> using time.perf_counter() </w:t>
       </w:r>
     </w:p>
     <w:p>
@@ -762,21 +579,7 @@
         <w:rPr>
           <w:rFonts w:ascii="Times New Roman" w:hAnsi="Times New Roman" w:cs="Times New Roman"/>
         </w:rPr>
-        <w:t xml:space="preserve"> using </w:t>
-      </w:r>
-      <w:proofErr w:type="spellStart"/>
-      <w:r>
-        <w:rPr>
-          <w:rFonts w:ascii="Times New Roman" w:hAnsi="Times New Roman" w:cs="Times New Roman"/>
-        </w:rPr>
-        <w:t>tracemalloc</w:t>
-      </w:r>
-      <w:proofErr w:type="spellEnd"/>
-      <w:r>
-        <w:rPr>
-          <w:rFonts w:ascii="Times New Roman" w:hAnsi="Times New Roman" w:cs="Times New Roman"/>
-        </w:rPr>
-        <w:t xml:space="preserve"> </w:t>
+        <w:t xml:space="preserve"> using tracemalloc </w:t>
       </w:r>
     </w:p>
     <w:p>
@@ -877,6 +680,2659 @@
           <w:rFonts w:ascii="Times New Roman" w:hAnsi="Times New Roman" w:cs="Times New Roman"/>
         </w:rPr>
         <w:t xml:space="preserve">They were also tested for increasing input sizes to study how performance changed as N grew. This matches the assignment requirement to vary input size and measure both runtime and memory usage. </w:t>
+      </w:r>
+    </w:p>
+    <w:p>
+      <w:pPr>
+        <w:jc w:val="both"/>
+        <w:rPr>
+          <w:rFonts w:ascii="Times New Roman" w:hAnsi="Times New Roman" w:cs="Times New Roman"/>
+        </w:rPr>
+      </w:pPr>
+    </w:p>
+    <w:p>
+      <w:pPr>
+        <w:jc w:val="both"/>
+        <w:rPr>
+          <w:rFonts w:ascii="Times New Roman" w:hAnsi="Times New Roman" w:cs="Times New Roman"/>
+          <w:b/>
+          <w:bCs/>
+          <w:sz w:val="32"/>
+          <w:szCs w:val="32"/>
+        </w:rPr>
+      </w:pPr>
+      <w:r>
+        <w:rPr>
+          <w:rFonts w:ascii="Times New Roman" w:hAnsi="Times New Roman" w:cs="Times New Roman"/>
+          <w:b/>
+          <w:bCs/>
+          <w:sz w:val="32"/>
+          <w:szCs w:val="32"/>
+        </w:rPr>
+        <w:t>Part II: Written Work</w:t>
+      </w:r>
+    </w:p>
+    <w:p>
+      <w:pPr>
+        <w:jc w:val="both"/>
+        <w:rPr>
+          <w:rFonts w:ascii="Times New Roman" w:hAnsi="Times New Roman" w:cs="Times New Roman"/>
+          <w:b/>
+          <w:bCs/>
+        </w:rPr>
+      </w:pPr>
+      <w:r>
+        <w:rPr>
+          <w:rFonts w:ascii="Times New Roman" w:hAnsi="Times New Roman" w:cs="Times New Roman"/>
+          <w:b/>
+          <w:bCs/>
+        </w:rPr>
+        <w:t>Problem 1. Randomized Quicksort Tracing</w:t>
+      </w:r>
+    </w:p>
+    <w:p>
+      <w:pPr>
+        <w:jc w:val="both"/>
+        <w:rPr>
+          <w:rFonts w:ascii="Times New Roman" w:hAnsi="Times New Roman" w:cs="Times New Roman"/>
+        </w:rPr>
+      </w:pPr>
+      <w:r>
+        <w:rPr>
+          <w:rFonts w:ascii="Times New Roman" w:hAnsi="Times New Roman" w:cs="Times New Roman"/>
+        </w:rPr>
+        <w:t xml:space="preserve">For Randomized Quicksort, the running time depends on how balanced the partitions are after choosing the pivot. To show this, I traced the algorithm for the best case, worst case, and one average case example using arrays with at least 6 elements, as required. </w:t>
+      </w:r>
+    </w:p>
+    <w:p>
+      <w:pPr>
+        <w:jc w:val="both"/>
+        <w:rPr>
+          <w:rFonts w:ascii="Times New Roman" w:hAnsi="Times New Roman" w:cs="Times New Roman"/>
+          <w:b/>
+          <w:bCs/>
+        </w:rPr>
+      </w:pPr>
+      <w:r>
+        <w:rPr>
+          <w:rFonts w:ascii="Times New Roman" w:hAnsi="Times New Roman" w:cs="Times New Roman"/>
+          <w:b/>
+          <w:bCs/>
+        </w:rPr>
+        <w:t>(a) Best Case Trace</w:t>
+      </w:r>
+    </w:p>
+    <w:p>
+      <w:pPr>
+        <w:jc w:val="both"/>
+        <w:rPr>
+          <w:rFonts w:ascii="Times New Roman" w:hAnsi="Times New Roman" w:cs="Times New Roman"/>
+        </w:rPr>
+      </w:pPr>
+      <w:r>
+        <w:rPr>
+          <w:rFonts w:ascii="Times New Roman" w:hAnsi="Times New Roman" w:cs="Times New Roman"/>
+        </w:rPr>
+        <w:t>A best case happens when the pivot divides the array into two nearly equal parts at each step.</w:t>
+      </w:r>
+    </w:p>
+    <w:p>
+      <w:pPr>
+        <w:jc w:val="both"/>
+        <w:rPr>
+          <w:rFonts w:ascii="Times New Roman" w:hAnsi="Times New Roman" w:cs="Times New Roman"/>
+        </w:rPr>
+      </w:pPr>
+      <w:r>
+        <w:rPr>
+          <w:rFonts w:ascii="Times New Roman" w:hAnsi="Times New Roman" w:cs="Times New Roman"/>
+        </w:rPr>
+        <w:t>Take the input:</w:t>
+      </w:r>
+    </w:p>
+    <w:p>
+      <w:pPr>
+        <w:jc w:val="both"/>
+        <w:rPr>
+          <w:rFonts w:ascii="Times New Roman" w:hAnsi="Times New Roman" w:cs="Times New Roman"/>
+        </w:rPr>
+      </w:pPr>
+      <w:r>
+        <w:rPr>
+          <w:rFonts w:ascii="Times New Roman" w:hAnsi="Times New Roman" w:cs="Times New Roman"/>
+        </w:rPr>
+        <w:t>[4, 2, 6, 1, 3, 5, 7]</w:t>
+      </w:r>
+    </w:p>
+    <w:p>
+      <w:pPr>
+        <w:rPr>
+          <w:rFonts w:ascii="Times New Roman" w:hAnsi="Times New Roman" w:cs="Times New Roman"/>
+        </w:rPr>
+      </w:pPr>
+      <w:r>
+        <w:rPr>
+          <w:rFonts w:ascii="Times New Roman" w:hAnsi="Times New Roman" w:cs="Times New Roman"/>
+        </w:rPr>
+        <w:lastRenderedPageBreak/>
+        <w:t>Assume the random pivot chosen first is 4.</w:t>
+      </w:r>
+    </w:p>
+    <w:p>
+      <w:pPr>
+        <w:rPr>
+          <w:rFonts w:ascii="Times New Roman" w:hAnsi="Times New Roman" w:cs="Times New Roman"/>
+        </w:rPr>
+      </w:pPr>
+      <w:r>
+        <w:rPr>
+          <w:rFonts w:ascii="Times New Roman" w:hAnsi="Times New Roman" w:cs="Times New Roman"/>
+          <w:b/>
+          <w:bCs/>
+        </w:rPr>
+        <w:t>Step 1:</w:t>
+      </w:r>
+      <w:r>
+        <w:rPr>
+          <w:rFonts w:ascii="Times New Roman" w:hAnsi="Times New Roman" w:cs="Times New Roman"/>
+        </w:rPr>
+        <w:t xml:space="preserve"> Partition around pivot 4</w:t>
+      </w:r>
+      <w:r>
+        <w:rPr>
+          <w:rFonts w:ascii="Times New Roman" w:hAnsi="Times New Roman" w:cs="Times New Roman"/>
+        </w:rPr>
+        <w:br/>
+        <w:t>Smaller elements go left, larger elements go right.</w:t>
+      </w:r>
+    </w:p>
+    <w:p>
+      <w:pPr>
+        <w:rPr>
+          <w:rFonts w:ascii="Times New Roman" w:hAnsi="Times New Roman" w:cs="Times New Roman"/>
+        </w:rPr>
+      </w:pPr>
+      <w:r>
+        <w:rPr>
+          <w:rFonts w:ascii="Times New Roman" w:hAnsi="Times New Roman" w:cs="Times New Roman"/>
+        </w:rPr>
+        <w:t>[2, 1, 3, 4, 6, 5, 7]</w:t>
+      </w:r>
+    </w:p>
+    <w:p>
+      <w:pPr>
+        <w:rPr>
+          <w:rFonts w:ascii="Times New Roman" w:hAnsi="Times New Roman" w:cs="Times New Roman"/>
+        </w:rPr>
+      </w:pPr>
+      <w:r>
+        <w:rPr>
+          <w:rFonts w:ascii="Times New Roman" w:hAnsi="Times New Roman" w:cs="Times New Roman"/>
+        </w:rPr>
+        <w:t>Now we recursively sort:</w:t>
+      </w:r>
+    </w:p>
+    <w:p>
+      <w:pPr>
+        <w:numPr>
+          <w:ilvl w:val="0"/>
+          <w:numId w:val="6"/>
+        </w:numPr>
+        <w:rPr>
+          <w:rFonts w:ascii="Times New Roman" w:hAnsi="Times New Roman" w:cs="Times New Roman"/>
+        </w:rPr>
+      </w:pPr>
+      <w:r>
+        <w:rPr>
+          <w:rFonts w:ascii="Times New Roman" w:hAnsi="Times New Roman" w:cs="Times New Roman"/>
+        </w:rPr>
+        <w:t xml:space="preserve">Left subarray: [2, 1, 3] </w:t>
+      </w:r>
+    </w:p>
+    <w:p>
+      <w:pPr>
+        <w:numPr>
+          <w:ilvl w:val="0"/>
+          <w:numId w:val="6"/>
+        </w:numPr>
+        <w:rPr>
+          <w:rFonts w:ascii="Times New Roman" w:hAnsi="Times New Roman" w:cs="Times New Roman"/>
+        </w:rPr>
+      </w:pPr>
+      <w:r>
+        <w:rPr>
+          <w:rFonts w:ascii="Times New Roman" w:hAnsi="Times New Roman" w:cs="Times New Roman"/>
+        </w:rPr>
+        <w:t xml:space="preserve">Right subarray: [6, 5, 7] </w:t>
+      </w:r>
+    </w:p>
+    <w:p>
+      <w:pPr>
+        <w:rPr>
+          <w:rFonts w:ascii="Times New Roman" w:hAnsi="Times New Roman" w:cs="Times New Roman"/>
+        </w:rPr>
+      </w:pPr>
+      <w:r>
+        <w:rPr>
+          <w:rFonts w:ascii="Times New Roman" w:hAnsi="Times New Roman" w:cs="Times New Roman"/>
+          <w:b/>
+          <w:bCs/>
+        </w:rPr>
+        <w:t>Step 2:</w:t>
+      </w:r>
+      <w:r>
+        <w:rPr>
+          <w:rFonts w:ascii="Times New Roman" w:hAnsi="Times New Roman" w:cs="Times New Roman"/>
+        </w:rPr>
+        <w:t xml:space="preserve"> Sort left subarray [2, 1, 3]</w:t>
+      </w:r>
+      <w:r>
+        <w:rPr>
+          <w:rFonts w:ascii="Times New Roman" w:hAnsi="Times New Roman" w:cs="Times New Roman"/>
+        </w:rPr>
+        <w:br/>
+        <w:t>Assume pivot = 2</w:t>
+      </w:r>
+    </w:p>
+    <w:p>
+      <w:pPr>
+        <w:rPr>
+          <w:rFonts w:ascii="Times New Roman" w:hAnsi="Times New Roman" w:cs="Times New Roman"/>
+        </w:rPr>
+      </w:pPr>
+      <w:r>
+        <w:rPr>
+          <w:rFonts w:ascii="Times New Roman" w:hAnsi="Times New Roman" w:cs="Times New Roman"/>
+        </w:rPr>
+        <w:t>After partition:</w:t>
+      </w:r>
+    </w:p>
+    <w:p>
+      <w:pPr>
+        <w:rPr>
+          <w:rFonts w:ascii="Times New Roman" w:hAnsi="Times New Roman" w:cs="Times New Roman"/>
+        </w:rPr>
+      </w:pPr>
+      <w:r>
+        <w:rPr>
+          <w:rFonts w:ascii="Times New Roman" w:hAnsi="Times New Roman" w:cs="Times New Roman"/>
+        </w:rPr>
+        <w:t>[1, 2, 3]</w:t>
+      </w:r>
+    </w:p>
+    <w:p>
+      <w:pPr>
+        <w:rPr>
+          <w:rFonts w:ascii="Times New Roman" w:hAnsi="Times New Roman" w:cs="Times New Roman"/>
+        </w:rPr>
+      </w:pPr>
+      <w:r>
+        <w:rPr>
+          <w:rFonts w:ascii="Times New Roman" w:hAnsi="Times New Roman" w:cs="Times New Roman"/>
+          <w:b/>
+          <w:bCs/>
+        </w:rPr>
+        <w:t>Step 3:</w:t>
+      </w:r>
+      <w:r>
+        <w:rPr>
+          <w:rFonts w:ascii="Times New Roman" w:hAnsi="Times New Roman" w:cs="Times New Roman"/>
+        </w:rPr>
+        <w:t xml:space="preserve"> Sort right subarray [6, 5, 7]</w:t>
+      </w:r>
+      <w:r>
+        <w:rPr>
+          <w:rFonts w:ascii="Times New Roman" w:hAnsi="Times New Roman" w:cs="Times New Roman"/>
+        </w:rPr>
+        <w:br/>
+        <w:t>Assume pivot = 6</w:t>
+      </w:r>
+    </w:p>
+    <w:p>
+      <w:pPr>
+        <w:rPr>
+          <w:rFonts w:ascii="Times New Roman" w:hAnsi="Times New Roman" w:cs="Times New Roman"/>
+        </w:rPr>
+      </w:pPr>
+      <w:r>
+        <w:rPr>
+          <w:rFonts w:ascii="Times New Roman" w:hAnsi="Times New Roman" w:cs="Times New Roman"/>
+        </w:rPr>
+        <w:t>After partition:</w:t>
+      </w:r>
+    </w:p>
+    <w:p>
+      <w:pPr>
+        <w:rPr>
+          <w:rFonts w:ascii="Times New Roman" w:hAnsi="Times New Roman" w:cs="Times New Roman"/>
+        </w:rPr>
+      </w:pPr>
+      <w:r>
+        <w:rPr>
+          <w:rFonts w:ascii="Times New Roman" w:hAnsi="Times New Roman" w:cs="Times New Roman"/>
+        </w:rPr>
+        <w:t>[5, 6, 7]</w:t>
+      </w:r>
+    </w:p>
+    <w:p>
+      <w:pPr>
+        <w:rPr>
+          <w:rFonts w:ascii="Times New Roman" w:hAnsi="Times New Roman" w:cs="Times New Roman"/>
+        </w:rPr>
+      </w:pPr>
+      <w:r>
+        <w:rPr>
+          <w:rFonts w:ascii="Times New Roman" w:hAnsi="Times New Roman" w:cs="Times New Roman"/>
+        </w:rPr>
+        <w:t>So the final sorted array is:</w:t>
+      </w:r>
+    </w:p>
+    <w:p>
+      <w:pPr>
+        <w:rPr>
+          <w:rFonts w:ascii="Times New Roman" w:hAnsi="Times New Roman" w:cs="Times New Roman"/>
+        </w:rPr>
+      </w:pPr>
+      <w:r>
+        <w:rPr>
+          <w:rFonts w:ascii="Times New Roman" w:hAnsi="Times New Roman" w:cs="Times New Roman"/>
+        </w:rPr>
+        <w:t>[1, 2, 3, 4, 5, 6, 7]</w:t>
+      </w:r>
+    </w:p>
+    <w:p>
+      <w:pPr>
+        <w:rPr>
+          <w:rFonts w:ascii="Times New Roman" w:hAnsi="Times New Roman" w:cs="Times New Roman"/>
+        </w:rPr>
+      </w:pPr>
+      <w:r>
+        <w:rPr>
+          <w:rFonts w:ascii="Times New Roman" w:hAnsi="Times New Roman" w:cs="Times New Roman"/>
+        </w:rPr>
+        <w:t>This is the best case because the pivot creates balanced partitions, so the recursion depth stays small and the work is distributed evenly.</w:t>
+      </w:r>
+    </w:p>
+    <w:p>
+      <w:pPr>
+        <w:jc w:val="both"/>
+        <w:rPr>
+          <w:rFonts w:ascii="Times New Roman" w:hAnsi="Times New Roman" w:cs="Times New Roman"/>
+          <w:b/>
+          <w:bCs/>
+        </w:rPr>
+      </w:pPr>
+      <w:r>
+        <w:rPr>
+          <w:rFonts w:ascii="Times New Roman" w:hAnsi="Times New Roman" w:cs="Times New Roman"/>
+          <w:b/>
+          <w:bCs/>
+        </w:rPr>
+        <w:t>(b) Worst Case Trace</w:t>
+      </w:r>
+    </w:p>
+    <w:p>
+      <w:pPr>
+        <w:jc w:val="both"/>
+        <w:rPr>
+          <w:rFonts w:ascii="Times New Roman" w:hAnsi="Times New Roman" w:cs="Times New Roman"/>
+        </w:rPr>
+      </w:pPr>
+      <w:r>
+        <w:rPr>
+          <w:rFonts w:ascii="Times New Roman" w:hAnsi="Times New Roman" w:cs="Times New Roman"/>
+        </w:rPr>
+        <w:t>A worst case happens when the pivot always becomes the smallest or largest element, so one side has almost all the elements and the other side is empty.</w:t>
+      </w:r>
+    </w:p>
+    <w:p>
+      <w:pPr>
+        <w:jc w:val="both"/>
+        <w:rPr>
+          <w:rFonts w:ascii="Times New Roman" w:hAnsi="Times New Roman" w:cs="Times New Roman"/>
+        </w:rPr>
+      </w:pPr>
+      <w:r>
+        <w:rPr>
+          <w:rFonts w:ascii="Times New Roman" w:hAnsi="Times New Roman" w:cs="Times New Roman"/>
+        </w:rPr>
+        <w:t>Take the input:</w:t>
+      </w:r>
+    </w:p>
+    <w:p>
+      <w:pPr>
+        <w:jc w:val="both"/>
+        <w:rPr>
+          <w:rFonts w:ascii="Times New Roman" w:hAnsi="Times New Roman" w:cs="Times New Roman"/>
+        </w:rPr>
+      </w:pPr>
+      <w:r>
+        <w:rPr>
+          <w:rFonts w:ascii="Times New Roman" w:hAnsi="Times New Roman" w:cs="Times New Roman"/>
+        </w:rPr>
+        <w:t>[7, 6, 5, 4, 3, 2, 1]</w:t>
+      </w:r>
+    </w:p>
+    <w:p>
+      <w:pPr>
+        <w:jc w:val="both"/>
+        <w:rPr>
+          <w:rFonts w:ascii="Times New Roman" w:hAnsi="Times New Roman" w:cs="Times New Roman"/>
+        </w:rPr>
+      </w:pPr>
+      <w:r>
+        <w:rPr>
+          <w:rFonts w:ascii="Times New Roman" w:hAnsi="Times New Roman" w:cs="Times New Roman"/>
+        </w:rPr>
+        <w:t>Assume the first pivot chosen is 1.</w:t>
+      </w:r>
+    </w:p>
+    <w:p>
+      <w:pPr>
+        <w:jc w:val="both"/>
+        <w:rPr>
+          <w:rFonts w:ascii="Times New Roman" w:hAnsi="Times New Roman" w:cs="Times New Roman"/>
+        </w:rPr>
+      </w:pPr>
+      <w:r>
+        <w:rPr>
+          <w:rFonts w:ascii="Times New Roman" w:hAnsi="Times New Roman" w:cs="Times New Roman"/>
+          <w:b/>
+          <w:bCs/>
+        </w:rPr>
+        <w:t>Step 1:</w:t>
+      </w:r>
+      <w:r>
+        <w:rPr>
+          <w:rFonts w:ascii="Times New Roman" w:hAnsi="Times New Roman" w:cs="Times New Roman"/>
+        </w:rPr>
+        <w:t xml:space="preserve"> Partition around pivot 1</w:t>
+      </w:r>
+    </w:p>
+    <w:p>
+      <w:pPr>
+        <w:jc w:val="both"/>
+        <w:rPr>
+          <w:rFonts w:ascii="Times New Roman" w:hAnsi="Times New Roman" w:cs="Times New Roman"/>
+        </w:rPr>
+      </w:pPr>
+      <w:r>
+        <w:rPr>
+          <w:rFonts w:ascii="Times New Roman" w:hAnsi="Times New Roman" w:cs="Times New Roman"/>
+        </w:rPr>
+        <w:t>[1, 6, 5, 4, 3, 2, 7]</w:t>
+      </w:r>
+    </w:p>
+    <w:p>
+      <w:pPr>
+        <w:jc w:val="both"/>
+        <w:rPr>
+          <w:rFonts w:ascii="Times New Roman" w:hAnsi="Times New Roman" w:cs="Times New Roman"/>
+        </w:rPr>
+      </w:pPr>
+      <w:r>
+        <w:rPr>
+          <w:rFonts w:ascii="Times New Roman" w:hAnsi="Times New Roman" w:cs="Times New Roman"/>
+        </w:rPr>
+        <w:t>Now the partitions are:</w:t>
+      </w:r>
+    </w:p>
+    <w:p>
+      <w:pPr>
+        <w:numPr>
+          <w:ilvl w:val="0"/>
+          <w:numId w:val="7"/>
+        </w:numPr>
+        <w:jc w:val="both"/>
+        <w:rPr>
+          <w:rFonts w:ascii="Times New Roman" w:hAnsi="Times New Roman" w:cs="Times New Roman"/>
+        </w:rPr>
+      </w:pPr>
+      <w:r>
+        <w:rPr>
+          <w:rFonts w:ascii="Times New Roman" w:hAnsi="Times New Roman" w:cs="Times New Roman"/>
+        </w:rPr>
+        <w:t xml:space="preserve">Left subarray: [] </w:t>
+      </w:r>
+    </w:p>
+    <w:p>
+      <w:pPr>
+        <w:numPr>
+          <w:ilvl w:val="0"/>
+          <w:numId w:val="7"/>
+        </w:numPr>
+        <w:jc w:val="both"/>
+        <w:rPr>
+          <w:rFonts w:ascii="Times New Roman" w:hAnsi="Times New Roman" w:cs="Times New Roman"/>
+        </w:rPr>
+      </w:pPr>
+      <w:r>
+        <w:rPr>
+          <w:rFonts w:ascii="Times New Roman" w:hAnsi="Times New Roman" w:cs="Times New Roman"/>
+        </w:rPr>
+        <w:t xml:space="preserve">Right subarray: [6, 5, 4, 3, 2, 7] </w:t>
+      </w:r>
+    </w:p>
+    <w:p>
+      <w:pPr>
+        <w:jc w:val="both"/>
+        <w:rPr>
+          <w:rFonts w:ascii="Times New Roman" w:hAnsi="Times New Roman" w:cs="Times New Roman"/>
+        </w:rPr>
+      </w:pPr>
+      <w:r>
+        <w:rPr>
+          <w:rFonts w:ascii="Times New Roman" w:hAnsi="Times New Roman" w:cs="Times New Roman"/>
+        </w:rPr>
+        <w:t>Next assume the pivot becomes 7.</w:t>
+      </w:r>
+    </w:p>
+    <w:p>
+      <w:pPr>
+        <w:jc w:val="both"/>
+        <w:rPr>
+          <w:rFonts w:ascii="Times New Roman" w:hAnsi="Times New Roman" w:cs="Times New Roman"/>
+        </w:rPr>
+      </w:pPr>
+      <w:r>
+        <w:rPr>
+          <w:rFonts w:ascii="Times New Roman" w:hAnsi="Times New Roman" w:cs="Times New Roman"/>
+          <w:b/>
+          <w:bCs/>
+        </w:rPr>
+        <w:lastRenderedPageBreak/>
+        <w:t>Step 2:</w:t>
+      </w:r>
+      <w:r>
+        <w:rPr>
+          <w:rFonts w:ascii="Times New Roman" w:hAnsi="Times New Roman" w:cs="Times New Roman"/>
+        </w:rPr>
+        <w:t xml:space="preserve"> Partition around pivot 7</w:t>
+      </w:r>
+    </w:p>
+    <w:p>
+      <w:pPr>
+        <w:jc w:val="both"/>
+        <w:rPr>
+          <w:rFonts w:ascii="Times New Roman" w:hAnsi="Times New Roman" w:cs="Times New Roman"/>
+        </w:rPr>
+      </w:pPr>
+      <w:r>
+        <w:rPr>
+          <w:rFonts w:ascii="Times New Roman" w:hAnsi="Times New Roman" w:cs="Times New Roman"/>
+        </w:rPr>
+        <w:t>[6, 5, 4, 3, 2, 7]</w:t>
+      </w:r>
+    </w:p>
+    <w:p>
+      <w:pPr>
+        <w:jc w:val="both"/>
+        <w:rPr>
+          <w:rFonts w:ascii="Times New Roman" w:hAnsi="Times New Roman" w:cs="Times New Roman"/>
+        </w:rPr>
+      </w:pPr>
+      <w:r>
+        <w:rPr>
+          <w:rFonts w:ascii="Times New Roman" w:hAnsi="Times New Roman" w:cs="Times New Roman"/>
+        </w:rPr>
+        <w:t>Now the partitions are:</w:t>
+      </w:r>
+    </w:p>
+    <w:p>
+      <w:pPr>
+        <w:numPr>
+          <w:ilvl w:val="0"/>
+          <w:numId w:val="8"/>
+        </w:numPr>
+        <w:jc w:val="both"/>
+        <w:rPr>
+          <w:rFonts w:ascii="Times New Roman" w:hAnsi="Times New Roman" w:cs="Times New Roman"/>
+        </w:rPr>
+      </w:pPr>
+      <w:r>
+        <w:rPr>
+          <w:rFonts w:ascii="Times New Roman" w:hAnsi="Times New Roman" w:cs="Times New Roman"/>
+        </w:rPr>
+        <w:t xml:space="preserve">Left subarray: [6, 5, 4, 3, 2] </w:t>
+      </w:r>
+    </w:p>
+    <w:p>
+      <w:pPr>
+        <w:numPr>
+          <w:ilvl w:val="0"/>
+          <w:numId w:val="8"/>
+        </w:numPr>
+        <w:jc w:val="both"/>
+        <w:rPr>
+          <w:rFonts w:ascii="Times New Roman" w:hAnsi="Times New Roman" w:cs="Times New Roman"/>
+        </w:rPr>
+      </w:pPr>
+      <w:r>
+        <w:rPr>
+          <w:rFonts w:ascii="Times New Roman" w:hAnsi="Times New Roman" w:cs="Times New Roman"/>
+        </w:rPr>
+        <w:t xml:space="preserve">Right subarray: [] </w:t>
+      </w:r>
+    </w:p>
+    <w:p>
+      <w:pPr>
+        <w:jc w:val="both"/>
+        <w:rPr>
+          <w:rFonts w:ascii="Times New Roman" w:hAnsi="Times New Roman" w:cs="Times New Roman"/>
+        </w:rPr>
+      </w:pPr>
+      <w:r>
+        <w:rPr>
+          <w:rFonts w:ascii="Times New Roman" w:hAnsi="Times New Roman" w:cs="Times New Roman"/>
+        </w:rPr>
+        <w:t>If this keeps happening, each recursive call only reduces the problem size by 1. That creates a long recursion chain, which leads to quadratic time.</w:t>
+      </w:r>
+    </w:p>
+    <w:p>
+      <w:pPr>
+        <w:jc w:val="both"/>
+        <w:rPr>
+          <w:rFonts w:ascii="Times New Roman" w:hAnsi="Times New Roman" w:cs="Times New Roman"/>
+          <w:b/>
+          <w:bCs/>
+        </w:rPr>
+      </w:pPr>
+      <w:r>
+        <w:rPr>
+          <w:rFonts w:ascii="Times New Roman" w:hAnsi="Times New Roman" w:cs="Times New Roman"/>
+          <w:b/>
+          <w:bCs/>
+        </w:rPr>
+        <w:t>(c) Average Case Trace</w:t>
+      </w:r>
+    </w:p>
+    <w:p>
+      <w:pPr>
+        <w:jc w:val="both"/>
+        <w:rPr>
+          <w:rFonts w:ascii="Times New Roman" w:hAnsi="Times New Roman" w:cs="Times New Roman"/>
+        </w:rPr>
+      </w:pPr>
+      <w:r>
+        <w:rPr>
+          <w:rFonts w:ascii="Times New Roman" w:hAnsi="Times New Roman" w:cs="Times New Roman"/>
+        </w:rPr>
+        <w:t>An average case happens when the pivot choices are not perfect, but also not extremely bad.</w:t>
+      </w:r>
+    </w:p>
+    <w:p>
+      <w:pPr>
+        <w:jc w:val="both"/>
+        <w:rPr>
+          <w:rFonts w:ascii="Times New Roman" w:hAnsi="Times New Roman" w:cs="Times New Roman"/>
+        </w:rPr>
+      </w:pPr>
+      <w:r>
+        <w:rPr>
+          <w:rFonts w:ascii="Times New Roman" w:hAnsi="Times New Roman" w:cs="Times New Roman"/>
+        </w:rPr>
+        <w:t>Take the input:</w:t>
+      </w:r>
+    </w:p>
+    <w:p>
+      <w:pPr>
+        <w:jc w:val="both"/>
+        <w:rPr>
+          <w:rFonts w:ascii="Times New Roman" w:hAnsi="Times New Roman" w:cs="Times New Roman"/>
+        </w:rPr>
+      </w:pPr>
+      <w:r>
+        <w:rPr>
+          <w:rFonts w:ascii="Times New Roman" w:hAnsi="Times New Roman" w:cs="Times New Roman"/>
+        </w:rPr>
+        <w:t>[6, 2, 8, 4, 7, 1]</w:t>
+      </w:r>
+    </w:p>
+    <w:p>
+      <w:pPr>
+        <w:jc w:val="both"/>
+        <w:rPr>
+          <w:rFonts w:ascii="Times New Roman" w:hAnsi="Times New Roman" w:cs="Times New Roman"/>
+        </w:rPr>
+      </w:pPr>
+      <w:r>
+        <w:rPr>
+          <w:rFonts w:ascii="Times New Roman" w:hAnsi="Times New Roman" w:cs="Times New Roman"/>
+        </w:rPr>
+        <w:t>Assume the first pivot chosen is 4.</w:t>
+      </w:r>
+    </w:p>
+    <w:p>
+      <w:pPr>
+        <w:jc w:val="both"/>
+        <w:rPr>
+          <w:rFonts w:ascii="Times New Roman" w:hAnsi="Times New Roman" w:cs="Times New Roman"/>
+        </w:rPr>
+      </w:pPr>
+      <w:r>
+        <w:rPr>
+          <w:rFonts w:ascii="Times New Roman" w:hAnsi="Times New Roman" w:cs="Times New Roman"/>
+          <w:b/>
+          <w:bCs/>
+        </w:rPr>
+        <w:t>Step 1:</w:t>
+      </w:r>
+      <w:r>
+        <w:rPr>
+          <w:rFonts w:ascii="Times New Roman" w:hAnsi="Times New Roman" w:cs="Times New Roman"/>
+        </w:rPr>
+        <w:t xml:space="preserve"> Partition around pivot 4</w:t>
+      </w:r>
+    </w:p>
+    <w:p>
+      <w:pPr>
+        <w:jc w:val="both"/>
+        <w:rPr>
+          <w:rFonts w:ascii="Times New Roman" w:hAnsi="Times New Roman" w:cs="Times New Roman"/>
+        </w:rPr>
+      </w:pPr>
+      <w:r>
+        <w:rPr>
+          <w:rFonts w:ascii="Times New Roman" w:hAnsi="Times New Roman" w:cs="Times New Roman"/>
+        </w:rPr>
+        <w:t>Elements smaller than or equal to 4 go left:</w:t>
+      </w:r>
+    </w:p>
+    <w:p>
+      <w:pPr>
+        <w:jc w:val="both"/>
+        <w:rPr>
+          <w:rFonts w:ascii="Times New Roman" w:hAnsi="Times New Roman" w:cs="Times New Roman"/>
+        </w:rPr>
+      </w:pPr>
+      <w:r>
+        <w:rPr>
+          <w:rFonts w:ascii="Times New Roman" w:hAnsi="Times New Roman" w:cs="Times New Roman"/>
+        </w:rPr>
+        <w:t>[2, 1, 4, 6, 7, 8]</w:t>
+      </w:r>
+    </w:p>
+    <w:p>
+      <w:pPr>
+        <w:jc w:val="both"/>
+        <w:rPr>
+          <w:rFonts w:ascii="Times New Roman" w:hAnsi="Times New Roman" w:cs="Times New Roman"/>
+        </w:rPr>
+      </w:pPr>
+      <w:r>
+        <w:rPr>
+          <w:rFonts w:ascii="Times New Roman" w:hAnsi="Times New Roman" w:cs="Times New Roman"/>
+        </w:rPr>
+        <w:t>Now recursively sort:</w:t>
+      </w:r>
+    </w:p>
+    <w:p>
+      <w:pPr>
+        <w:numPr>
+          <w:ilvl w:val="0"/>
+          <w:numId w:val="9"/>
+        </w:numPr>
+        <w:jc w:val="both"/>
+        <w:rPr>
+          <w:rFonts w:ascii="Times New Roman" w:hAnsi="Times New Roman" w:cs="Times New Roman"/>
+        </w:rPr>
+      </w:pPr>
+      <w:r>
+        <w:rPr>
+          <w:rFonts w:ascii="Times New Roman" w:hAnsi="Times New Roman" w:cs="Times New Roman"/>
+        </w:rPr>
+        <w:t xml:space="preserve">Left subarray: [2, 1] </w:t>
+      </w:r>
+    </w:p>
+    <w:p>
+      <w:pPr>
+        <w:numPr>
+          <w:ilvl w:val="0"/>
+          <w:numId w:val="9"/>
+        </w:numPr>
+        <w:jc w:val="both"/>
+        <w:rPr>
+          <w:rFonts w:ascii="Times New Roman" w:hAnsi="Times New Roman" w:cs="Times New Roman"/>
+        </w:rPr>
+      </w:pPr>
+      <w:r>
+        <w:rPr>
+          <w:rFonts w:ascii="Times New Roman" w:hAnsi="Times New Roman" w:cs="Times New Roman"/>
+        </w:rPr>
+        <w:t xml:space="preserve">Right subarray: [6, 7, 8] </w:t>
+      </w:r>
+    </w:p>
+    <w:p>
+      <w:pPr>
+        <w:rPr>
+          <w:rFonts w:ascii="Times New Roman" w:hAnsi="Times New Roman" w:cs="Times New Roman"/>
+        </w:rPr>
+      </w:pPr>
+      <w:r>
+        <w:rPr>
+          <w:rFonts w:ascii="Times New Roman" w:hAnsi="Times New Roman" w:cs="Times New Roman"/>
+          <w:b/>
+          <w:bCs/>
+        </w:rPr>
+        <w:t>Step 2:</w:t>
+      </w:r>
+      <w:r>
+        <w:rPr>
+          <w:rFonts w:ascii="Times New Roman" w:hAnsi="Times New Roman" w:cs="Times New Roman"/>
+        </w:rPr>
+        <w:t xml:space="preserve"> Sort left subarray [2, 1]</w:t>
+      </w:r>
+      <w:r>
+        <w:rPr>
+          <w:rFonts w:ascii="Times New Roman" w:hAnsi="Times New Roman" w:cs="Times New Roman"/>
+        </w:rPr>
+        <w:br/>
+        <w:t>Assume pivot = 1</w:t>
+      </w:r>
+    </w:p>
+    <w:p>
+      <w:pPr>
+        <w:rPr>
+          <w:rFonts w:ascii="Times New Roman" w:hAnsi="Times New Roman" w:cs="Times New Roman"/>
+        </w:rPr>
+      </w:pPr>
+      <w:r>
+        <w:rPr>
+          <w:rFonts w:ascii="Times New Roman" w:hAnsi="Times New Roman" w:cs="Times New Roman"/>
+        </w:rPr>
+        <w:t>After partition:</w:t>
+      </w:r>
+    </w:p>
+    <w:p>
+      <w:pPr>
+        <w:rPr>
+          <w:rFonts w:ascii="Times New Roman" w:hAnsi="Times New Roman" w:cs="Times New Roman"/>
+        </w:rPr>
+      </w:pPr>
+      <w:r>
+        <w:rPr>
+          <w:rFonts w:ascii="Times New Roman" w:hAnsi="Times New Roman" w:cs="Times New Roman"/>
+        </w:rPr>
+        <w:t>[1, 2]</w:t>
+      </w:r>
+    </w:p>
+    <w:p>
+      <w:pPr>
+        <w:rPr>
+          <w:rFonts w:ascii="Times New Roman" w:hAnsi="Times New Roman" w:cs="Times New Roman"/>
+        </w:rPr>
+      </w:pPr>
+      <w:r>
+        <w:rPr>
+          <w:rFonts w:ascii="Times New Roman" w:hAnsi="Times New Roman" w:cs="Times New Roman"/>
+          <w:b/>
+          <w:bCs/>
+        </w:rPr>
+        <w:t>Step 3:</w:t>
+      </w:r>
+      <w:r>
+        <w:rPr>
+          <w:rFonts w:ascii="Times New Roman" w:hAnsi="Times New Roman" w:cs="Times New Roman"/>
+        </w:rPr>
+        <w:t xml:space="preserve"> Sort right subarray [6, 7, 8]</w:t>
+      </w:r>
+      <w:r>
+        <w:rPr>
+          <w:rFonts w:ascii="Times New Roman" w:hAnsi="Times New Roman" w:cs="Times New Roman"/>
+        </w:rPr>
+        <w:br/>
+        <w:t>Assume pivot = 7</w:t>
+      </w:r>
+    </w:p>
+    <w:p>
+      <w:pPr>
+        <w:rPr>
+          <w:rFonts w:ascii="Times New Roman" w:hAnsi="Times New Roman" w:cs="Times New Roman"/>
+        </w:rPr>
+      </w:pPr>
+      <w:r>
+        <w:rPr>
+          <w:rFonts w:ascii="Times New Roman" w:hAnsi="Times New Roman" w:cs="Times New Roman"/>
+        </w:rPr>
+        <w:t>After partition:</w:t>
+      </w:r>
+    </w:p>
+    <w:p>
+      <w:pPr>
+        <w:rPr>
+          <w:rFonts w:ascii="Times New Roman" w:hAnsi="Times New Roman" w:cs="Times New Roman"/>
+        </w:rPr>
+      </w:pPr>
+      <w:r>
+        <w:rPr>
+          <w:rFonts w:ascii="Times New Roman" w:hAnsi="Times New Roman" w:cs="Times New Roman"/>
+        </w:rPr>
+        <w:t>[6, 7, 8]</w:t>
+      </w:r>
+    </w:p>
+    <w:p>
+      <w:pPr>
+        <w:rPr>
+          <w:rFonts w:ascii="Times New Roman" w:hAnsi="Times New Roman" w:cs="Times New Roman"/>
+        </w:rPr>
+      </w:pPr>
+      <w:r>
+        <w:rPr>
+          <w:rFonts w:ascii="Times New Roman" w:hAnsi="Times New Roman" w:cs="Times New Roman"/>
+        </w:rPr>
+        <w:t>Final sorted array:</w:t>
+      </w:r>
+    </w:p>
+    <w:p>
+      <w:pPr>
+        <w:rPr>
+          <w:rFonts w:ascii="Times New Roman" w:hAnsi="Times New Roman" w:cs="Times New Roman"/>
+        </w:rPr>
+      </w:pPr>
+      <w:r>
+        <w:rPr>
+          <w:rFonts w:ascii="Times New Roman" w:hAnsi="Times New Roman" w:cs="Times New Roman"/>
+        </w:rPr>
+        <w:t>[1, 2, 4, 6, 7, 8]</w:t>
+      </w:r>
+    </w:p>
+    <w:p>
+      <w:pPr>
+        <w:rPr>
+          <w:rFonts w:ascii="Times New Roman" w:hAnsi="Times New Roman" w:cs="Times New Roman"/>
+        </w:rPr>
+      </w:pPr>
+      <w:r>
+        <w:rPr>
+          <w:rFonts w:ascii="Times New Roman" w:hAnsi="Times New Roman" w:cs="Times New Roman"/>
+        </w:rPr>
+        <w:t>This is an average case because the pivot gives reasonably balanced partitions, but not necessarily perfectly equal ones.</w:t>
+      </w:r>
+    </w:p>
+    <w:p>
+      <w:pPr>
+        <w:jc w:val="both"/>
+        <w:rPr>
+          <w:rFonts w:ascii="Times New Roman" w:hAnsi="Times New Roman" w:cs="Times New Roman"/>
+          <w:b/>
+          <w:bCs/>
+        </w:rPr>
+      </w:pPr>
+      <w:r>
+        <w:rPr>
+          <w:rFonts w:ascii="Times New Roman" w:hAnsi="Times New Roman" w:cs="Times New Roman"/>
+          <w:b/>
+          <w:bCs/>
+        </w:rPr>
+        <w:lastRenderedPageBreak/>
+        <w:t>Problem 2. Randomized Quicksort Recurrence Relations</w:t>
+      </w:r>
+    </w:p>
+    <w:p>
+      <w:pPr>
+        <w:jc w:val="both"/>
+        <w:rPr>
+          <w:rFonts w:ascii="Times New Roman" w:hAnsi="Times New Roman" w:cs="Times New Roman"/>
+        </w:rPr>
+      </w:pPr>
+      <w:r>
+        <w:rPr>
+          <w:rFonts w:ascii="Times New Roman" w:hAnsi="Times New Roman" w:cs="Times New Roman"/>
+        </w:rPr>
+        <w:t xml:space="preserve">The recurrence relation for Randomized Quicksort depends on how the pivot splits the array. The partition step itself takes linear time, because every element is compared with the pivot once. </w:t>
+      </w:r>
+    </w:p>
+    <w:p>
+      <w:pPr>
+        <w:jc w:val="both"/>
+        <w:rPr>
+          <w:rFonts w:ascii="Times New Roman" w:hAnsi="Times New Roman" w:cs="Times New Roman"/>
+          <w:b/>
+          <w:bCs/>
+        </w:rPr>
+      </w:pPr>
+      <w:r>
+        <w:rPr>
+          <w:rFonts w:ascii="Times New Roman" w:hAnsi="Times New Roman" w:cs="Times New Roman"/>
+          <w:b/>
+          <w:bCs/>
+        </w:rPr>
+        <w:t>Best Case</w:t>
+      </w:r>
+    </w:p>
+    <w:p>
+      <w:pPr>
+        <w:jc w:val="both"/>
+        <w:rPr>
+          <w:rFonts w:ascii="Times New Roman" w:hAnsi="Times New Roman" w:cs="Times New Roman"/>
+        </w:rPr>
+      </w:pPr>
+      <w:r>
+        <w:rPr>
+          <w:rFonts w:ascii="Times New Roman" w:hAnsi="Times New Roman" w:cs="Times New Roman"/>
+        </w:rPr>
+        <w:t>In the best case, the pivot divides the array into two equal halves.</w:t>
+      </w:r>
+    </w:p>
+    <w:p>
+      <w:pPr>
+        <w:jc w:val="both"/>
+        <w:rPr>
+          <w:rFonts w:ascii="Times New Roman" w:hAnsi="Times New Roman" w:cs="Times New Roman"/>
+        </w:rPr>
+      </w:pPr>
+      <w:r>
+        <w:rPr>
+          <w:rFonts w:ascii="Times New Roman" w:hAnsi="Times New Roman" w:cs="Times New Roman"/>
+        </w:rPr>
+        <w:t xml:space="preserve">T(n)=2T(n/2)+cnT(n) = 2T(n/2) + cnT(n)=2T(n/2)+cn </w:t>
+      </w:r>
+    </w:p>
+    <w:p>
+      <w:pPr>
+        <w:jc w:val="both"/>
+        <w:rPr>
+          <w:rFonts w:ascii="Times New Roman" w:hAnsi="Times New Roman" w:cs="Times New Roman"/>
+        </w:rPr>
+      </w:pPr>
+      <w:r>
+        <w:rPr>
+          <w:rFonts w:ascii="Times New Roman" w:hAnsi="Times New Roman" w:cs="Times New Roman"/>
+        </w:rPr>
+        <w:t>Here:</w:t>
+      </w:r>
+    </w:p>
+    <w:p>
+      <w:pPr>
+        <w:numPr>
+          <w:ilvl w:val="0"/>
+          <w:numId w:val="10"/>
+        </w:numPr>
+        <w:jc w:val="both"/>
+        <w:rPr>
+          <w:rFonts w:ascii="Times New Roman" w:hAnsi="Times New Roman" w:cs="Times New Roman"/>
+        </w:rPr>
+      </w:pPr>
+      <w:r>
+        <w:rPr>
+          <w:rFonts w:ascii="Times New Roman" w:hAnsi="Times New Roman" w:cs="Times New Roman"/>
+        </w:rPr>
+        <w:t xml:space="preserve">2T(n/2) is for sorting the two halves </w:t>
+      </w:r>
+    </w:p>
+    <w:p>
+      <w:pPr>
+        <w:numPr>
+          <w:ilvl w:val="0"/>
+          <w:numId w:val="10"/>
+        </w:numPr>
+        <w:jc w:val="both"/>
+        <w:rPr>
+          <w:rFonts w:ascii="Times New Roman" w:hAnsi="Times New Roman" w:cs="Times New Roman"/>
+        </w:rPr>
+      </w:pPr>
+      <w:r>
+        <w:rPr>
+          <w:rFonts w:ascii="Times New Roman" w:hAnsi="Times New Roman" w:cs="Times New Roman"/>
+        </w:rPr>
+        <w:t xml:space="preserve">cn is the cost of partitioning </w:t>
+      </w:r>
+    </w:p>
+    <w:p>
+      <w:pPr>
+        <w:jc w:val="both"/>
+        <w:rPr>
+          <w:rFonts w:ascii="Times New Roman" w:hAnsi="Times New Roman" w:cs="Times New Roman"/>
+          <w:b/>
+          <w:bCs/>
+        </w:rPr>
+      </w:pPr>
+      <w:r>
+        <w:rPr>
+          <w:rFonts w:ascii="Times New Roman" w:hAnsi="Times New Roman" w:cs="Times New Roman"/>
+          <w:b/>
+          <w:bCs/>
+        </w:rPr>
+        <w:t>Worst Case</w:t>
+      </w:r>
+    </w:p>
+    <w:p>
+      <w:pPr>
+        <w:jc w:val="both"/>
+        <w:rPr>
+          <w:rFonts w:ascii="Times New Roman" w:hAnsi="Times New Roman" w:cs="Times New Roman"/>
+        </w:rPr>
+      </w:pPr>
+      <w:r>
+        <w:rPr>
+          <w:rFonts w:ascii="Times New Roman" w:hAnsi="Times New Roman" w:cs="Times New Roman"/>
+        </w:rPr>
+        <w:t>In the worst case, one side has n - 1 elements and the other side has 0.</w:t>
+      </w:r>
+    </w:p>
+    <w:p>
+      <w:pPr>
+        <w:jc w:val="both"/>
+        <w:rPr>
+          <w:rFonts w:ascii="Times New Roman" w:hAnsi="Times New Roman" w:cs="Times New Roman"/>
+        </w:rPr>
+      </w:pPr>
+      <w:r>
+        <w:rPr>
+          <w:rFonts w:ascii="Times New Roman" w:hAnsi="Times New Roman" w:cs="Times New Roman"/>
+        </w:rPr>
+        <w:t xml:space="preserve">T(n)=T(n−1)+cnT(n) = T(n-1) + cnT(n)=T(n−1)+cn </w:t>
+      </w:r>
+    </w:p>
+    <w:p>
+      <w:pPr>
+        <w:jc w:val="both"/>
+        <w:rPr>
+          <w:rFonts w:ascii="Times New Roman" w:hAnsi="Times New Roman" w:cs="Times New Roman"/>
+        </w:rPr>
+      </w:pPr>
+      <w:r>
+        <w:rPr>
+          <w:rFonts w:ascii="Times New Roman" w:hAnsi="Times New Roman" w:cs="Times New Roman"/>
+        </w:rPr>
+        <w:t>This means the problem size decreases very slowly, so the total running time becomes much larger.</w:t>
+      </w:r>
+    </w:p>
+    <w:p>
+      <w:pPr>
+        <w:jc w:val="both"/>
+        <w:rPr>
+          <w:rFonts w:ascii="Times New Roman" w:hAnsi="Times New Roman" w:cs="Times New Roman"/>
+          <w:b/>
+          <w:bCs/>
+        </w:rPr>
+      </w:pPr>
+      <w:r>
+        <w:rPr>
+          <w:rFonts w:ascii="Times New Roman" w:hAnsi="Times New Roman" w:cs="Times New Roman"/>
+          <w:b/>
+          <w:bCs/>
+        </w:rPr>
+        <w:t>Average Case</w:t>
+      </w:r>
+    </w:p>
+    <w:p>
+      <w:pPr>
+        <w:jc w:val="both"/>
+        <w:rPr>
+          <w:rFonts w:ascii="Times New Roman" w:hAnsi="Times New Roman" w:cs="Times New Roman"/>
+        </w:rPr>
+      </w:pPr>
+      <w:r>
+        <w:rPr>
+          <w:rFonts w:ascii="Times New Roman" w:hAnsi="Times New Roman" w:cs="Times New Roman"/>
+        </w:rPr>
+        <w:t>In the average case, the pivot can land anywhere, so we take the expected cost over all possible pivot positions.</w:t>
+      </w:r>
+    </w:p>
+    <w:p>
+      <w:pPr>
+        <w:jc w:val="both"/>
+        <w:rPr>
+          <w:rFonts w:ascii="Times New Roman" w:hAnsi="Times New Roman" w:cs="Times New Roman"/>
+        </w:rPr>
+      </w:pPr>
+      <w:r>
+        <w:rPr>
+          <w:rFonts w:ascii="Times New Roman" w:hAnsi="Times New Roman" w:cs="Times New Roman"/>
+        </w:rPr>
+        <w:t xml:space="preserve">T(n)=1n∑k=0n−1(T(k)+T(n−k−1))+cnT(n) = \frac{1}{n} \sum_{k=0}^{n-1} \Big(T(k) + T(n-k-1)\Big) + cnT(n)=n1​k=0∑n−1​(T(k)+T(n−k−1))+cn </w:t>
+      </w:r>
+    </w:p>
+    <w:p>
+      <w:pPr>
+        <w:jc w:val="both"/>
+        <w:rPr>
+          <w:rFonts w:ascii="Times New Roman" w:hAnsi="Times New Roman" w:cs="Times New Roman"/>
+        </w:rPr>
+      </w:pPr>
+      <w:r>
+        <w:rPr>
+          <w:rFonts w:ascii="Times New Roman" w:hAnsi="Times New Roman" w:cs="Times New Roman"/>
+        </w:rPr>
+        <w:t>This represents the average over all possible ways the pivot can split the array.</w:t>
+      </w:r>
+    </w:p>
+    <w:p>
+      <w:pPr>
+        <w:jc w:val="both"/>
+        <w:rPr>
+          <w:rFonts w:ascii="Times New Roman" w:hAnsi="Times New Roman" w:cs="Times New Roman"/>
+        </w:rPr>
+      </w:pPr>
+    </w:p>
+    <w:p>
+      <w:pPr>
+        <w:rPr>
+          <w:rFonts w:ascii="Times New Roman" w:hAnsi="Times New Roman" w:cs="Times New Roman"/>
+          <w:b/>
+          <w:bCs/>
+        </w:rPr>
+      </w:pPr>
+      <w:r>
+        <w:rPr>
+          <w:rFonts w:ascii="Times New Roman" w:hAnsi="Times New Roman" w:cs="Times New Roman"/>
+          <w:b/>
+          <w:bCs/>
+        </w:rPr>
+        <w:t>Problem 3. Randomized Quicksort Recursion Tree and Solving the Recurrence</w:t>
+      </w:r>
+    </w:p>
+    <w:p>
+      <w:pPr>
+        <w:rPr>
+          <w:rFonts w:ascii="Times New Roman" w:hAnsi="Times New Roman" w:cs="Times New Roman"/>
+        </w:rPr>
+      </w:pPr>
+      <w:r>
+        <w:rPr>
+          <w:rFonts w:ascii="Times New Roman" w:hAnsi="Times New Roman" w:cs="Times New Roman"/>
+        </w:rPr>
+        <w:t>To understand the recurrence better, we can draw a recursion tree for the balanced case.</w:t>
+      </w:r>
+    </w:p>
+    <w:p>
+      <w:pPr>
+        <w:rPr>
+          <w:rFonts w:ascii="Times New Roman" w:hAnsi="Times New Roman" w:cs="Times New Roman"/>
+          <w:b/>
+          <w:bCs/>
+        </w:rPr>
+      </w:pPr>
+      <w:r>
+        <w:rPr>
+          <w:rFonts w:ascii="Times New Roman" w:hAnsi="Times New Roman" w:cs="Times New Roman"/>
+          <w:b/>
+          <w:bCs/>
+        </w:rPr>
+        <w:t>Balanced Recursion Tree</w:t>
+      </w:r>
+    </w:p>
+    <w:p>
+      <w:pPr>
+        <w:rPr>
+          <w:rFonts w:ascii="Times New Roman" w:hAnsi="Times New Roman" w:cs="Times New Roman"/>
+        </w:rPr>
+      </w:pPr>
+      <w:r>
+        <w:rPr>
+          <w:rFonts w:ascii="Times New Roman" w:hAnsi="Times New Roman" w:cs="Times New Roman"/>
+        </w:rPr>
+        <w:t>For the best-case recurrence:</w:t>
+      </w:r>
+    </w:p>
+    <w:p>
+      <w:pPr>
+        <w:rPr>
+          <w:rFonts w:ascii="Times New Roman" w:hAnsi="Times New Roman" w:cs="Times New Roman"/>
+        </w:rPr>
+      </w:pPr>
+      <w:r>
+        <w:rPr>
+          <w:rFonts w:ascii="Times New Roman" w:hAnsi="Times New Roman" w:cs="Times New Roman"/>
+        </w:rPr>
+        <w:t xml:space="preserve">T(n)=2T(n/2)+cnT(n) = 2T(n/2) + cnT(n)=2T(n/2)+cn </w:t>
+      </w:r>
+    </w:p>
+    <w:p>
+      <w:pPr>
+        <w:rPr>
+          <w:rFonts w:ascii="Times New Roman" w:hAnsi="Times New Roman" w:cs="Times New Roman"/>
+        </w:rPr>
+      </w:pPr>
+      <w:r>
+        <w:rPr>
+          <w:rFonts w:ascii="Times New Roman" w:hAnsi="Times New Roman" w:cs="Times New Roman"/>
+        </w:rPr>
+        <w:t>The recursion tree looks like this:</w:t>
+      </w:r>
+    </w:p>
+    <w:p>
+      <w:pPr>
+        <w:rPr>
+          <w:rFonts w:ascii="Times New Roman" w:hAnsi="Times New Roman" w:cs="Times New Roman"/>
+        </w:rPr>
+      </w:pPr>
+      <w:r>
+        <w:rPr>
+          <w:rFonts w:ascii="Times New Roman" w:hAnsi="Times New Roman" w:cs="Times New Roman"/>
+        </w:rPr>
+        <w:t>Level 0:                cn</w:t>
+      </w:r>
+      <w:r>
+        <w:rPr>
+          <w:rFonts w:ascii="Times New Roman" w:hAnsi="Times New Roman" w:cs="Times New Roman"/>
+        </w:rPr>
+        <w:br/>
+        <w:t xml:space="preserve">                      /    \</w:t>
+      </w:r>
+      <w:r>
+        <w:rPr>
+          <w:rFonts w:ascii="Times New Roman" w:hAnsi="Times New Roman" w:cs="Times New Roman"/>
+        </w:rPr>
+        <w:br/>
+        <w:t>Level 1:         c(n/2)   c(n/2)</w:t>
+      </w:r>
+      <w:r>
+        <w:rPr>
+          <w:rFonts w:ascii="Times New Roman" w:hAnsi="Times New Roman" w:cs="Times New Roman"/>
+        </w:rPr>
+        <w:br/>
+      </w:r>
+      <w:r>
+        <w:rPr>
+          <w:rFonts w:ascii="Times New Roman" w:hAnsi="Times New Roman" w:cs="Times New Roman"/>
+        </w:rPr>
+        <w:br/>
+      </w:r>
+      <w:r>
+        <w:rPr>
+          <w:rFonts w:ascii="Times New Roman" w:hAnsi="Times New Roman" w:cs="Times New Roman"/>
+        </w:rPr>
+        <w:lastRenderedPageBreak/>
+        <w:t xml:space="preserve">                 /   \      /   \</w:t>
+      </w:r>
+      <w:r>
+        <w:rPr>
+          <w:rFonts w:ascii="Times New Roman" w:hAnsi="Times New Roman" w:cs="Times New Roman"/>
+        </w:rPr>
+        <w:br/>
+        <w:t>Level 2:     c(n/4) c(n/4) c(n/4) c(n/4)</w:t>
+      </w:r>
+      <w:r>
+        <w:rPr>
+          <w:rFonts w:ascii="Times New Roman" w:hAnsi="Times New Roman" w:cs="Times New Roman"/>
+        </w:rPr>
+        <w:br/>
+      </w:r>
+      <w:r>
+        <w:rPr>
+          <w:rFonts w:ascii="Times New Roman" w:hAnsi="Times New Roman" w:cs="Times New Roman"/>
+        </w:rPr>
+        <w:br/>
+        <w:t>At each level, the total work adds up to cn.</w:t>
+      </w:r>
+    </w:p>
+    <w:p>
+      <w:pPr>
+        <w:numPr>
+          <w:ilvl w:val="0"/>
+          <w:numId w:val="11"/>
+        </w:numPr>
+        <w:rPr>
+          <w:rFonts w:ascii="Times New Roman" w:hAnsi="Times New Roman" w:cs="Times New Roman"/>
+        </w:rPr>
+      </w:pPr>
+      <w:r>
+        <w:rPr>
+          <w:rFonts w:ascii="Times New Roman" w:hAnsi="Times New Roman" w:cs="Times New Roman"/>
+        </w:rPr>
+        <w:t xml:space="preserve">Level 0 total work = cn </w:t>
+      </w:r>
+    </w:p>
+    <w:p>
+      <w:pPr>
+        <w:numPr>
+          <w:ilvl w:val="0"/>
+          <w:numId w:val="11"/>
+        </w:numPr>
+        <w:rPr>
+          <w:rFonts w:ascii="Times New Roman" w:hAnsi="Times New Roman" w:cs="Times New Roman"/>
+        </w:rPr>
+      </w:pPr>
+      <w:r>
+        <w:rPr>
+          <w:rFonts w:ascii="Times New Roman" w:hAnsi="Times New Roman" w:cs="Times New Roman"/>
+        </w:rPr>
+        <w:t xml:space="preserve">Level 1 total work = cn </w:t>
+      </w:r>
+    </w:p>
+    <w:p>
+      <w:pPr>
+        <w:numPr>
+          <w:ilvl w:val="0"/>
+          <w:numId w:val="11"/>
+        </w:numPr>
+        <w:rPr>
+          <w:rFonts w:ascii="Times New Roman" w:hAnsi="Times New Roman" w:cs="Times New Roman"/>
+        </w:rPr>
+      </w:pPr>
+      <w:r>
+        <w:rPr>
+          <w:rFonts w:ascii="Times New Roman" w:hAnsi="Times New Roman" w:cs="Times New Roman"/>
+        </w:rPr>
+        <w:t xml:space="preserve">Level 2 total work = cn </w:t>
+      </w:r>
+    </w:p>
+    <w:p>
+      <w:pPr>
+        <w:numPr>
+          <w:ilvl w:val="0"/>
+          <w:numId w:val="11"/>
+        </w:numPr>
+        <w:rPr>
+          <w:rFonts w:ascii="Times New Roman" w:hAnsi="Times New Roman" w:cs="Times New Roman"/>
+        </w:rPr>
+      </w:pPr>
+      <w:r>
+        <w:rPr>
+          <w:rFonts w:ascii="Times New Roman" w:hAnsi="Times New Roman" w:cs="Times New Roman"/>
+        </w:rPr>
+        <w:t xml:space="preserve">... </w:t>
+      </w:r>
+    </w:p>
+    <w:p>
+      <w:pPr>
+        <w:numPr>
+          <w:ilvl w:val="0"/>
+          <w:numId w:val="11"/>
+        </w:numPr>
+        <w:rPr>
+          <w:rFonts w:ascii="Times New Roman" w:hAnsi="Times New Roman" w:cs="Times New Roman"/>
+        </w:rPr>
+      </w:pPr>
+      <w:r>
+        <w:rPr>
+          <w:rFonts w:ascii="Times New Roman" w:hAnsi="Times New Roman" w:cs="Times New Roman"/>
+        </w:rPr>
+        <w:t xml:space="preserve">Number of levels = log n </w:t>
+      </w:r>
+    </w:p>
+    <w:p>
+      <w:pPr>
+        <w:rPr>
+          <w:rFonts w:ascii="Times New Roman" w:hAnsi="Times New Roman" w:cs="Times New Roman"/>
+        </w:rPr>
+      </w:pPr>
+      <w:r>
+        <w:rPr>
+          <w:rFonts w:ascii="Times New Roman" w:hAnsi="Times New Roman" w:cs="Times New Roman"/>
+        </w:rPr>
+        <w:t>So total work is:</w:t>
+      </w:r>
+    </w:p>
+    <w:p>
+      <w:pPr>
+        <w:rPr>
+          <w:rFonts w:ascii="Times New Roman" w:hAnsi="Times New Roman" w:cs="Times New Roman"/>
+        </w:rPr>
+      </w:pPr>
+      <w:r>
+        <w:rPr>
+          <w:rFonts w:ascii="Times New Roman" w:hAnsi="Times New Roman" w:cs="Times New Roman"/>
+        </w:rPr>
+        <w:t>T(n)=cn+cn+cn+</w:t>
+      </w:r>
+      <w:r>
+        <w:rPr>
+          <w:rFonts w:ascii="Cambria Math" w:hAnsi="Cambria Math" w:cs="Cambria Math"/>
+        </w:rPr>
+        <w:t>⋯</w:t>
+      </w:r>
+      <w:r>
+        <w:rPr>
+          <w:rFonts w:ascii="Times New Roman" w:hAnsi="Times New Roman" w:cs="Times New Roman"/>
+        </w:rPr>
+        <w:t>+cnT(n) = cn + cn + cn + \dots + cnT(n)=cn+cn+cn+</w:t>
+      </w:r>
+      <w:r>
+        <w:rPr>
+          <w:rFonts w:ascii="Cambria Math" w:hAnsi="Cambria Math" w:cs="Cambria Math"/>
+        </w:rPr>
+        <w:t>⋯</w:t>
+      </w:r>
+      <w:r>
+        <w:rPr>
+          <w:rFonts w:ascii="Times New Roman" w:hAnsi="Times New Roman" w:cs="Times New Roman"/>
+        </w:rPr>
+        <w:t xml:space="preserve">+cn </w:t>
+      </w:r>
+    </w:p>
+    <w:p>
+      <w:pPr>
+        <w:rPr>
+          <w:rFonts w:ascii="Times New Roman" w:hAnsi="Times New Roman" w:cs="Times New Roman"/>
+        </w:rPr>
+      </w:pPr>
+      <w:r>
+        <w:rPr>
+          <w:rFonts w:ascii="Times New Roman" w:hAnsi="Times New Roman" w:cs="Times New Roman"/>
+        </w:rPr>
+        <w:t>There are log n levels, so:</w:t>
+      </w:r>
+    </w:p>
+    <w:p>
+      <w:pPr>
+        <w:rPr>
+          <w:rFonts w:ascii="Times New Roman" w:hAnsi="Times New Roman" w:cs="Times New Roman"/>
+        </w:rPr>
+      </w:pPr>
+      <w:r>
+        <w:rPr>
+          <w:rFonts w:ascii="Times New Roman" w:hAnsi="Times New Roman" w:cs="Times New Roman"/>
+        </w:rPr>
+        <w:t xml:space="preserve">T(n)=cnlog⁡nT(n) = cn \log nT(n)=cnlogn </w:t>
+      </w:r>
+    </w:p>
+    <w:p>
+      <w:pPr>
+        <w:rPr>
+          <w:rFonts w:ascii="Times New Roman" w:hAnsi="Times New Roman" w:cs="Times New Roman"/>
+        </w:rPr>
+      </w:pPr>
+      <w:r>
+        <w:rPr>
+          <w:rFonts w:ascii="Times New Roman" w:hAnsi="Times New Roman" w:cs="Times New Roman"/>
+        </w:rPr>
+        <w:t>Therefore,</w:t>
+      </w:r>
+    </w:p>
+    <w:p>
+      <w:pPr>
+        <w:rPr>
+          <w:rFonts w:ascii="Times New Roman" w:hAnsi="Times New Roman" w:cs="Times New Roman"/>
+        </w:rPr>
+      </w:pPr>
+      <w:r>
+        <w:rPr>
+          <w:rFonts w:ascii="Times New Roman" w:hAnsi="Times New Roman" w:cs="Times New Roman"/>
+        </w:rPr>
+        <w:t xml:space="preserve">T(n)=O(nlog⁡n)T(n) = O(n \log n)T(n)=O(nlogn) </w:t>
+      </w:r>
+    </w:p>
+    <w:p>
+      <w:pPr>
+        <w:rPr>
+          <w:rFonts w:ascii="Times New Roman" w:hAnsi="Times New Roman" w:cs="Times New Roman"/>
+          <w:b/>
+          <w:bCs/>
+        </w:rPr>
+      </w:pPr>
+      <w:r>
+        <w:rPr>
+          <w:rFonts w:ascii="Times New Roman" w:hAnsi="Times New Roman" w:cs="Times New Roman"/>
+          <w:b/>
+          <w:bCs/>
+        </w:rPr>
+        <w:t>olving the Worst-Case Recurrence</w:t>
+      </w:r>
+    </w:p>
+    <w:p>
+      <w:pPr>
+        <w:rPr>
+          <w:rFonts w:ascii="Times New Roman" w:hAnsi="Times New Roman" w:cs="Times New Roman"/>
+        </w:rPr>
+      </w:pPr>
+      <w:r>
+        <w:rPr>
+          <w:rFonts w:ascii="Times New Roman" w:hAnsi="Times New Roman" w:cs="Times New Roman"/>
+        </w:rPr>
+        <w:t>Worst-case recurrence:</w:t>
+      </w:r>
+    </w:p>
+    <w:p>
+      <w:pPr>
+        <w:rPr>
+          <w:rFonts w:ascii="Times New Roman" w:hAnsi="Times New Roman" w:cs="Times New Roman"/>
+        </w:rPr>
+      </w:pPr>
+      <w:r>
+        <w:rPr>
+          <w:rFonts w:ascii="Times New Roman" w:hAnsi="Times New Roman" w:cs="Times New Roman"/>
+        </w:rPr>
+        <w:t xml:space="preserve">T(n)=T(n−1)+cnT(n) = T(n-1) + cnT(n)=T(n−1)+cn </w:t>
+      </w:r>
+    </w:p>
+    <w:p>
+      <w:pPr>
+        <w:rPr>
+          <w:rFonts w:ascii="Times New Roman" w:hAnsi="Times New Roman" w:cs="Times New Roman"/>
+        </w:rPr>
+      </w:pPr>
+      <w:r>
+        <w:rPr>
+          <w:rFonts w:ascii="Times New Roman" w:hAnsi="Times New Roman" w:cs="Times New Roman"/>
+        </w:rPr>
+        <w:t>Expand it repeatedly:</w:t>
+      </w:r>
+    </w:p>
+    <w:p>
+      <w:pPr>
+        <w:rPr>
+          <w:rFonts w:ascii="Times New Roman" w:hAnsi="Times New Roman" w:cs="Times New Roman"/>
+        </w:rPr>
+      </w:pPr>
+      <w:r>
+        <w:rPr>
+          <w:rFonts w:ascii="Times New Roman" w:hAnsi="Times New Roman" w:cs="Times New Roman"/>
+        </w:rPr>
+        <w:t xml:space="preserve">T(n)=T(n−2)+c(n−1)+cnT(n) = T(n-2) + c(n-1) + cnT(n)=T(n−2)+c(n−1)+cn T(n)=T(n−3)+c(n−2)+c(n−1)+cnT(n) = T(n-3) + c(n-2) + c(n-1) + cnT(n)=T(n−3)+c(n−2)+c(n−1)+cn </w:t>
+      </w:r>
+    </w:p>
+    <w:p>
+      <w:pPr>
+        <w:rPr>
+          <w:rFonts w:ascii="Times New Roman" w:hAnsi="Times New Roman" w:cs="Times New Roman"/>
+        </w:rPr>
+      </w:pPr>
+      <w:r>
+        <w:rPr>
+          <w:rFonts w:ascii="Times New Roman" w:hAnsi="Times New Roman" w:cs="Times New Roman"/>
+        </w:rPr>
+        <w:t>Continuing this process gives:</w:t>
+      </w:r>
+    </w:p>
+    <w:p>
+      <w:pPr>
+        <w:rPr>
+          <w:rFonts w:ascii="Times New Roman" w:hAnsi="Times New Roman" w:cs="Times New Roman"/>
+        </w:rPr>
+      </w:pPr>
+      <w:r>
+        <w:rPr>
+          <w:rFonts w:ascii="Times New Roman" w:hAnsi="Times New Roman" w:cs="Times New Roman"/>
+        </w:rPr>
+        <w:t>T(n)=c(1+2+3+</w:t>
+      </w:r>
+      <w:r>
+        <w:rPr>
+          <w:rFonts w:ascii="Cambria Math" w:hAnsi="Cambria Math" w:cs="Cambria Math"/>
+        </w:rPr>
+        <w:t>⋯</w:t>
+      </w:r>
+      <w:r>
+        <w:rPr>
+          <w:rFonts w:ascii="Times New Roman" w:hAnsi="Times New Roman" w:cs="Times New Roman"/>
+        </w:rPr>
+        <w:t>+n)T(n) = c(1 + 2 + 3 + \dots + n)T(n)=c(1+2+3+</w:t>
+      </w:r>
+      <w:r>
+        <w:rPr>
+          <w:rFonts w:ascii="Cambria Math" w:hAnsi="Cambria Math" w:cs="Cambria Math"/>
+        </w:rPr>
+        <w:t>⋯</w:t>
+      </w:r>
+      <w:r>
+        <w:rPr>
+          <w:rFonts w:ascii="Times New Roman" w:hAnsi="Times New Roman" w:cs="Times New Roman"/>
+        </w:rPr>
+        <w:t xml:space="preserve">+n) </w:t>
+      </w:r>
+    </w:p>
+    <w:p>
+      <w:pPr>
+        <w:rPr>
+          <w:rFonts w:ascii="Times New Roman" w:hAnsi="Times New Roman" w:cs="Times New Roman"/>
+        </w:rPr>
+      </w:pPr>
+      <w:r>
+        <w:rPr>
+          <w:rFonts w:ascii="Times New Roman" w:hAnsi="Times New Roman" w:cs="Times New Roman"/>
+        </w:rPr>
+        <w:t>The sum of the first n integers is:</w:t>
+      </w:r>
+    </w:p>
+    <w:p>
+      <w:pPr>
+        <w:rPr>
+          <w:rFonts w:ascii="Times New Roman" w:hAnsi="Times New Roman" w:cs="Times New Roman"/>
+        </w:rPr>
+      </w:pPr>
+      <w:r>
+        <w:rPr>
+          <w:rFonts w:ascii="Times New Roman" w:hAnsi="Times New Roman" w:cs="Times New Roman"/>
+        </w:rPr>
+        <w:t xml:space="preserve">n(n+1)2\frac{n(n+1)}{2}2n(n+1)​ </w:t>
+      </w:r>
+    </w:p>
+    <w:p>
+      <w:pPr>
+        <w:rPr>
+          <w:rFonts w:ascii="Times New Roman" w:hAnsi="Times New Roman" w:cs="Times New Roman"/>
+        </w:rPr>
+      </w:pPr>
+      <w:r>
+        <w:rPr>
+          <w:rFonts w:ascii="Times New Roman" w:hAnsi="Times New Roman" w:cs="Times New Roman"/>
+        </w:rPr>
+        <w:t>So:</w:t>
+      </w:r>
+    </w:p>
+    <w:p>
+      <w:pPr>
+        <w:rPr>
+          <w:rFonts w:ascii="Times New Roman" w:hAnsi="Times New Roman" w:cs="Times New Roman"/>
+        </w:rPr>
+      </w:pPr>
+      <w:r>
+        <w:rPr>
+          <w:rFonts w:ascii="Times New Roman" w:hAnsi="Times New Roman" w:cs="Times New Roman"/>
+        </w:rPr>
+        <w:t xml:space="preserve">T(n)=O(n2)T(n) = O(n^2)T(n)=O(n2) </w:t>
+      </w:r>
+    </w:p>
+    <w:p>
+      <w:pPr>
+        <w:rPr>
+          <w:rFonts w:ascii="Times New Roman" w:hAnsi="Times New Roman" w:cs="Times New Roman"/>
+        </w:rPr>
+      </w:pPr>
+      <w:r>
+        <w:rPr>
+          <w:rFonts w:ascii="Times New Roman" w:hAnsi="Times New Roman" w:cs="Times New Roman"/>
+        </w:rPr>
+        <w:t>Thus:</w:t>
+      </w:r>
+    </w:p>
+    <w:p>
+      <w:pPr>
+        <w:numPr>
+          <w:ilvl w:val="0"/>
+          <w:numId w:val="12"/>
+        </w:numPr>
+        <w:rPr>
+          <w:rFonts w:ascii="Times New Roman" w:hAnsi="Times New Roman" w:cs="Times New Roman"/>
+        </w:rPr>
+      </w:pPr>
+      <w:r>
+        <w:rPr>
+          <w:rFonts w:ascii="Times New Roman" w:hAnsi="Times New Roman" w:cs="Times New Roman"/>
+        </w:rPr>
+        <w:t xml:space="preserve">Best case: O(n log n) </w:t>
+      </w:r>
+    </w:p>
+    <w:p>
+      <w:pPr>
+        <w:numPr>
+          <w:ilvl w:val="0"/>
+          <w:numId w:val="12"/>
+        </w:numPr>
+        <w:rPr>
+          <w:rFonts w:ascii="Times New Roman" w:hAnsi="Times New Roman" w:cs="Times New Roman"/>
+        </w:rPr>
+      </w:pPr>
+      <w:r>
+        <w:rPr>
+          <w:rFonts w:ascii="Times New Roman" w:hAnsi="Times New Roman" w:cs="Times New Roman"/>
+        </w:rPr>
+        <w:t xml:space="preserve">Average case: O(n log n) </w:t>
+      </w:r>
+    </w:p>
+    <w:p>
+      <w:pPr>
+        <w:numPr>
+          <w:ilvl w:val="0"/>
+          <w:numId w:val="12"/>
+        </w:numPr>
+        <w:rPr>
+          <w:rFonts w:ascii="Times New Roman" w:hAnsi="Times New Roman" w:cs="Times New Roman"/>
+        </w:rPr>
+      </w:pPr>
+      <w:r>
+        <w:rPr>
+          <w:rFonts w:ascii="Times New Roman" w:hAnsi="Times New Roman" w:cs="Times New Roman"/>
+        </w:rPr>
+        <w:lastRenderedPageBreak/>
+        <w:t xml:space="preserve">Worst case: O(n^2) </w:t>
+      </w:r>
+    </w:p>
+    <w:p>
+      <w:pPr>
+        <w:jc w:val="both"/>
+        <w:rPr>
+          <w:rFonts w:ascii="Times New Roman" w:hAnsi="Times New Roman" w:cs="Times New Roman"/>
+          <w:b/>
+          <w:bCs/>
+        </w:rPr>
+      </w:pPr>
+      <w:r>
+        <w:rPr>
+          <w:rFonts w:ascii="Times New Roman" w:hAnsi="Times New Roman" w:cs="Times New Roman"/>
+          <w:b/>
+          <w:bCs/>
+        </w:rPr>
+        <w:t>Problem 4. Heapsort Tracing</w:t>
+      </w:r>
+    </w:p>
+    <w:p>
+      <w:pPr>
+        <w:jc w:val="both"/>
+        <w:rPr>
+          <w:rFonts w:ascii="Times New Roman" w:hAnsi="Times New Roman" w:cs="Times New Roman"/>
+        </w:rPr>
+      </w:pPr>
+      <w:r>
+        <w:rPr>
+          <w:rFonts w:ascii="Times New Roman" w:hAnsi="Times New Roman" w:cs="Times New Roman"/>
+        </w:rPr>
+        <w:t xml:space="preserve">The assignment asks to trace both the build-heap step and one full heapsort pass on a random input with 6–8 elements. </w:t>
+      </w:r>
+    </w:p>
+    <w:p>
+      <w:pPr>
+        <w:jc w:val="both"/>
+        <w:rPr>
+          <w:rFonts w:ascii="Times New Roman" w:hAnsi="Times New Roman" w:cs="Times New Roman"/>
+        </w:rPr>
+      </w:pPr>
+      <w:r>
+        <w:rPr>
+          <w:rFonts w:ascii="Times New Roman" w:hAnsi="Times New Roman" w:cs="Times New Roman"/>
+        </w:rPr>
+        <w:t>Take the input:</w:t>
+      </w:r>
+    </w:p>
+    <w:p>
+      <w:pPr>
+        <w:jc w:val="both"/>
+        <w:rPr>
+          <w:rFonts w:ascii="Times New Roman" w:hAnsi="Times New Roman" w:cs="Times New Roman"/>
+        </w:rPr>
+      </w:pPr>
+      <w:r>
+        <w:rPr>
+          <w:rFonts w:ascii="Times New Roman" w:hAnsi="Times New Roman" w:cs="Times New Roman"/>
+        </w:rPr>
+        <w:t>[4, 10, 3, 5, 1, 8]</w:t>
+      </w:r>
+    </w:p>
+    <w:p>
+      <w:pPr>
+        <w:jc w:val="both"/>
+        <w:rPr>
+          <w:rFonts w:ascii="Times New Roman" w:hAnsi="Times New Roman" w:cs="Times New Roman"/>
+          <w:b/>
+          <w:bCs/>
+        </w:rPr>
+      </w:pPr>
+      <w:r>
+        <w:rPr>
+          <w:rFonts w:ascii="Times New Roman" w:hAnsi="Times New Roman" w:cs="Times New Roman"/>
+          <w:b/>
+          <w:bCs/>
+        </w:rPr>
+        <w:t>(a) Build-Heap Trace</w:t>
+      </w:r>
+    </w:p>
+    <w:p>
+      <w:pPr>
+        <w:jc w:val="both"/>
+        <w:rPr>
+          <w:rFonts w:ascii="Times New Roman" w:hAnsi="Times New Roman" w:cs="Times New Roman"/>
+        </w:rPr>
+      </w:pPr>
+      <w:r>
+        <w:rPr>
+          <w:rFonts w:ascii="Times New Roman" w:hAnsi="Times New Roman" w:cs="Times New Roman"/>
+        </w:rPr>
+        <w:t>We build a max heap by calling heapify from the last non-leaf node up to the root.</w:t>
+      </w:r>
+    </w:p>
+    <w:p>
+      <w:pPr>
+        <w:jc w:val="both"/>
+        <w:rPr>
+          <w:rFonts w:ascii="Times New Roman" w:hAnsi="Times New Roman" w:cs="Times New Roman"/>
+        </w:rPr>
+      </w:pPr>
+      <w:r>
+        <w:rPr>
+          <w:rFonts w:ascii="Times New Roman" w:hAnsi="Times New Roman" w:cs="Times New Roman"/>
+        </w:rPr>
+        <w:t>Initial array:</w:t>
+      </w:r>
+    </w:p>
+    <w:p>
+      <w:pPr>
+        <w:rPr>
+          <w:rFonts w:ascii="Times New Roman" w:hAnsi="Times New Roman" w:cs="Times New Roman"/>
+        </w:rPr>
+      </w:pPr>
+      <w:r>
+        <w:rPr>
+          <w:rFonts w:ascii="Times New Roman" w:hAnsi="Times New Roman" w:cs="Times New Roman"/>
+        </w:rPr>
+        <w:t>[4, 10, 3, 5, 1, 8]</w:t>
+      </w:r>
+    </w:p>
+    <w:p>
+      <w:pPr>
+        <w:rPr>
+          <w:rFonts w:ascii="Times New Roman" w:hAnsi="Times New Roman" w:cs="Times New Roman"/>
+          <w:b/>
+          <w:bCs/>
+        </w:rPr>
+      </w:pPr>
+      <w:r>
+        <w:rPr>
+          <w:rFonts w:ascii="Times New Roman" w:hAnsi="Times New Roman" w:cs="Times New Roman"/>
+          <w:b/>
+          <w:bCs/>
+        </w:rPr>
+        <w:t>Heapify at index 2</w:t>
+      </w:r>
+    </w:p>
+    <w:p>
+      <w:pPr>
+        <w:rPr>
+          <w:rFonts w:ascii="Times New Roman" w:hAnsi="Times New Roman" w:cs="Times New Roman"/>
+        </w:rPr>
+      </w:pPr>
+      <w:r>
+        <w:rPr>
+          <w:rFonts w:ascii="Times New Roman" w:hAnsi="Times New Roman" w:cs="Times New Roman"/>
+        </w:rPr>
+        <w:t>Element = 3</w:t>
+      </w:r>
+      <w:r>
+        <w:rPr>
+          <w:rFonts w:ascii="Times New Roman" w:hAnsi="Times New Roman" w:cs="Times New Roman"/>
+        </w:rPr>
+        <w:br/>
+        <w:t>Children:</w:t>
+      </w:r>
+    </w:p>
+    <w:p>
+      <w:pPr>
+        <w:numPr>
+          <w:ilvl w:val="0"/>
+          <w:numId w:val="13"/>
+        </w:numPr>
+        <w:rPr>
+          <w:rFonts w:ascii="Times New Roman" w:hAnsi="Times New Roman" w:cs="Times New Roman"/>
+        </w:rPr>
+      </w:pPr>
+      <w:r>
+        <w:rPr>
+          <w:rFonts w:ascii="Times New Roman" w:hAnsi="Times New Roman" w:cs="Times New Roman"/>
+        </w:rPr>
+        <w:t xml:space="preserve">left child = 8 </w:t>
+      </w:r>
+    </w:p>
+    <w:p>
+      <w:pPr>
+        <w:numPr>
+          <w:ilvl w:val="0"/>
+          <w:numId w:val="13"/>
+        </w:numPr>
+        <w:rPr>
+          <w:rFonts w:ascii="Times New Roman" w:hAnsi="Times New Roman" w:cs="Times New Roman"/>
+        </w:rPr>
+      </w:pPr>
+      <w:r>
+        <w:rPr>
+          <w:rFonts w:ascii="Times New Roman" w:hAnsi="Times New Roman" w:cs="Times New Roman"/>
+        </w:rPr>
+        <w:t xml:space="preserve">right child = none </w:t>
+      </w:r>
+    </w:p>
+    <w:p>
+      <w:pPr>
+        <w:rPr>
+          <w:rFonts w:ascii="Times New Roman" w:hAnsi="Times New Roman" w:cs="Times New Roman"/>
+        </w:rPr>
+      </w:pPr>
+      <w:r>
+        <w:rPr>
+          <w:rFonts w:ascii="Times New Roman" w:hAnsi="Times New Roman" w:cs="Times New Roman"/>
+        </w:rPr>
+        <w:t>Since 8 &gt; 3, swap them:</w:t>
+      </w:r>
+    </w:p>
+    <w:p>
+      <w:pPr>
+        <w:rPr>
+          <w:rFonts w:ascii="Times New Roman" w:hAnsi="Times New Roman" w:cs="Times New Roman"/>
+        </w:rPr>
+      </w:pPr>
+      <w:r>
+        <w:rPr>
+          <w:rFonts w:ascii="Times New Roman" w:hAnsi="Times New Roman" w:cs="Times New Roman"/>
+        </w:rPr>
+        <w:t>[4, 10, 8, 5, 1, 3]</w:t>
+      </w:r>
+    </w:p>
+    <w:p>
+      <w:pPr>
+        <w:rPr>
+          <w:rFonts w:ascii="Times New Roman" w:hAnsi="Times New Roman" w:cs="Times New Roman"/>
+          <w:b/>
+          <w:bCs/>
+        </w:rPr>
+      </w:pPr>
+      <w:r>
+        <w:rPr>
+          <w:rFonts w:ascii="Times New Roman" w:hAnsi="Times New Roman" w:cs="Times New Roman"/>
+          <w:b/>
+          <w:bCs/>
+        </w:rPr>
+        <w:t>Heapify at index 1</w:t>
+      </w:r>
+    </w:p>
+    <w:p>
+      <w:pPr>
+        <w:rPr>
+          <w:rFonts w:ascii="Times New Roman" w:hAnsi="Times New Roman" w:cs="Times New Roman"/>
+        </w:rPr>
+      </w:pPr>
+      <w:r>
+        <w:rPr>
+          <w:rFonts w:ascii="Times New Roman" w:hAnsi="Times New Roman" w:cs="Times New Roman"/>
+        </w:rPr>
+        <w:t>Element = 10</w:t>
+      </w:r>
+      <w:r>
+        <w:rPr>
+          <w:rFonts w:ascii="Times New Roman" w:hAnsi="Times New Roman" w:cs="Times New Roman"/>
+        </w:rPr>
+        <w:br/>
+        <w:t>Children:</w:t>
+      </w:r>
+    </w:p>
+    <w:p>
+      <w:pPr>
+        <w:numPr>
+          <w:ilvl w:val="0"/>
+          <w:numId w:val="14"/>
+        </w:numPr>
+        <w:rPr>
+          <w:rFonts w:ascii="Times New Roman" w:hAnsi="Times New Roman" w:cs="Times New Roman"/>
+        </w:rPr>
+      </w:pPr>
+      <w:r>
+        <w:rPr>
+          <w:rFonts w:ascii="Times New Roman" w:hAnsi="Times New Roman" w:cs="Times New Roman"/>
+        </w:rPr>
+        <w:t xml:space="preserve">5 </w:t>
+      </w:r>
+    </w:p>
+    <w:p>
+      <w:pPr>
+        <w:numPr>
+          <w:ilvl w:val="0"/>
+          <w:numId w:val="14"/>
+        </w:numPr>
+        <w:rPr>
+          <w:rFonts w:ascii="Times New Roman" w:hAnsi="Times New Roman" w:cs="Times New Roman"/>
+        </w:rPr>
+      </w:pPr>
+      <w:r>
+        <w:rPr>
+          <w:rFonts w:ascii="Times New Roman" w:hAnsi="Times New Roman" w:cs="Times New Roman"/>
+        </w:rPr>
+        <w:t xml:space="preserve">1 </w:t>
+      </w:r>
+    </w:p>
+    <w:p>
+      <w:pPr>
+        <w:rPr>
+          <w:rFonts w:ascii="Times New Roman" w:hAnsi="Times New Roman" w:cs="Times New Roman"/>
+        </w:rPr>
+      </w:pPr>
+      <w:r>
+        <w:rPr>
+          <w:rFonts w:ascii="Times New Roman" w:hAnsi="Times New Roman" w:cs="Times New Roman"/>
+        </w:rPr>
+        <w:t>10 is already larger, so no swap.</w:t>
+      </w:r>
+    </w:p>
+    <w:p>
+      <w:pPr>
+        <w:rPr>
+          <w:rFonts w:ascii="Times New Roman" w:hAnsi="Times New Roman" w:cs="Times New Roman"/>
+        </w:rPr>
+      </w:pPr>
+      <w:r>
+        <w:rPr>
+          <w:rFonts w:ascii="Times New Roman" w:hAnsi="Times New Roman" w:cs="Times New Roman"/>
+        </w:rPr>
+        <w:t>Array remains:</w:t>
+      </w:r>
+    </w:p>
+    <w:p>
+      <w:pPr>
+        <w:rPr>
+          <w:rFonts w:ascii="Times New Roman" w:hAnsi="Times New Roman" w:cs="Times New Roman"/>
+        </w:rPr>
+      </w:pPr>
+      <w:r>
+        <w:rPr>
+          <w:rFonts w:ascii="Times New Roman" w:hAnsi="Times New Roman" w:cs="Times New Roman"/>
+        </w:rPr>
+        <w:t>[4, 10, 8, 5, 1, 3]</w:t>
+      </w:r>
+    </w:p>
+    <w:p>
+      <w:pPr>
+        <w:rPr>
+          <w:rFonts w:ascii="Times New Roman" w:hAnsi="Times New Roman" w:cs="Times New Roman"/>
+          <w:b/>
+          <w:bCs/>
+        </w:rPr>
+      </w:pPr>
+      <w:r>
+        <w:rPr>
+          <w:rFonts w:ascii="Times New Roman" w:hAnsi="Times New Roman" w:cs="Times New Roman"/>
+          <w:b/>
+          <w:bCs/>
+        </w:rPr>
+        <w:t>Heapify at index 0</w:t>
+      </w:r>
+    </w:p>
+    <w:p>
+      <w:pPr>
+        <w:rPr>
+          <w:rFonts w:ascii="Times New Roman" w:hAnsi="Times New Roman" w:cs="Times New Roman"/>
+        </w:rPr>
+      </w:pPr>
+      <w:r>
+        <w:rPr>
+          <w:rFonts w:ascii="Times New Roman" w:hAnsi="Times New Roman" w:cs="Times New Roman"/>
+        </w:rPr>
+        <w:t>Element = 4</w:t>
+      </w:r>
+      <w:r>
+        <w:rPr>
+          <w:rFonts w:ascii="Times New Roman" w:hAnsi="Times New Roman" w:cs="Times New Roman"/>
+        </w:rPr>
+        <w:br/>
+        <w:t>Children:</w:t>
+      </w:r>
+    </w:p>
+    <w:p>
+      <w:pPr>
+        <w:numPr>
+          <w:ilvl w:val="0"/>
+          <w:numId w:val="15"/>
+        </w:numPr>
+        <w:rPr>
+          <w:rFonts w:ascii="Times New Roman" w:hAnsi="Times New Roman" w:cs="Times New Roman"/>
+        </w:rPr>
+      </w:pPr>
+      <w:r>
+        <w:rPr>
+          <w:rFonts w:ascii="Times New Roman" w:hAnsi="Times New Roman" w:cs="Times New Roman"/>
+        </w:rPr>
+        <w:t xml:space="preserve">10 </w:t>
+      </w:r>
+    </w:p>
+    <w:p>
+      <w:pPr>
+        <w:numPr>
+          <w:ilvl w:val="0"/>
+          <w:numId w:val="15"/>
+        </w:numPr>
+        <w:rPr>
+          <w:rFonts w:ascii="Times New Roman" w:hAnsi="Times New Roman" w:cs="Times New Roman"/>
+        </w:rPr>
+      </w:pPr>
+      <w:r>
+        <w:rPr>
+          <w:rFonts w:ascii="Times New Roman" w:hAnsi="Times New Roman" w:cs="Times New Roman"/>
+        </w:rPr>
+        <w:t xml:space="preserve">8 </w:t>
+      </w:r>
+    </w:p>
+    <w:p>
+      <w:pPr>
+        <w:rPr>
+          <w:rFonts w:ascii="Times New Roman" w:hAnsi="Times New Roman" w:cs="Times New Roman"/>
+        </w:rPr>
+      </w:pPr>
+      <w:r>
+        <w:rPr>
+          <w:rFonts w:ascii="Times New Roman" w:hAnsi="Times New Roman" w:cs="Times New Roman"/>
+        </w:rPr>
+        <w:lastRenderedPageBreak/>
+        <w:t>Largest child is 10, so swap:</w:t>
+      </w:r>
+    </w:p>
+    <w:p>
+      <w:pPr>
+        <w:rPr>
+          <w:rFonts w:ascii="Times New Roman" w:hAnsi="Times New Roman" w:cs="Times New Roman"/>
+        </w:rPr>
+      </w:pPr>
+      <w:r>
+        <w:rPr>
+          <w:rFonts w:ascii="Times New Roman" w:hAnsi="Times New Roman" w:cs="Times New Roman"/>
+        </w:rPr>
+        <w:t>[10, 4, 8, 5, 1, 3]</w:t>
+      </w:r>
+    </w:p>
+    <w:p>
+      <w:pPr>
+        <w:rPr>
+          <w:rFonts w:ascii="Times New Roman" w:hAnsi="Times New Roman" w:cs="Times New Roman"/>
+        </w:rPr>
+      </w:pPr>
+      <w:r>
+        <w:rPr>
+          <w:rFonts w:ascii="Times New Roman" w:hAnsi="Times New Roman" w:cs="Times New Roman"/>
+        </w:rPr>
+        <w:t>Now heapify the subtree rooted at index 1:</w:t>
+      </w:r>
+    </w:p>
+    <w:p>
+      <w:pPr>
+        <w:rPr>
+          <w:rFonts w:ascii="Times New Roman" w:hAnsi="Times New Roman" w:cs="Times New Roman"/>
+        </w:rPr>
+      </w:pPr>
+      <w:r>
+        <w:rPr>
+          <w:rFonts w:ascii="Times New Roman" w:hAnsi="Times New Roman" w:cs="Times New Roman"/>
+        </w:rPr>
+        <w:t>Element = 4</w:t>
+      </w:r>
+      <w:r>
+        <w:rPr>
+          <w:rFonts w:ascii="Times New Roman" w:hAnsi="Times New Roman" w:cs="Times New Roman"/>
+        </w:rPr>
+        <w:br/>
+        <w:t>Children:</w:t>
+      </w:r>
+    </w:p>
+    <w:p>
+      <w:pPr>
+        <w:numPr>
+          <w:ilvl w:val="0"/>
+          <w:numId w:val="16"/>
+        </w:numPr>
+        <w:rPr>
+          <w:rFonts w:ascii="Times New Roman" w:hAnsi="Times New Roman" w:cs="Times New Roman"/>
+        </w:rPr>
+      </w:pPr>
+      <w:r>
+        <w:rPr>
+          <w:rFonts w:ascii="Times New Roman" w:hAnsi="Times New Roman" w:cs="Times New Roman"/>
+        </w:rPr>
+        <w:t xml:space="preserve">5 </w:t>
+      </w:r>
+    </w:p>
+    <w:p>
+      <w:pPr>
+        <w:numPr>
+          <w:ilvl w:val="0"/>
+          <w:numId w:val="16"/>
+        </w:numPr>
+        <w:rPr>
+          <w:rFonts w:ascii="Times New Roman" w:hAnsi="Times New Roman" w:cs="Times New Roman"/>
+        </w:rPr>
+      </w:pPr>
+      <w:r>
+        <w:rPr>
+          <w:rFonts w:ascii="Times New Roman" w:hAnsi="Times New Roman" w:cs="Times New Roman"/>
+        </w:rPr>
+        <w:t xml:space="preserve">1 </w:t>
+      </w:r>
+    </w:p>
+    <w:p>
+      <w:pPr>
+        <w:rPr>
+          <w:rFonts w:ascii="Times New Roman" w:hAnsi="Times New Roman" w:cs="Times New Roman"/>
+        </w:rPr>
+      </w:pPr>
+      <w:r>
+        <w:rPr>
+          <w:rFonts w:ascii="Times New Roman" w:hAnsi="Times New Roman" w:cs="Times New Roman"/>
+        </w:rPr>
+        <w:t>Largest child is 5, so swap:</w:t>
+      </w:r>
+    </w:p>
+    <w:p>
+      <w:pPr>
+        <w:rPr>
+          <w:rFonts w:ascii="Times New Roman" w:hAnsi="Times New Roman" w:cs="Times New Roman"/>
+        </w:rPr>
+      </w:pPr>
+      <w:r>
+        <w:rPr>
+          <w:rFonts w:ascii="Times New Roman" w:hAnsi="Times New Roman" w:cs="Times New Roman"/>
+        </w:rPr>
+        <w:t>[10, 5, 8, 4, 1, 3]</w:t>
+      </w:r>
+    </w:p>
+    <w:p>
+      <w:pPr>
+        <w:rPr>
+          <w:rFonts w:ascii="Times New Roman" w:hAnsi="Times New Roman" w:cs="Times New Roman"/>
+        </w:rPr>
+      </w:pPr>
+      <w:r>
+        <w:rPr>
+          <w:rFonts w:ascii="Times New Roman" w:hAnsi="Times New Roman" w:cs="Times New Roman"/>
+        </w:rPr>
+        <w:t>Now the array satisfies the max heap property.</w:t>
+      </w:r>
+    </w:p>
+    <w:p>
+      <w:pPr>
+        <w:rPr>
+          <w:rFonts w:ascii="Times New Roman" w:hAnsi="Times New Roman" w:cs="Times New Roman"/>
+        </w:rPr>
+      </w:pPr>
+      <w:r>
+        <w:rPr>
+          <w:rFonts w:ascii="Times New Roman" w:hAnsi="Times New Roman" w:cs="Times New Roman"/>
+          <w:b/>
+          <w:bCs/>
+        </w:rPr>
+        <w:t>Max heap after build-heap:</w:t>
+      </w:r>
+    </w:p>
+    <w:p>
+      <w:pPr>
+        <w:rPr>
+          <w:rFonts w:ascii="Times New Roman" w:hAnsi="Times New Roman" w:cs="Times New Roman"/>
+        </w:rPr>
+      </w:pPr>
+      <w:r>
+        <w:rPr>
+          <w:rFonts w:ascii="Times New Roman" w:hAnsi="Times New Roman" w:cs="Times New Roman"/>
+        </w:rPr>
+        <w:t>[10, 5, 8, 4, 1, 3]</w:t>
+      </w:r>
+    </w:p>
+    <w:p>
+      <w:pPr>
+        <w:jc w:val="both"/>
+        <w:rPr>
+          <w:rFonts w:ascii="Times New Roman" w:hAnsi="Times New Roman" w:cs="Times New Roman"/>
+          <w:b/>
+          <w:bCs/>
+        </w:rPr>
+      </w:pPr>
+      <w:r>
+        <w:rPr>
+          <w:rFonts w:ascii="Times New Roman" w:hAnsi="Times New Roman" w:cs="Times New Roman"/>
+          <w:b/>
+          <w:bCs/>
+        </w:rPr>
+        <w:t>(b) One Full Heapsort Pass</w:t>
+      </w:r>
+    </w:p>
+    <w:p>
+      <w:pPr>
+        <w:jc w:val="both"/>
+        <w:rPr>
+          <w:rFonts w:ascii="Times New Roman" w:hAnsi="Times New Roman" w:cs="Times New Roman"/>
+        </w:rPr>
+      </w:pPr>
+      <w:r>
+        <w:rPr>
+          <w:rFonts w:ascii="Times New Roman" w:hAnsi="Times New Roman" w:cs="Times New Roman"/>
+        </w:rPr>
+        <w:t>Now perform one full pass of Heapsort.</w:t>
+      </w:r>
+    </w:p>
+    <w:p>
+      <w:pPr>
+        <w:jc w:val="both"/>
+        <w:rPr>
+          <w:rFonts w:ascii="Times New Roman" w:hAnsi="Times New Roman" w:cs="Times New Roman"/>
+        </w:rPr>
+      </w:pPr>
+      <w:r>
+        <w:rPr>
+          <w:rFonts w:ascii="Times New Roman" w:hAnsi="Times New Roman" w:cs="Times New Roman"/>
+        </w:rPr>
+        <w:t>Current max heap:</w:t>
+      </w:r>
+    </w:p>
+    <w:p>
+      <w:pPr>
+        <w:jc w:val="both"/>
+        <w:rPr>
+          <w:rFonts w:ascii="Times New Roman" w:hAnsi="Times New Roman" w:cs="Times New Roman"/>
+        </w:rPr>
+      </w:pPr>
+      <w:r>
+        <w:rPr>
+          <w:rFonts w:ascii="Times New Roman" w:hAnsi="Times New Roman" w:cs="Times New Roman"/>
+        </w:rPr>
+        <w:t>[10, 5, 8, 4, 1, 3]</w:t>
+      </w:r>
+    </w:p>
+    <w:p>
+      <w:pPr>
+        <w:jc w:val="both"/>
+        <w:rPr>
+          <w:rFonts w:ascii="Times New Roman" w:hAnsi="Times New Roman" w:cs="Times New Roman"/>
+        </w:rPr>
+      </w:pPr>
+      <w:r>
+        <w:rPr>
+          <w:rFonts w:ascii="Times New Roman" w:hAnsi="Times New Roman" w:cs="Times New Roman"/>
+        </w:rPr>
+        <w:t>Swap the root with the last element:</w:t>
+      </w:r>
+    </w:p>
+    <w:p>
+      <w:pPr>
+        <w:jc w:val="both"/>
+        <w:rPr>
+          <w:rFonts w:ascii="Times New Roman" w:hAnsi="Times New Roman" w:cs="Times New Roman"/>
+        </w:rPr>
+      </w:pPr>
+      <w:r>
+        <w:rPr>
+          <w:rFonts w:ascii="Times New Roman" w:hAnsi="Times New Roman" w:cs="Times New Roman"/>
+        </w:rPr>
+        <w:t>[3, 5, 8, 4, 1, 10]</w:t>
+      </w:r>
+    </w:p>
+    <w:p>
+      <w:pPr>
+        <w:rPr>
+          <w:rFonts w:ascii="Times New Roman" w:hAnsi="Times New Roman" w:cs="Times New Roman"/>
+        </w:rPr>
+      </w:pPr>
+      <w:r>
+        <w:rPr>
+          <w:rFonts w:ascii="Times New Roman" w:hAnsi="Times New Roman" w:cs="Times New Roman"/>
+        </w:rPr>
+        <w:t>Now 10 is in its final sorted position.</w:t>
+      </w:r>
+      <w:r>
+        <w:rPr>
+          <w:rFonts w:ascii="Times New Roman" w:hAnsi="Times New Roman" w:cs="Times New Roman"/>
+        </w:rPr>
+        <w:br/>
+        <w:t>We reduce the heap size by 1 and heapify the first 5 elements.</w:t>
+      </w:r>
+    </w:p>
+    <w:p>
+      <w:pPr>
+        <w:rPr>
+          <w:rFonts w:ascii="Times New Roman" w:hAnsi="Times New Roman" w:cs="Times New Roman"/>
+          <w:b/>
+          <w:bCs/>
+        </w:rPr>
+      </w:pPr>
+      <w:r>
+        <w:rPr>
+          <w:rFonts w:ascii="Times New Roman" w:hAnsi="Times New Roman" w:cs="Times New Roman"/>
+          <w:b/>
+          <w:bCs/>
+        </w:rPr>
+        <w:t>Heapify at index 0</w:t>
+      </w:r>
+    </w:p>
+    <w:p>
+      <w:pPr>
+        <w:rPr>
+          <w:rFonts w:ascii="Times New Roman" w:hAnsi="Times New Roman" w:cs="Times New Roman"/>
+        </w:rPr>
+      </w:pPr>
+      <w:r>
+        <w:rPr>
+          <w:rFonts w:ascii="Times New Roman" w:hAnsi="Times New Roman" w:cs="Times New Roman"/>
+        </w:rPr>
+        <w:t>Element = 3</w:t>
+      </w:r>
+      <w:r>
+        <w:rPr>
+          <w:rFonts w:ascii="Times New Roman" w:hAnsi="Times New Roman" w:cs="Times New Roman"/>
+        </w:rPr>
+        <w:br/>
+        <w:t>Children:</w:t>
+      </w:r>
+    </w:p>
+    <w:p>
+      <w:pPr>
+        <w:numPr>
+          <w:ilvl w:val="0"/>
+          <w:numId w:val="17"/>
+        </w:numPr>
+        <w:rPr>
+          <w:rFonts w:ascii="Times New Roman" w:hAnsi="Times New Roman" w:cs="Times New Roman"/>
+        </w:rPr>
+      </w:pPr>
+      <w:r>
+        <w:rPr>
+          <w:rFonts w:ascii="Times New Roman" w:hAnsi="Times New Roman" w:cs="Times New Roman"/>
+        </w:rPr>
+        <w:t xml:space="preserve">5 </w:t>
+      </w:r>
+    </w:p>
+    <w:p>
+      <w:pPr>
+        <w:numPr>
+          <w:ilvl w:val="0"/>
+          <w:numId w:val="17"/>
+        </w:numPr>
+        <w:rPr>
+          <w:rFonts w:ascii="Times New Roman" w:hAnsi="Times New Roman" w:cs="Times New Roman"/>
+        </w:rPr>
+      </w:pPr>
+      <w:r>
+        <w:rPr>
+          <w:rFonts w:ascii="Times New Roman" w:hAnsi="Times New Roman" w:cs="Times New Roman"/>
+        </w:rPr>
+        <w:t xml:space="preserve">8 </w:t>
+      </w:r>
+    </w:p>
+    <w:p>
+      <w:pPr>
+        <w:rPr>
+          <w:rFonts w:ascii="Times New Roman" w:hAnsi="Times New Roman" w:cs="Times New Roman"/>
+        </w:rPr>
+      </w:pPr>
+      <w:r>
+        <w:rPr>
+          <w:rFonts w:ascii="Times New Roman" w:hAnsi="Times New Roman" w:cs="Times New Roman"/>
+        </w:rPr>
+        <w:t>Largest child is 8, so swap:</w:t>
+      </w:r>
+    </w:p>
+    <w:p>
+      <w:pPr>
+        <w:rPr>
+          <w:rFonts w:ascii="Times New Roman" w:hAnsi="Times New Roman" w:cs="Times New Roman"/>
+        </w:rPr>
+      </w:pPr>
+      <w:r>
+        <w:rPr>
+          <w:rFonts w:ascii="Times New Roman" w:hAnsi="Times New Roman" w:cs="Times New Roman"/>
+        </w:rPr>
+        <w:t>[8, 5, 3, 4, 1, 10]</w:t>
+      </w:r>
+    </w:p>
+    <w:p>
+      <w:pPr>
+        <w:rPr>
+          <w:rFonts w:ascii="Times New Roman" w:hAnsi="Times New Roman" w:cs="Times New Roman"/>
+        </w:rPr>
+      </w:pPr>
+      <w:r>
+        <w:rPr>
+          <w:rFonts w:ascii="Times New Roman" w:hAnsi="Times New Roman" w:cs="Times New Roman"/>
+        </w:rPr>
+        <w:t>Now index 2 has no larger child within the reduced heap, so heapify stops.</w:t>
+      </w:r>
+    </w:p>
+    <w:p>
+      <w:pPr>
+        <w:rPr>
+          <w:rFonts w:ascii="Times New Roman" w:hAnsi="Times New Roman" w:cs="Times New Roman"/>
+        </w:rPr>
+      </w:pPr>
+      <w:r>
+        <w:rPr>
+          <w:rFonts w:ascii="Times New Roman" w:hAnsi="Times New Roman" w:cs="Times New Roman"/>
+        </w:rPr>
+        <w:t>After one full heapsort pass:</w:t>
+      </w:r>
+    </w:p>
+    <w:p>
+      <w:pPr>
+        <w:jc w:val="both"/>
+        <w:rPr>
+          <w:rFonts w:ascii="Times New Roman" w:hAnsi="Times New Roman" w:cs="Times New Roman"/>
+        </w:rPr>
+      </w:pPr>
+      <w:r>
+        <w:rPr>
+          <w:rFonts w:ascii="Times New Roman" w:hAnsi="Times New Roman" w:cs="Times New Roman"/>
+        </w:rPr>
+        <w:t>[8, 5, 3, 4, 1, 10]</w:t>
+      </w:r>
+    </w:p>
+    <w:p>
+      <w:pPr>
+        <w:jc w:val="both"/>
+        <w:rPr>
+          <w:rFonts w:ascii="Times New Roman" w:hAnsi="Times New Roman" w:cs="Times New Roman"/>
+        </w:rPr>
+      </w:pPr>
+      <w:r>
+        <w:rPr>
+          <w:rFonts w:ascii="Times New Roman" w:hAnsi="Times New Roman" w:cs="Times New Roman"/>
+        </w:rPr>
+        <w:lastRenderedPageBreak/>
+        <w:t>At this point:</w:t>
+      </w:r>
+    </w:p>
+    <w:p>
+      <w:pPr>
+        <w:numPr>
+          <w:ilvl w:val="0"/>
+          <w:numId w:val="18"/>
+        </w:numPr>
+        <w:jc w:val="both"/>
+        <w:rPr>
+          <w:rFonts w:ascii="Times New Roman" w:hAnsi="Times New Roman" w:cs="Times New Roman"/>
+        </w:rPr>
+      </w:pPr>
+      <w:r>
+        <w:rPr>
+          <w:rFonts w:ascii="Times New Roman" w:hAnsi="Times New Roman" w:cs="Times New Roman"/>
+        </w:rPr>
+        <w:t xml:space="preserve">10 is fixed in the correct final position </w:t>
+      </w:r>
+    </w:p>
+    <w:p>
+      <w:pPr>
+        <w:numPr>
+          <w:ilvl w:val="0"/>
+          <w:numId w:val="18"/>
+        </w:numPr>
+        <w:jc w:val="both"/>
+        <w:rPr>
+          <w:rFonts w:ascii="Times New Roman" w:hAnsi="Times New Roman" w:cs="Times New Roman"/>
+        </w:rPr>
+      </w:pPr>
+      <w:r>
+        <w:rPr>
+          <w:rFonts w:ascii="Times New Roman" w:hAnsi="Times New Roman" w:cs="Times New Roman"/>
+        </w:rPr>
+        <w:t xml:space="preserve">the remaining first 5 elements still form a valid max heap </w:t>
       </w:r>
     </w:p>
     <w:p>
@@ -908,6 +3364,155 @@
 <file path=word/numbering.xml><?xml version="1.0" encoding="utf-8"?>
 <w:numbering xmlns:wpc="http://schemas.microsoft.com/office/word/2010/wordprocessingCanvas" xmlns:cx="http://schemas.microsoft.com/office/drawing/2014/chartex" xmlns:cx1="http://schemas.microsoft.com/office/drawing/2015/9/8/chartex" xmlns:cx2="http://schemas.microsoft.com/office/drawing/2015/10/21/chartex" xmlns:cx3="http://schemas.microsoft.com/office/drawing/2016/5/9/chartex" xmlns:cx4="http://schemas.microsoft.com/office/drawing/2016/5/10/chartex" xmlns:cx5="http://schemas.microsoft.com/office/drawing/2016/5/11/chartex" xmlns:cx6="http://schemas.microsoft.com/office/drawing/2016/5/12/chartex" xmlns:cx7="http://schemas.microsoft.com/office/drawing/2016/5/13/chartex" xmlns:cx8="http://schemas.microsoft.com/office/drawing/2016/5/14/chartex" xmlns:mc="http://schemas.openxmlformats.org/markup-compatibility/2006" xmlns:aink="http://schemas.microsoft.com/office/drawing/2016/ink" xmlns:am3d="http://schemas.microsoft.com/office/drawing/2017/model3d" xmlns:o="urn:schemas-microsoft-com:office:office" xmlns:oel="http://schemas.microsoft.com/office/2019/extlst" xmlns:r="http://schemas.openxmlformats.org/officeDocument/2006/relationships" xmlns:m="http://schemas.openxmlformats.org/officeDocument/2006/math" xmlns:v="urn:schemas-microsoft-com:vml" xmlns:wp14="http://schemas.microsoft.com/office/word/2010/wordprocessingDrawing" xmlns:wp="http://schemas.openxmlformats.org/drawingml/2006/wordprocessingDrawing" xmlns:w10="urn:schemas-microsoft-com:office:word" xmlns:w="http://schemas.openxmlformats.org/wordprocessingml/2006/main" xmlns:w14="http://schemas.microsoft.com/office/word/2010/wordml" xmlns:w15="http://schemas.microsoft.com/office/word/2012/wordml" xmlns:w16cex="http://schemas.microsoft.com/office/word/2018/wordml/cex" xmlns:w16cid="http://schemas.microsoft.com/office/word/2016/wordml/cid" xmlns:w16="http://schemas.microsoft.com/office/word/2018/wordml" xmlns:w16du="http://schemas.microsoft.com/office/word/2023/wordml/word16du" xmlns:w16sdtdh="http://schemas.microsoft.com/office/word/2020/wordml/sdtdatahash" xmlns:w16sdtfl="http://schemas.microsoft.com/office/word/2024/wordml/sdtformatlock" xmlns:w16se="http://schemas.microsoft.com/office/word/2015/wordml/symex" xmlns:wpg="http://schemas.microsoft.com/office/word/2010/wordprocessingGroup" xmlns:wpi="http://schemas.microsoft.com/office/word/2010/wordprocessingInk" xmlns:wne="http://schemas.microsoft.com/office/word/2006/wordml" xmlns:wps="http://schemas.microsoft.com/office/word/2010/wordprocessingShape" mc:Ignorable="w14 w15 w16se w16cid w16 w16cex w16sdtdh w16sdtfl w16du wp14">
   <w:abstractNum w:abstractNumId="0" w15:restartNumberingAfterBreak="0">
+    <w:nsid w:val="01B05E80"/>
+    <w:multiLevelType w:val="multilevel"/>
+    <w:tmpl w:val="40DE153A"/>
+    <w:lvl w:ilvl="0">
+      <w:start w:val="1"/>
+      <w:numFmt w:val="bullet"/>
+      <w:lvlText w:val=""/>
+      <w:lvlJc w:val="left"/>
+      <w:pPr>
+        <w:tabs>
+          <w:tab w:val="num" w:pos="720"/>
+        </w:tabs>
+        <w:ind w:left="720" w:hanging="360"/>
+      </w:pPr>
+      <w:rPr>
+        <w:rFonts w:ascii="Symbol" w:hAnsi="Symbol" w:hint="default"/>
+        <w:sz w:val="20"/>
+      </w:rPr>
+    </w:lvl>
+    <w:lvl w:ilvl="1" w:tentative="1">
+      <w:start w:val="1"/>
+      <w:numFmt w:val="bullet"/>
+      <w:lvlText w:val="o"/>
+      <w:lvlJc w:val="left"/>
+      <w:pPr>
+        <w:tabs>
+          <w:tab w:val="num" w:pos="1440"/>
+        </w:tabs>
+        <w:ind w:left="1440" w:hanging="360"/>
+      </w:pPr>
+      <w:rPr>
+        <w:rFonts w:ascii="Courier New" w:hAnsi="Courier New" w:hint="default"/>
+        <w:sz w:val="20"/>
+      </w:rPr>
+    </w:lvl>
+    <w:lvl w:ilvl="2" w:tentative="1">
+      <w:start w:val="1"/>
+      <w:numFmt w:val="bullet"/>
+      <w:lvlText w:val=""/>
+      <w:lvlJc w:val="left"/>
+      <w:pPr>
+        <w:tabs>
+          <w:tab w:val="num" w:pos="2160"/>
+        </w:tabs>
+        <w:ind w:left="2160" w:hanging="360"/>
+      </w:pPr>
+      <w:rPr>
+        <w:rFonts w:ascii="Wingdings" w:hAnsi="Wingdings" w:hint="default"/>
+        <w:sz w:val="20"/>
+      </w:rPr>
+    </w:lvl>
+    <w:lvl w:ilvl="3" w:tentative="1">
+      <w:start w:val="1"/>
+      <w:numFmt w:val="bullet"/>
+      <w:lvlText w:val=""/>
+      <w:lvlJc w:val="left"/>
+      <w:pPr>
+        <w:tabs>
+          <w:tab w:val="num" w:pos="2880"/>
+        </w:tabs>
+        <w:ind w:left="2880" w:hanging="360"/>
+      </w:pPr>
+      <w:rPr>
+        <w:rFonts w:ascii="Wingdings" w:hAnsi="Wingdings" w:hint="default"/>
+        <w:sz w:val="20"/>
+      </w:rPr>
+    </w:lvl>
+    <w:lvl w:ilvl="4" w:tentative="1">
+      <w:start w:val="1"/>
+      <w:numFmt w:val="bullet"/>
+      <w:lvlText w:val=""/>
+      <w:lvlJc w:val="left"/>
+      <w:pPr>
+        <w:tabs>
+          <w:tab w:val="num" w:pos="3600"/>
+        </w:tabs>
+        <w:ind w:left="3600" w:hanging="360"/>
+      </w:pPr>
+      <w:rPr>
+        <w:rFonts w:ascii="Wingdings" w:hAnsi="Wingdings" w:hint="default"/>
+        <w:sz w:val="20"/>
+      </w:rPr>
+    </w:lvl>
+    <w:lvl w:ilvl="5" w:tentative="1">
+      <w:start w:val="1"/>
+      <w:numFmt w:val="bullet"/>
+      <w:lvlText w:val=""/>
+      <w:lvlJc w:val="left"/>
+      <w:pPr>
+        <w:tabs>
+          <w:tab w:val="num" w:pos="4320"/>
+        </w:tabs>
+        <w:ind w:left="4320" w:hanging="360"/>
+      </w:pPr>
+      <w:rPr>
+        <w:rFonts w:ascii="Wingdings" w:hAnsi="Wingdings" w:hint="default"/>
+        <w:sz w:val="20"/>
+      </w:rPr>
+    </w:lvl>
+    <w:lvl w:ilvl="6" w:tentative="1">
+      <w:start w:val="1"/>
+      <w:numFmt w:val="bullet"/>
+      <w:lvlText w:val=""/>
+      <w:lvlJc w:val="left"/>
+      <w:pPr>
+        <w:tabs>
+          <w:tab w:val="num" w:pos="5040"/>
+        </w:tabs>
+        <w:ind w:left="5040" w:hanging="360"/>
+      </w:pPr>
+      <w:rPr>
+        <w:rFonts w:ascii="Wingdings" w:hAnsi="Wingdings" w:hint="default"/>
+        <w:sz w:val="20"/>
+      </w:rPr>
+    </w:lvl>
+    <w:lvl w:ilvl="7" w:tentative="1">
+      <w:start w:val="1"/>
+      <w:numFmt w:val="bullet"/>
+      <w:lvlText w:val=""/>
+      <w:lvlJc w:val="left"/>
+      <w:pPr>
+        <w:tabs>
+          <w:tab w:val="num" w:pos="5760"/>
+        </w:tabs>
+        <w:ind w:left="5760" w:hanging="360"/>
+      </w:pPr>
+      <w:rPr>
+        <w:rFonts w:ascii="Wingdings" w:hAnsi="Wingdings" w:hint="default"/>
+        <w:sz w:val="20"/>
+      </w:rPr>
+    </w:lvl>
+    <w:lvl w:ilvl="8" w:tentative="1">
+      <w:start w:val="1"/>
+      <w:numFmt w:val="bullet"/>
+      <w:lvlText w:val=""/>
+      <w:lvlJc w:val="left"/>
+      <w:pPr>
+        <w:tabs>
+          <w:tab w:val="num" w:pos="6480"/>
+        </w:tabs>
+        <w:ind w:left="6480" w:hanging="360"/>
+      </w:pPr>
+      <w:rPr>
+        <w:rFonts w:ascii="Wingdings" w:hAnsi="Wingdings" w:hint="default"/>
+        <w:sz w:val="20"/>
+      </w:rPr>
+    </w:lvl>
+  </w:abstractNum>
+  <w:abstractNum w:abstractNumId="1" w15:restartNumberingAfterBreak="0">
     <w:nsid w:val="037B2F24"/>
     <w:multiLevelType w:val="multilevel"/>
     <w:tmpl w:val="68F61FDE"/>
@@ -1056,7 +3661,156 @@
       </w:rPr>
     </w:lvl>
   </w:abstractNum>
-  <w:abstractNum w:abstractNumId="1" w15:restartNumberingAfterBreak="0">
+  <w:abstractNum w:abstractNumId="2" w15:restartNumberingAfterBreak="0">
+    <w:nsid w:val="10926211"/>
+    <w:multiLevelType w:val="multilevel"/>
+    <w:tmpl w:val="FCCA8438"/>
+    <w:lvl w:ilvl="0">
+      <w:start w:val="1"/>
+      <w:numFmt w:val="bullet"/>
+      <w:lvlText w:val=""/>
+      <w:lvlJc w:val="left"/>
+      <w:pPr>
+        <w:tabs>
+          <w:tab w:val="num" w:pos="720"/>
+        </w:tabs>
+        <w:ind w:left="720" w:hanging="360"/>
+      </w:pPr>
+      <w:rPr>
+        <w:rFonts w:ascii="Symbol" w:hAnsi="Symbol" w:hint="default"/>
+        <w:sz w:val="20"/>
+      </w:rPr>
+    </w:lvl>
+    <w:lvl w:ilvl="1" w:tentative="1">
+      <w:start w:val="1"/>
+      <w:numFmt w:val="bullet"/>
+      <w:lvlText w:val="o"/>
+      <w:lvlJc w:val="left"/>
+      <w:pPr>
+        <w:tabs>
+          <w:tab w:val="num" w:pos="1440"/>
+        </w:tabs>
+        <w:ind w:left="1440" w:hanging="360"/>
+      </w:pPr>
+      <w:rPr>
+        <w:rFonts w:ascii="Courier New" w:hAnsi="Courier New" w:hint="default"/>
+        <w:sz w:val="20"/>
+      </w:rPr>
+    </w:lvl>
+    <w:lvl w:ilvl="2" w:tentative="1">
+      <w:start w:val="1"/>
+      <w:numFmt w:val="bullet"/>
+      <w:lvlText w:val=""/>
+      <w:lvlJc w:val="left"/>
+      <w:pPr>
+        <w:tabs>
+          <w:tab w:val="num" w:pos="2160"/>
+        </w:tabs>
+        <w:ind w:left="2160" w:hanging="360"/>
+      </w:pPr>
+      <w:rPr>
+        <w:rFonts w:ascii="Wingdings" w:hAnsi="Wingdings" w:hint="default"/>
+        <w:sz w:val="20"/>
+      </w:rPr>
+    </w:lvl>
+    <w:lvl w:ilvl="3" w:tentative="1">
+      <w:start w:val="1"/>
+      <w:numFmt w:val="bullet"/>
+      <w:lvlText w:val=""/>
+      <w:lvlJc w:val="left"/>
+      <w:pPr>
+        <w:tabs>
+          <w:tab w:val="num" w:pos="2880"/>
+        </w:tabs>
+        <w:ind w:left="2880" w:hanging="360"/>
+      </w:pPr>
+      <w:rPr>
+        <w:rFonts w:ascii="Wingdings" w:hAnsi="Wingdings" w:hint="default"/>
+        <w:sz w:val="20"/>
+      </w:rPr>
+    </w:lvl>
+    <w:lvl w:ilvl="4" w:tentative="1">
+      <w:start w:val="1"/>
+      <w:numFmt w:val="bullet"/>
+      <w:lvlText w:val=""/>
+      <w:lvlJc w:val="left"/>
+      <w:pPr>
+        <w:tabs>
+          <w:tab w:val="num" w:pos="3600"/>
+        </w:tabs>
+        <w:ind w:left="3600" w:hanging="360"/>
+      </w:pPr>
+      <w:rPr>
+        <w:rFonts w:ascii="Wingdings" w:hAnsi="Wingdings" w:hint="default"/>
+        <w:sz w:val="20"/>
+      </w:rPr>
+    </w:lvl>
+    <w:lvl w:ilvl="5" w:tentative="1">
+      <w:start w:val="1"/>
+      <w:numFmt w:val="bullet"/>
+      <w:lvlText w:val=""/>
+      <w:lvlJc w:val="left"/>
+      <w:pPr>
+        <w:tabs>
+          <w:tab w:val="num" w:pos="4320"/>
+        </w:tabs>
+        <w:ind w:left="4320" w:hanging="360"/>
+      </w:pPr>
+      <w:rPr>
+        <w:rFonts w:ascii="Wingdings" w:hAnsi="Wingdings" w:hint="default"/>
+        <w:sz w:val="20"/>
+      </w:rPr>
+    </w:lvl>
+    <w:lvl w:ilvl="6" w:tentative="1">
+      <w:start w:val="1"/>
+      <w:numFmt w:val="bullet"/>
+      <w:lvlText w:val=""/>
+      <w:lvlJc w:val="left"/>
+      <w:pPr>
+        <w:tabs>
+          <w:tab w:val="num" w:pos="5040"/>
+        </w:tabs>
+        <w:ind w:left="5040" w:hanging="360"/>
+      </w:pPr>
+      <w:rPr>
+        <w:rFonts w:ascii="Wingdings" w:hAnsi="Wingdings" w:hint="default"/>
+        <w:sz w:val="20"/>
+      </w:rPr>
+    </w:lvl>
+    <w:lvl w:ilvl="7" w:tentative="1">
+      <w:start w:val="1"/>
+      <w:numFmt w:val="bullet"/>
+      <w:lvlText w:val=""/>
+      <w:lvlJc w:val="left"/>
+      <w:pPr>
+        <w:tabs>
+          <w:tab w:val="num" w:pos="5760"/>
+        </w:tabs>
+        <w:ind w:left="5760" w:hanging="360"/>
+      </w:pPr>
+      <w:rPr>
+        <w:rFonts w:ascii="Wingdings" w:hAnsi="Wingdings" w:hint="default"/>
+        <w:sz w:val="20"/>
+      </w:rPr>
+    </w:lvl>
+    <w:lvl w:ilvl="8" w:tentative="1">
+      <w:start w:val="1"/>
+      <w:numFmt w:val="bullet"/>
+      <w:lvlText w:val=""/>
+      <w:lvlJc w:val="left"/>
+      <w:pPr>
+        <w:tabs>
+          <w:tab w:val="num" w:pos="6480"/>
+        </w:tabs>
+        <w:ind w:left="6480" w:hanging="360"/>
+      </w:pPr>
+      <w:rPr>
+        <w:rFonts w:ascii="Wingdings" w:hAnsi="Wingdings" w:hint="default"/>
+        <w:sz w:val="20"/>
+      </w:rPr>
+    </w:lvl>
+  </w:abstractNum>
+  <w:abstractNum w:abstractNumId="3" w15:restartNumberingAfterBreak="0">
     <w:nsid w:val="1D0C1A92"/>
     <w:multiLevelType w:val="multilevel"/>
     <w:tmpl w:val="227E8DC6"/>
@@ -1205,7 +3959,156 @@
       </w:rPr>
     </w:lvl>
   </w:abstractNum>
-  <w:abstractNum w:abstractNumId="2" w15:restartNumberingAfterBreak="0">
+  <w:abstractNum w:abstractNumId="4" w15:restartNumberingAfterBreak="0">
+    <w:nsid w:val="22C50EF3"/>
+    <w:multiLevelType w:val="multilevel"/>
+    <w:tmpl w:val="4C5CF71C"/>
+    <w:lvl w:ilvl="0">
+      <w:start w:val="1"/>
+      <w:numFmt w:val="bullet"/>
+      <w:lvlText w:val=""/>
+      <w:lvlJc w:val="left"/>
+      <w:pPr>
+        <w:tabs>
+          <w:tab w:val="num" w:pos="720"/>
+        </w:tabs>
+        <w:ind w:left="720" w:hanging="360"/>
+      </w:pPr>
+      <w:rPr>
+        <w:rFonts w:ascii="Symbol" w:hAnsi="Symbol" w:hint="default"/>
+        <w:sz w:val="20"/>
+      </w:rPr>
+    </w:lvl>
+    <w:lvl w:ilvl="1" w:tentative="1">
+      <w:start w:val="1"/>
+      <w:numFmt w:val="bullet"/>
+      <w:lvlText w:val="o"/>
+      <w:lvlJc w:val="left"/>
+      <w:pPr>
+        <w:tabs>
+          <w:tab w:val="num" w:pos="1440"/>
+        </w:tabs>
+        <w:ind w:left="1440" w:hanging="360"/>
+      </w:pPr>
+      <w:rPr>
+        <w:rFonts w:ascii="Courier New" w:hAnsi="Courier New" w:hint="default"/>
+        <w:sz w:val="20"/>
+      </w:rPr>
+    </w:lvl>
+    <w:lvl w:ilvl="2" w:tentative="1">
+      <w:start w:val="1"/>
+      <w:numFmt w:val="bullet"/>
+      <w:lvlText w:val=""/>
+      <w:lvlJc w:val="left"/>
+      <w:pPr>
+        <w:tabs>
+          <w:tab w:val="num" w:pos="2160"/>
+        </w:tabs>
+        <w:ind w:left="2160" w:hanging="360"/>
+      </w:pPr>
+      <w:rPr>
+        <w:rFonts w:ascii="Wingdings" w:hAnsi="Wingdings" w:hint="default"/>
+        <w:sz w:val="20"/>
+      </w:rPr>
+    </w:lvl>
+    <w:lvl w:ilvl="3" w:tentative="1">
+      <w:start w:val="1"/>
+      <w:numFmt w:val="bullet"/>
+      <w:lvlText w:val=""/>
+      <w:lvlJc w:val="left"/>
+      <w:pPr>
+        <w:tabs>
+          <w:tab w:val="num" w:pos="2880"/>
+        </w:tabs>
+        <w:ind w:left="2880" w:hanging="360"/>
+      </w:pPr>
+      <w:rPr>
+        <w:rFonts w:ascii="Wingdings" w:hAnsi="Wingdings" w:hint="default"/>
+        <w:sz w:val="20"/>
+      </w:rPr>
+    </w:lvl>
+    <w:lvl w:ilvl="4" w:tentative="1">
+      <w:start w:val="1"/>
+      <w:numFmt w:val="bullet"/>
+      <w:lvlText w:val=""/>
+      <w:lvlJc w:val="left"/>
+      <w:pPr>
+        <w:tabs>
+          <w:tab w:val="num" w:pos="3600"/>
+        </w:tabs>
+        <w:ind w:left="3600" w:hanging="360"/>
+      </w:pPr>
+      <w:rPr>
+        <w:rFonts w:ascii="Wingdings" w:hAnsi="Wingdings" w:hint="default"/>
+        <w:sz w:val="20"/>
+      </w:rPr>
+    </w:lvl>
+    <w:lvl w:ilvl="5" w:tentative="1">
+      <w:start w:val="1"/>
+      <w:numFmt w:val="bullet"/>
+      <w:lvlText w:val=""/>
+      <w:lvlJc w:val="left"/>
+      <w:pPr>
+        <w:tabs>
+          <w:tab w:val="num" w:pos="4320"/>
+        </w:tabs>
+        <w:ind w:left="4320" w:hanging="360"/>
+      </w:pPr>
+      <w:rPr>
+        <w:rFonts w:ascii="Wingdings" w:hAnsi="Wingdings" w:hint="default"/>
+        <w:sz w:val="20"/>
+      </w:rPr>
+    </w:lvl>
+    <w:lvl w:ilvl="6" w:tentative="1">
+      <w:start w:val="1"/>
+      <w:numFmt w:val="bullet"/>
+      <w:lvlText w:val=""/>
+      <w:lvlJc w:val="left"/>
+      <w:pPr>
+        <w:tabs>
+          <w:tab w:val="num" w:pos="5040"/>
+        </w:tabs>
+        <w:ind w:left="5040" w:hanging="360"/>
+      </w:pPr>
+      <w:rPr>
+        <w:rFonts w:ascii="Wingdings" w:hAnsi="Wingdings" w:hint="default"/>
+        <w:sz w:val="20"/>
+      </w:rPr>
+    </w:lvl>
+    <w:lvl w:ilvl="7" w:tentative="1">
+      <w:start w:val="1"/>
+      <w:numFmt w:val="bullet"/>
+      <w:lvlText w:val=""/>
+      <w:lvlJc w:val="left"/>
+      <w:pPr>
+        <w:tabs>
+          <w:tab w:val="num" w:pos="5760"/>
+        </w:tabs>
+        <w:ind w:left="5760" w:hanging="360"/>
+      </w:pPr>
+      <w:rPr>
+        <w:rFonts w:ascii="Wingdings" w:hAnsi="Wingdings" w:hint="default"/>
+        <w:sz w:val="20"/>
+      </w:rPr>
+    </w:lvl>
+    <w:lvl w:ilvl="8" w:tentative="1">
+      <w:start w:val="1"/>
+      <w:numFmt w:val="bullet"/>
+      <w:lvlText w:val=""/>
+      <w:lvlJc w:val="left"/>
+      <w:pPr>
+        <w:tabs>
+          <w:tab w:val="num" w:pos="6480"/>
+        </w:tabs>
+        <w:ind w:left="6480" w:hanging="360"/>
+      </w:pPr>
+      <w:rPr>
+        <w:rFonts w:ascii="Wingdings" w:hAnsi="Wingdings" w:hint="default"/>
+        <w:sz w:val="20"/>
+      </w:rPr>
+    </w:lvl>
+  </w:abstractNum>
+  <w:abstractNum w:abstractNumId="5" w15:restartNumberingAfterBreak="0">
     <w:nsid w:val="230944C4"/>
     <w:multiLevelType w:val="multilevel"/>
     <w:tmpl w:val="9DA6639A"/>
@@ -1354,7 +4257,7 @@
       </w:rPr>
     </w:lvl>
   </w:abstractNum>
-  <w:abstractNum w:abstractNumId="3" w15:restartNumberingAfterBreak="0">
+  <w:abstractNum w:abstractNumId="6" w15:restartNumberingAfterBreak="0">
     <w:nsid w:val="250B4CEA"/>
     <w:multiLevelType w:val="multilevel"/>
     <w:tmpl w:val="D5B06C2E"/>
@@ -1503,7 +4406,1050 @@
       </w:rPr>
     </w:lvl>
   </w:abstractNum>
-  <w:abstractNum w:abstractNumId="4" w15:restartNumberingAfterBreak="0">
+  <w:abstractNum w:abstractNumId="7" w15:restartNumberingAfterBreak="0">
+    <w:nsid w:val="317D3AC0"/>
+    <w:multiLevelType w:val="multilevel"/>
+    <w:tmpl w:val="44664DB8"/>
+    <w:lvl w:ilvl="0">
+      <w:start w:val="1"/>
+      <w:numFmt w:val="bullet"/>
+      <w:lvlText w:val=""/>
+      <w:lvlJc w:val="left"/>
+      <w:pPr>
+        <w:tabs>
+          <w:tab w:val="num" w:pos="720"/>
+        </w:tabs>
+        <w:ind w:left="720" w:hanging="360"/>
+      </w:pPr>
+      <w:rPr>
+        <w:rFonts w:ascii="Symbol" w:hAnsi="Symbol" w:hint="default"/>
+        <w:sz w:val="20"/>
+      </w:rPr>
+    </w:lvl>
+    <w:lvl w:ilvl="1" w:tentative="1">
+      <w:start w:val="1"/>
+      <w:numFmt w:val="bullet"/>
+      <w:lvlText w:val="o"/>
+      <w:lvlJc w:val="left"/>
+      <w:pPr>
+        <w:tabs>
+          <w:tab w:val="num" w:pos="1440"/>
+        </w:tabs>
+        <w:ind w:left="1440" w:hanging="360"/>
+      </w:pPr>
+      <w:rPr>
+        <w:rFonts w:ascii="Courier New" w:hAnsi="Courier New" w:hint="default"/>
+        <w:sz w:val="20"/>
+      </w:rPr>
+    </w:lvl>
+    <w:lvl w:ilvl="2" w:tentative="1">
+      <w:start w:val="1"/>
+      <w:numFmt w:val="bullet"/>
+      <w:lvlText w:val=""/>
+      <w:lvlJc w:val="left"/>
+      <w:pPr>
+        <w:tabs>
+          <w:tab w:val="num" w:pos="2160"/>
+        </w:tabs>
+        <w:ind w:left="2160" w:hanging="360"/>
+      </w:pPr>
+      <w:rPr>
+        <w:rFonts w:ascii="Wingdings" w:hAnsi="Wingdings" w:hint="default"/>
+        <w:sz w:val="20"/>
+      </w:rPr>
+    </w:lvl>
+    <w:lvl w:ilvl="3" w:tentative="1">
+      <w:start w:val="1"/>
+      <w:numFmt w:val="bullet"/>
+      <w:lvlText w:val=""/>
+      <w:lvlJc w:val="left"/>
+      <w:pPr>
+        <w:tabs>
+          <w:tab w:val="num" w:pos="2880"/>
+        </w:tabs>
+        <w:ind w:left="2880" w:hanging="360"/>
+      </w:pPr>
+      <w:rPr>
+        <w:rFonts w:ascii="Wingdings" w:hAnsi="Wingdings" w:hint="default"/>
+        <w:sz w:val="20"/>
+      </w:rPr>
+    </w:lvl>
+    <w:lvl w:ilvl="4" w:tentative="1">
+      <w:start w:val="1"/>
+      <w:numFmt w:val="bullet"/>
+      <w:lvlText w:val=""/>
+      <w:lvlJc w:val="left"/>
+      <w:pPr>
+        <w:tabs>
+          <w:tab w:val="num" w:pos="3600"/>
+        </w:tabs>
+        <w:ind w:left="3600" w:hanging="360"/>
+      </w:pPr>
+      <w:rPr>
+        <w:rFonts w:ascii="Wingdings" w:hAnsi="Wingdings" w:hint="default"/>
+        <w:sz w:val="20"/>
+      </w:rPr>
+    </w:lvl>
+    <w:lvl w:ilvl="5" w:tentative="1">
+      <w:start w:val="1"/>
+      <w:numFmt w:val="bullet"/>
+      <w:lvlText w:val=""/>
+      <w:lvlJc w:val="left"/>
+      <w:pPr>
+        <w:tabs>
+          <w:tab w:val="num" w:pos="4320"/>
+        </w:tabs>
+        <w:ind w:left="4320" w:hanging="360"/>
+      </w:pPr>
+      <w:rPr>
+        <w:rFonts w:ascii="Wingdings" w:hAnsi="Wingdings" w:hint="default"/>
+        <w:sz w:val="20"/>
+      </w:rPr>
+    </w:lvl>
+    <w:lvl w:ilvl="6" w:tentative="1">
+      <w:start w:val="1"/>
+      <w:numFmt w:val="bullet"/>
+      <w:lvlText w:val=""/>
+      <w:lvlJc w:val="left"/>
+      <w:pPr>
+        <w:tabs>
+          <w:tab w:val="num" w:pos="5040"/>
+        </w:tabs>
+        <w:ind w:left="5040" w:hanging="360"/>
+      </w:pPr>
+      <w:rPr>
+        <w:rFonts w:ascii="Wingdings" w:hAnsi="Wingdings" w:hint="default"/>
+        <w:sz w:val="20"/>
+      </w:rPr>
+    </w:lvl>
+    <w:lvl w:ilvl="7" w:tentative="1">
+      <w:start w:val="1"/>
+      <w:numFmt w:val="bullet"/>
+      <w:lvlText w:val=""/>
+      <w:lvlJc w:val="left"/>
+      <w:pPr>
+        <w:tabs>
+          <w:tab w:val="num" w:pos="5760"/>
+        </w:tabs>
+        <w:ind w:left="5760" w:hanging="360"/>
+      </w:pPr>
+      <w:rPr>
+        <w:rFonts w:ascii="Wingdings" w:hAnsi="Wingdings" w:hint="default"/>
+        <w:sz w:val="20"/>
+      </w:rPr>
+    </w:lvl>
+    <w:lvl w:ilvl="8" w:tentative="1">
+      <w:start w:val="1"/>
+      <w:numFmt w:val="bullet"/>
+      <w:lvlText w:val=""/>
+      <w:lvlJc w:val="left"/>
+      <w:pPr>
+        <w:tabs>
+          <w:tab w:val="num" w:pos="6480"/>
+        </w:tabs>
+        <w:ind w:left="6480" w:hanging="360"/>
+      </w:pPr>
+      <w:rPr>
+        <w:rFonts w:ascii="Wingdings" w:hAnsi="Wingdings" w:hint="default"/>
+        <w:sz w:val="20"/>
+      </w:rPr>
+    </w:lvl>
+  </w:abstractNum>
+  <w:abstractNum w:abstractNumId="8" w15:restartNumberingAfterBreak="0">
+    <w:nsid w:val="32EF4050"/>
+    <w:multiLevelType w:val="multilevel"/>
+    <w:tmpl w:val="ED78A2B0"/>
+    <w:lvl w:ilvl="0">
+      <w:start w:val="1"/>
+      <w:numFmt w:val="bullet"/>
+      <w:lvlText w:val=""/>
+      <w:lvlJc w:val="left"/>
+      <w:pPr>
+        <w:tabs>
+          <w:tab w:val="num" w:pos="720"/>
+        </w:tabs>
+        <w:ind w:left="720" w:hanging="360"/>
+      </w:pPr>
+      <w:rPr>
+        <w:rFonts w:ascii="Symbol" w:hAnsi="Symbol" w:hint="default"/>
+        <w:sz w:val="20"/>
+      </w:rPr>
+    </w:lvl>
+    <w:lvl w:ilvl="1" w:tentative="1">
+      <w:start w:val="1"/>
+      <w:numFmt w:val="bullet"/>
+      <w:lvlText w:val="o"/>
+      <w:lvlJc w:val="left"/>
+      <w:pPr>
+        <w:tabs>
+          <w:tab w:val="num" w:pos="1440"/>
+        </w:tabs>
+        <w:ind w:left="1440" w:hanging="360"/>
+      </w:pPr>
+      <w:rPr>
+        <w:rFonts w:ascii="Courier New" w:hAnsi="Courier New" w:hint="default"/>
+        <w:sz w:val="20"/>
+      </w:rPr>
+    </w:lvl>
+    <w:lvl w:ilvl="2" w:tentative="1">
+      <w:start w:val="1"/>
+      <w:numFmt w:val="bullet"/>
+      <w:lvlText w:val=""/>
+      <w:lvlJc w:val="left"/>
+      <w:pPr>
+        <w:tabs>
+          <w:tab w:val="num" w:pos="2160"/>
+        </w:tabs>
+        <w:ind w:left="2160" w:hanging="360"/>
+      </w:pPr>
+      <w:rPr>
+        <w:rFonts w:ascii="Wingdings" w:hAnsi="Wingdings" w:hint="default"/>
+        <w:sz w:val="20"/>
+      </w:rPr>
+    </w:lvl>
+    <w:lvl w:ilvl="3" w:tentative="1">
+      <w:start w:val="1"/>
+      <w:numFmt w:val="bullet"/>
+      <w:lvlText w:val=""/>
+      <w:lvlJc w:val="left"/>
+      <w:pPr>
+        <w:tabs>
+          <w:tab w:val="num" w:pos="2880"/>
+        </w:tabs>
+        <w:ind w:left="2880" w:hanging="360"/>
+      </w:pPr>
+      <w:rPr>
+        <w:rFonts w:ascii="Wingdings" w:hAnsi="Wingdings" w:hint="default"/>
+        <w:sz w:val="20"/>
+      </w:rPr>
+    </w:lvl>
+    <w:lvl w:ilvl="4" w:tentative="1">
+      <w:start w:val="1"/>
+      <w:numFmt w:val="bullet"/>
+      <w:lvlText w:val=""/>
+      <w:lvlJc w:val="left"/>
+      <w:pPr>
+        <w:tabs>
+          <w:tab w:val="num" w:pos="3600"/>
+        </w:tabs>
+        <w:ind w:left="3600" w:hanging="360"/>
+      </w:pPr>
+      <w:rPr>
+        <w:rFonts w:ascii="Wingdings" w:hAnsi="Wingdings" w:hint="default"/>
+        <w:sz w:val="20"/>
+      </w:rPr>
+    </w:lvl>
+    <w:lvl w:ilvl="5" w:tentative="1">
+      <w:start w:val="1"/>
+      <w:numFmt w:val="bullet"/>
+      <w:lvlText w:val=""/>
+      <w:lvlJc w:val="left"/>
+      <w:pPr>
+        <w:tabs>
+          <w:tab w:val="num" w:pos="4320"/>
+        </w:tabs>
+        <w:ind w:left="4320" w:hanging="360"/>
+      </w:pPr>
+      <w:rPr>
+        <w:rFonts w:ascii="Wingdings" w:hAnsi="Wingdings" w:hint="default"/>
+        <w:sz w:val="20"/>
+      </w:rPr>
+    </w:lvl>
+    <w:lvl w:ilvl="6" w:tentative="1">
+      <w:start w:val="1"/>
+      <w:numFmt w:val="bullet"/>
+      <w:lvlText w:val=""/>
+      <w:lvlJc w:val="left"/>
+      <w:pPr>
+        <w:tabs>
+          <w:tab w:val="num" w:pos="5040"/>
+        </w:tabs>
+        <w:ind w:left="5040" w:hanging="360"/>
+      </w:pPr>
+      <w:rPr>
+        <w:rFonts w:ascii="Wingdings" w:hAnsi="Wingdings" w:hint="default"/>
+        <w:sz w:val="20"/>
+      </w:rPr>
+    </w:lvl>
+    <w:lvl w:ilvl="7" w:tentative="1">
+      <w:start w:val="1"/>
+      <w:numFmt w:val="bullet"/>
+      <w:lvlText w:val=""/>
+      <w:lvlJc w:val="left"/>
+      <w:pPr>
+        <w:tabs>
+          <w:tab w:val="num" w:pos="5760"/>
+        </w:tabs>
+        <w:ind w:left="5760" w:hanging="360"/>
+      </w:pPr>
+      <w:rPr>
+        <w:rFonts w:ascii="Wingdings" w:hAnsi="Wingdings" w:hint="default"/>
+        <w:sz w:val="20"/>
+      </w:rPr>
+    </w:lvl>
+    <w:lvl w:ilvl="8" w:tentative="1">
+      <w:start w:val="1"/>
+      <w:numFmt w:val="bullet"/>
+      <w:lvlText w:val=""/>
+      <w:lvlJc w:val="left"/>
+      <w:pPr>
+        <w:tabs>
+          <w:tab w:val="num" w:pos="6480"/>
+        </w:tabs>
+        <w:ind w:left="6480" w:hanging="360"/>
+      </w:pPr>
+      <w:rPr>
+        <w:rFonts w:ascii="Wingdings" w:hAnsi="Wingdings" w:hint="default"/>
+        <w:sz w:val="20"/>
+      </w:rPr>
+    </w:lvl>
+  </w:abstractNum>
+  <w:abstractNum w:abstractNumId="9" w15:restartNumberingAfterBreak="0">
+    <w:nsid w:val="36E9342B"/>
+    <w:multiLevelType w:val="multilevel"/>
+    <w:tmpl w:val="27D47336"/>
+    <w:lvl w:ilvl="0">
+      <w:start w:val="1"/>
+      <w:numFmt w:val="bullet"/>
+      <w:lvlText w:val=""/>
+      <w:lvlJc w:val="left"/>
+      <w:pPr>
+        <w:tabs>
+          <w:tab w:val="num" w:pos="720"/>
+        </w:tabs>
+        <w:ind w:left="720" w:hanging="360"/>
+      </w:pPr>
+      <w:rPr>
+        <w:rFonts w:ascii="Symbol" w:hAnsi="Symbol" w:hint="default"/>
+        <w:sz w:val="20"/>
+      </w:rPr>
+    </w:lvl>
+    <w:lvl w:ilvl="1" w:tentative="1">
+      <w:start w:val="1"/>
+      <w:numFmt w:val="bullet"/>
+      <w:lvlText w:val="o"/>
+      <w:lvlJc w:val="left"/>
+      <w:pPr>
+        <w:tabs>
+          <w:tab w:val="num" w:pos="1440"/>
+        </w:tabs>
+        <w:ind w:left="1440" w:hanging="360"/>
+      </w:pPr>
+      <w:rPr>
+        <w:rFonts w:ascii="Courier New" w:hAnsi="Courier New" w:hint="default"/>
+        <w:sz w:val="20"/>
+      </w:rPr>
+    </w:lvl>
+    <w:lvl w:ilvl="2" w:tentative="1">
+      <w:start w:val="1"/>
+      <w:numFmt w:val="bullet"/>
+      <w:lvlText w:val=""/>
+      <w:lvlJc w:val="left"/>
+      <w:pPr>
+        <w:tabs>
+          <w:tab w:val="num" w:pos="2160"/>
+        </w:tabs>
+        <w:ind w:left="2160" w:hanging="360"/>
+      </w:pPr>
+      <w:rPr>
+        <w:rFonts w:ascii="Wingdings" w:hAnsi="Wingdings" w:hint="default"/>
+        <w:sz w:val="20"/>
+      </w:rPr>
+    </w:lvl>
+    <w:lvl w:ilvl="3" w:tentative="1">
+      <w:start w:val="1"/>
+      <w:numFmt w:val="bullet"/>
+      <w:lvlText w:val=""/>
+      <w:lvlJc w:val="left"/>
+      <w:pPr>
+        <w:tabs>
+          <w:tab w:val="num" w:pos="2880"/>
+        </w:tabs>
+        <w:ind w:left="2880" w:hanging="360"/>
+      </w:pPr>
+      <w:rPr>
+        <w:rFonts w:ascii="Wingdings" w:hAnsi="Wingdings" w:hint="default"/>
+        <w:sz w:val="20"/>
+      </w:rPr>
+    </w:lvl>
+    <w:lvl w:ilvl="4" w:tentative="1">
+      <w:start w:val="1"/>
+      <w:numFmt w:val="bullet"/>
+      <w:lvlText w:val=""/>
+      <w:lvlJc w:val="left"/>
+      <w:pPr>
+        <w:tabs>
+          <w:tab w:val="num" w:pos="3600"/>
+        </w:tabs>
+        <w:ind w:left="3600" w:hanging="360"/>
+      </w:pPr>
+      <w:rPr>
+        <w:rFonts w:ascii="Wingdings" w:hAnsi="Wingdings" w:hint="default"/>
+        <w:sz w:val="20"/>
+      </w:rPr>
+    </w:lvl>
+    <w:lvl w:ilvl="5" w:tentative="1">
+      <w:start w:val="1"/>
+      <w:numFmt w:val="bullet"/>
+      <w:lvlText w:val=""/>
+      <w:lvlJc w:val="left"/>
+      <w:pPr>
+        <w:tabs>
+          <w:tab w:val="num" w:pos="4320"/>
+        </w:tabs>
+        <w:ind w:left="4320" w:hanging="360"/>
+      </w:pPr>
+      <w:rPr>
+        <w:rFonts w:ascii="Wingdings" w:hAnsi="Wingdings" w:hint="default"/>
+        <w:sz w:val="20"/>
+      </w:rPr>
+    </w:lvl>
+    <w:lvl w:ilvl="6" w:tentative="1">
+      <w:start w:val="1"/>
+      <w:numFmt w:val="bullet"/>
+      <w:lvlText w:val=""/>
+      <w:lvlJc w:val="left"/>
+      <w:pPr>
+        <w:tabs>
+          <w:tab w:val="num" w:pos="5040"/>
+        </w:tabs>
+        <w:ind w:left="5040" w:hanging="360"/>
+      </w:pPr>
+      <w:rPr>
+        <w:rFonts w:ascii="Wingdings" w:hAnsi="Wingdings" w:hint="default"/>
+        <w:sz w:val="20"/>
+      </w:rPr>
+    </w:lvl>
+    <w:lvl w:ilvl="7" w:tentative="1">
+      <w:start w:val="1"/>
+      <w:numFmt w:val="bullet"/>
+      <w:lvlText w:val=""/>
+      <w:lvlJc w:val="left"/>
+      <w:pPr>
+        <w:tabs>
+          <w:tab w:val="num" w:pos="5760"/>
+        </w:tabs>
+        <w:ind w:left="5760" w:hanging="360"/>
+      </w:pPr>
+      <w:rPr>
+        <w:rFonts w:ascii="Wingdings" w:hAnsi="Wingdings" w:hint="default"/>
+        <w:sz w:val="20"/>
+      </w:rPr>
+    </w:lvl>
+    <w:lvl w:ilvl="8" w:tentative="1">
+      <w:start w:val="1"/>
+      <w:numFmt w:val="bullet"/>
+      <w:lvlText w:val=""/>
+      <w:lvlJc w:val="left"/>
+      <w:pPr>
+        <w:tabs>
+          <w:tab w:val="num" w:pos="6480"/>
+        </w:tabs>
+        <w:ind w:left="6480" w:hanging="360"/>
+      </w:pPr>
+      <w:rPr>
+        <w:rFonts w:ascii="Wingdings" w:hAnsi="Wingdings" w:hint="default"/>
+        <w:sz w:val="20"/>
+      </w:rPr>
+    </w:lvl>
+  </w:abstractNum>
+  <w:abstractNum w:abstractNumId="10" w15:restartNumberingAfterBreak="0">
+    <w:nsid w:val="44C75065"/>
+    <w:multiLevelType w:val="multilevel"/>
+    <w:tmpl w:val="DA34C004"/>
+    <w:lvl w:ilvl="0">
+      <w:start w:val="1"/>
+      <w:numFmt w:val="bullet"/>
+      <w:lvlText w:val=""/>
+      <w:lvlJc w:val="left"/>
+      <w:pPr>
+        <w:tabs>
+          <w:tab w:val="num" w:pos="720"/>
+        </w:tabs>
+        <w:ind w:left="720" w:hanging="360"/>
+      </w:pPr>
+      <w:rPr>
+        <w:rFonts w:ascii="Symbol" w:hAnsi="Symbol" w:hint="default"/>
+        <w:sz w:val="20"/>
+      </w:rPr>
+    </w:lvl>
+    <w:lvl w:ilvl="1" w:tentative="1">
+      <w:start w:val="1"/>
+      <w:numFmt w:val="bullet"/>
+      <w:lvlText w:val="o"/>
+      <w:lvlJc w:val="left"/>
+      <w:pPr>
+        <w:tabs>
+          <w:tab w:val="num" w:pos="1440"/>
+        </w:tabs>
+        <w:ind w:left="1440" w:hanging="360"/>
+      </w:pPr>
+      <w:rPr>
+        <w:rFonts w:ascii="Courier New" w:hAnsi="Courier New" w:hint="default"/>
+        <w:sz w:val="20"/>
+      </w:rPr>
+    </w:lvl>
+    <w:lvl w:ilvl="2" w:tentative="1">
+      <w:start w:val="1"/>
+      <w:numFmt w:val="bullet"/>
+      <w:lvlText w:val=""/>
+      <w:lvlJc w:val="left"/>
+      <w:pPr>
+        <w:tabs>
+          <w:tab w:val="num" w:pos="2160"/>
+        </w:tabs>
+        <w:ind w:left="2160" w:hanging="360"/>
+      </w:pPr>
+      <w:rPr>
+        <w:rFonts w:ascii="Wingdings" w:hAnsi="Wingdings" w:hint="default"/>
+        <w:sz w:val="20"/>
+      </w:rPr>
+    </w:lvl>
+    <w:lvl w:ilvl="3" w:tentative="1">
+      <w:start w:val="1"/>
+      <w:numFmt w:val="bullet"/>
+      <w:lvlText w:val=""/>
+      <w:lvlJc w:val="left"/>
+      <w:pPr>
+        <w:tabs>
+          <w:tab w:val="num" w:pos="2880"/>
+        </w:tabs>
+        <w:ind w:left="2880" w:hanging="360"/>
+      </w:pPr>
+      <w:rPr>
+        <w:rFonts w:ascii="Wingdings" w:hAnsi="Wingdings" w:hint="default"/>
+        <w:sz w:val="20"/>
+      </w:rPr>
+    </w:lvl>
+    <w:lvl w:ilvl="4" w:tentative="1">
+      <w:start w:val="1"/>
+      <w:numFmt w:val="bullet"/>
+      <w:lvlText w:val=""/>
+      <w:lvlJc w:val="left"/>
+      <w:pPr>
+        <w:tabs>
+          <w:tab w:val="num" w:pos="3600"/>
+        </w:tabs>
+        <w:ind w:left="3600" w:hanging="360"/>
+      </w:pPr>
+      <w:rPr>
+        <w:rFonts w:ascii="Wingdings" w:hAnsi="Wingdings" w:hint="default"/>
+        <w:sz w:val="20"/>
+      </w:rPr>
+    </w:lvl>
+    <w:lvl w:ilvl="5" w:tentative="1">
+      <w:start w:val="1"/>
+      <w:numFmt w:val="bullet"/>
+      <w:lvlText w:val=""/>
+      <w:lvlJc w:val="left"/>
+      <w:pPr>
+        <w:tabs>
+          <w:tab w:val="num" w:pos="4320"/>
+        </w:tabs>
+        <w:ind w:left="4320" w:hanging="360"/>
+      </w:pPr>
+      <w:rPr>
+        <w:rFonts w:ascii="Wingdings" w:hAnsi="Wingdings" w:hint="default"/>
+        <w:sz w:val="20"/>
+      </w:rPr>
+    </w:lvl>
+    <w:lvl w:ilvl="6" w:tentative="1">
+      <w:start w:val="1"/>
+      <w:numFmt w:val="bullet"/>
+      <w:lvlText w:val=""/>
+      <w:lvlJc w:val="left"/>
+      <w:pPr>
+        <w:tabs>
+          <w:tab w:val="num" w:pos="5040"/>
+        </w:tabs>
+        <w:ind w:left="5040" w:hanging="360"/>
+      </w:pPr>
+      <w:rPr>
+        <w:rFonts w:ascii="Wingdings" w:hAnsi="Wingdings" w:hint="default"/>
+        <w:sz w:val="20"/>
+      </w:rPr>
+    </w:lvl>
+    <w:lvl w:ilvl="7" w:tentative="1">
+      <w:start w:val="1"/>
+      <w:numFmt w:val="bullet"/>
+      <w:lvlText w:val=""/>
+      <w:lvlJc w:val="left"/>
+      <w:pPr>
+        <w:tabs>
+          <w:tab w:val="num" w:pos="5760"/>
+        </w:tabs>
+        <w:ind w:left="5760" w:hanging="360"/>
+      </w:pPr>
+      <w:rPr>
+        <w:rFonts w:ascii="Wingdings" w:hAnsi="Wingdings" w:hint="default"/>
+        <w:sz w:val="20"/>
+      </w:rPr>
+    </w:lvl>
+    <w:lvl w:ilvl="8" w:tentative="1">
+      <w:start w:val="1"/>
+      <w:numFmt w:val="bullet"/>
+      <w:lvlText w:val=""/>
+      <w:lvlJc w:val="left"/>
+      <w:pPr>
+        <w:tabs>
+          <w:tab w:val="num" w:pos="6480"/>
+        </w:tabs>
+        <w:ind w:left="6480" w:hanging="360"/>
+      </w:pPr>
+      <w:rPr>
+        <w:rFonts w:ascii="Wingdings" w:hAnsi="Wingdings" w:hint="default"/>
+        <w:sz w:val="20"/>
+      </w:rPr>
+    </w:lvl>
+  </w:abstractNum>
+  <w:abstractNum w:abstractNumId="11" w15:restartNumberingAfterBreak="0">
+    <w:nsid w:val="45A50F5E"/>
+    <w:multiLevelType w:val="multilevel"/>
+    <w:tmpl w:val="73D88350"/>
+    <w:lvl w:ilvl="0">
+      <w:start w:val="1"/>
+      <w:numFmt w:val="bullet"/>
+      <w:lvlText w:val=""/>
+      <w:lvlJc w:val="left"/>
+      <w:pPr>
+        <w:tabs>
+          <w:tab w:val="num" w:pos="720"/>
+        </w:tabs>
+        <w:ind w:left="720" w:hanging="360"/>
+      </w:pPr>
+      <w:rPr>
+        <w:rFonts w:ascii="Symbol" w:hAnsi="Symbol" w:hint="default"/>
+        <w:sz w:val="20"/>
+      </w:rPr>
+    </w:lvl>
+    <w:lvl w:ilvl="1" w:tentative="1">
+      <w:start w:val="1"/>
+      <w:numFmt w:val="bullet"/>
+      <w:lvlText w:val="o"/>
+      <w:lvlJc w:val="left"/>
+      <w:pPr>
+        <w:tabs>
+          <w:tab w:val="num" w:pos="1440"/>
+        </w:tabs>
+        <w:ind w:left="1440" w:hanging="360"/>
+      </w:pPr>
+      <w:rPr>
+        <w:rFonts w:ascii="Courier New" w:hAnsi="Courier New" w:hint="default"/>
+        <w:sz w:val="20"/>
+      </w:rPr>
+    </w:lvl>
+    <w:lvl w:ilvl="2" w:tentative="1">
+      <w:start w:val="1"/>
+      <w:numFmt w:val="bullet"/>
+      <w:lvlText w:val=""/>
+      <w:lvlJc w:val="left"/>
+      <w:pPr>
+        <w:tabs>
+          <w:tab w:val="num" w:pos="2160"/>
+        </w:tabs>
+        <w:ind w:left="2160" w:hanging="360"/>
+      </w:pPr>
+      <w:rPr>
+        <w:rFonts w:ascii="Wingdings" w:hAnsi="Wingdings" w:hint="default"/>
+        <w:sz w:val="20"/>
+      </w:rPr>
+    </w:lvl>
+    <w:lvl w:ilvl="3" w:tentative="1">
+      <w:start w:val="1"/>
+      <w:numFmt w:val="bullet"/>
+      <w:lvlText w:val=""/>
+      <w:lvlJc w:val="left"/>
+      <w:pPr>
+        <w:tabs>
+          <w:tab w:val="num" w:pos="2880"/>
+        </w:tabs>
+        <w:ind w:left="2880" w:hanging="360"/>
+      </w:pPr>
+      <w:rPr>
+        <w:rFonts w:ascii="Wingdings" w:hAnsi="Wingdings" w:hint="default"/>
+        <w:sz w:val="20"/>
+      </w:rPr>
+    </w:lvl>
+    <w:lvl w:ilvl="4" w:tentative="1">
+      <w:start w:val="1"/>
+      <w:numFmt w:val="bullet"/>
+      <w:lvlText w:val=""/>
+      <w:lvlJc w:val="left"/>
+      <w:pPr>
+        <w:tabs>
+          <w:tab w:val="num" w:pos="3600"/>
+        </w:tabs>
+        <w:ind w:left="3600" w:hanging="360"/>
+      </w:pPr>
+      <w:rPr>
+        <w:rFonts w:ascii="Wingdings" w:hAnsi="Wingdings" w:hint="default"/>
+        <w:sz w:val="20"/>
+      </w:rPr>
+    </w:lvl>
+    <w:lvl w:ilvl="5" w:tentative="1">
+      <w:start w:val="1"/>
+      <w:numFmt w:val="bullet"/>
+      <w:lvlText w:val=""/>
+      <w:lvlJc w:val="left"/>
+      <w:pPr>
+        <w:tabs>
+          <w:tab w:val="num" w:pos="4320"/>
+        </w:tabs>
+        <w:ind w:left="4320" w:hanging="360"/>
+      </w:pPr>
+      <w:rPr>
+        <w:rFonts w:ascii="Wingdings" w:hAnsi="Wingdings" w:hint="default"/>
+        <w:sz w:val="20"/>
+      </w:rPr>
+    </w:lvl>
+    <w:lvl w:ilvl="6" w:tentative="1">
+      <w:start w:val="1"/>
+      <w:numFmt w:val="bullet"/>
+      <w:lvlText w:val=""/>
+      <w:lvlJc w:val="left"/>
+      <w:pPr>
+        <w:tabs>
+          <w:tab w:val="num" w:pos="5040"/>
+        </w:tabs>
+        <w:ind w:left="5040" w:hanging="360"/>
+      </w:pPr>
+      <w:rPr>
+        <w:rFonts w:ascii="Wingdings" w:hAnsi="Wingdings" w:hint="default"/>
+        <w:sz w:val="20"/>
+      </w:rPr>
+    </w:lvl>
+    <w:lvl w:ilvl="7" w:tentative="1">
+      <w:start w:val="1"/>
+      <w:numFmt w:val="bullet"/>
+      <w:lvlText w:val=""/>
+      <w:lvlJc w:val="left"/>
+      <w:pPr>
+        <w:tabs>
+          <w:tab w:val="num" w:pos="5760"/>
+        </w:tabs>
+        <w:ind w:left="5760" w:hanging="360"/>
+      </w:pPr>
+      <w:rPr>
+        <w:rFonts w:ascii="Wingdings" w:hAnsi="Wingdings" w:hint="default"/>
+        <w:sz w:val="20"/>
+      </w:rPr>
+    </w:lvl>
+    <w:lvl w:ilvl="8" w:tentative="1">
+      <w:start w:val="1"/>
+      <w:numFmt w:val="bullet"/>
+      <w:lvlText w:val=""/>
+      <w:lvlJc w:val="left"/>
+      <w:pPr>
+        <w:tabs>
+          <w:tab w:val="num" w:pos="6480"/>
+        </w:tabs>
+        <w:ind w:left="6480" w:hanging="360"/>
+      </w:pPr>
+      <w:rPr>
+        <w:rFonts w:ascii="Wingdings" w:hAnsi="Wingdings" w:hint="default"/>
+        <w:sz w:val="20"/>
+      </w:rPr>
+    </w:lvl>
+  </w:abstractNum>
+  <w:abstractNum w:abstractNumId="12" w15:restartNumberingAfterBreak="0">
+    <w:nsid w:val="553A5C7A"/>
+    <w:multiLevelType w:val="multilevel"/>
+    <w:tmpl w:val="15FA7938"/>
+    <w:lvl w:ilvl="0">
+      <w:start w:val="1"/>
+      <w:numFmt w:val="bullet"/>
+      <w:lvlText w:val=""/>
+      <w:lvlJc w:val="left"/>
+      <w:pPr>
+        <w:tabs>
+          <w:tab w:val="num" w:pos="720"/>
+        </w:tabs>
+        <w:ind w:left="720" w:hanging="360"/>
+      </w:pPr>
+      <w:rPr>
+        <w:rFonts w:ascii="Symbol" w:hAnsi="Symbol" w:hint="default"/>
+        <w:sz w:val="20"/>
+      </w:rPr>
+    </w:lvl>
+    <w:lvl w:ilvl="1" w:tentative="1">
+      <w:start w:val="1"/>
+      <w:numFmt w:val="bullet"/>
+      <w:lvlText w:val="o"/>
+      <w:lvlJc w:val="left"/>
+      <w:pPr>
+        <w:tabs>
+          <w:tab w:val="num" w:pos="1440"/>
+        </w:tabs>
+        <w:ind w:left="1440" w:hanging="360"/>
+      </w:pPr>
+      <w:rPr>
+        <w:rFonts w:ascii="Courier New" w:hAnsi="Courier New" w:hint="default"/>
+        <w:sz w:val="20"/>
+      </w:rPr>
+    </w:lvl>
+    <w:lvl w:ilvl="2" w:tentative="1">
+      <w:start w:val="1"/>
+      <w:numFmt w:val="bullet"/>
+      <w:lvlText w:val=""/>
+      <w:lvlJc w:val="left"/>
+      <w:pPr>
+        <w:tabs>
+          <w:tab w:val="num" w:pos="2160"/>
+        </w:tabs>
+        <w:ind w:left="2160" w:hanging="360"/>
+      </w:pPr>
+      <w:rPr>
+        <w:rFonts w:ascii="Wingdings" w:hAnsi="Wingdings" w:hint="default"/>
+        <w:sz w:val="20"/>
+      </w:rPr>
+    </w:lvl>
+    <w:lvl w:ilvl="3" w:tentative="1">
+      <w:start w:val="1"/>
+      <w:numFmt w:val="bullet"/>
+      <w:lvlText w:val=""/>
+      <w:lvlJc w:val="left"/>
+      <w:pPr>
+        <w:tabs>
+          <w:tab w:val="num" w:pos="2880"/>
+        </w:tabs>
+        <w:ind w:left="2880" w:hanging="360"/>
+      </w:pPr>
+      <w:rPr>
+        <w:rFonts w:ascii="Wingdings" w:hAnsi="Wingdings" w:hint="default"/>
+        <w:sz w:val="20"/>
+      </w:rPr>
+    </w:lvl>
+    <w:lvl w:ilvl="4" w:tentative="1">
+      <w:start w:val="1"/>
+      <w:numFmt w:val="bullet"/>
+      <w:lvlText w:val=""/>
+      <w:lvlJc w:val="left"/>
+      <w:pPr>
+        <w:tabs>
+          <w:tab w:val="num" w:pos="3600"/>
+        </w:tabs>
+        <w:ind w:left="3600" w:hanging="360"/>
+      </w:pPr>
+      <w:rPr>
+        <w:rFonts w:ascii="Wingdings" w:hAnsi="Wingdings" w:hint="default"/>
+        <w:sz w:val="20"/>
+      </w:rPr>
+    </w:lvl>
+    <w:lvl w:ilvl="5" w:tentative="1">
+      <w:start w:val="1"/>
+      <w:numFmt w:val="bullet"/>
+      <w:lvlText w:val=""/>
+      <w:lvlJc w:val="left"/>
+      <w:pPr>
+        <w:tabs>
+          <w:tab w:val="num" w:pos="4320"/>
+        </w:tabs>
+        <w:ind w:left="4320" w:hanging="360"/>
+      </w:pPr>
+      <w:rPr>
+        <w:rFonts w:ascii="Wingdings" w:hAnsi="Wingdings" w:hint="default"/>
+        <w:sz w:val="20"/>
+      </w:rPr>
+    </w:lvl>
+    <w:lvl w:ilvl="6" w:tentative="1">
+      <w:start w:val="1"/>
+      <w:numFmt w:val="bullet"/>
+      <w:lvlText w:val=""/>
+      <w:lvlJc w:val="left"/>
+      <w:pPr>
+        <w:tabs>
+          <w:tab w:val="num" w:pos="5040"/>
+        </w:tabs>
+        <w:ind w:left="5040" w:hanging="360"/>
+      </w:pPr>
+      <w:rPr>
+        <w:rFonts w:ascii="Wingdings" w:hAnsi="Wingdings" w:hint="default"/>
+        <w:sz w:val="20"/>
+      </w:rPr>
+    </w:lvl>
+    <w:lvl w:ilvl="7" w:tentative="1">
+      <w:start w:val="1"/>
+      <w:numFmt w:val="bullet"/>
+      <w:lvlText w:val=""/>
+      <w:lvlJc w:val="left"/>
+      <w:pPr>
+        <w:tabs>
+          <w:tab w:val="num" w:pos="5760"/>
+        </w:tabs>
+        <w:ind w:left="5760" w:hanging="360"/>
+      </w:pPr>
+      <w:rPr>
+        <w:rFonts w:ascii="Wingdings" w:hAnsi="Wingdings" w:hint="default"/>
+        <w:sz w:val="20"/>
+      </w:rPr>
+    </w:lvl>
+    <w:lvl w:ilvl="8" w:tentative="1">
+      <w:start w:val="1"/>
+      <w:numFmt w:val="bullet"/>
+      <w:lvlText w:val=""/>
+      <w:lvlJc w:val="left"/>
+      <w:pPr>
+        <w:tabs>
+          <w:tab w:val="num" w:pos="6480"/>
+        </w:tabs>
+        <w:ind w:left="6480" w:hanging="360"/>
+      </w:pPr>
+      <w:rPr>
+        <w:rFonts w:ascii="Wingdings" w:hAnsi="Wingdings" w:hint="default"/>
+        <w:sz w:val="20"/>
+      </w:rPr>
+    </w:lvl>
+  </w:abstractNum>
+  <w:abstractNum w:abstractNumId="13" w15:restartNumberingAfterBreak="0">
+    <w:nsid w:val="58E800B9"/>
+    <w:multiLevelType w:val="multilevel"/>
+    <w:tmpl w:val="B02644D2"/>
+    <w:lvl w:ilvl="0">
+      <w:start w:val="1"/>
+      <w:numFmt w:val="bullet"/>
+      <w:lvlText w:val=""/>
+      <w:lvlJc w:val="left"/>
+      <w:pPr>
+        <w:tabs>
+          <w:tab w:val="num" w:pos="720"/>
+        </w:tabs>
+        <w:ind w:left="720" w:hanging="360"/>
+      </w:pPr>
+      <w:rPr>
+        <w:rFonts w:ascii="Symbol" w:hAnsi="Symbol" w:hint="default"/>
+        <w:sz w:val="20"/>
+      </w:rPr>
+    </w:lvl>
+    <w:lvl w:ilvl="1" w:tentative="1">
+      <w:start w:val="1"/>
+      <w:numFmt w:val="bullet"/>
+      <w:lvlText w:val="o"/>
+      <w:lvlJc w:val="left"/>
+      <w:pPr>
+        <w:tabs>
+          <w:tab w:val="num" w:pos="1440"/>
+        </w:tabs>
+        <w:ind w:left="1440" w:hanging="360"/>
+      </w:pPr>
+      <w:rPr>
+        <w:rFonts w:ascii="Courier New" w:hAnsi="Courier New" w:hint="default"/>
+        <w:sz w:val="20"/>
+      </w:rPr>
+    </w:lvl>
+    <w:lvl w:ilvl="2" w:tentative="1">
+      <w:start w:val="1"/>
+      <w:numFmt w:val="bullet"/>
+      <w:lvlText w:val=""/>
+      <w:lvlJc w:val="left"/>
+      <w:pPr>
+        <w:tabs>
+          <w:tab w:val="num" w:pos="2160"/>
+        </w:tabs>
+        <w:ind w:left="2160" w:hanging="360"/>
+      </w:pPr>
+      <w:rPr>
+        <w:rFonts w:ascii="Wingdings" w:hAnsi="Wingdings" w:hint="default"/>
+        <w:sz w:val="20"/>
+      </w:rPr>
+    </w:lvl>
+    <w:lvl w:ilvl="3" w:tentative="1">
+      <w:start w:val="1"/>
+      <w:numFmt w:val="bullet"/>
+      <w:lvlText w:val=""/>
+      <w:lvlJc w:val="left"/>
+      <w:pPr>
+        <w:tabs>
+          <w:tab w:val="num" w:pos="2880"/>
+        </w:tabs>
+        <w:ind w:left="2880" w:hanging="360"/>
+      </w:pPr>
+      <w:rPr>
+        <w:rFonts w:ascii="Wingdings" w:hAnsi="Wingdings" w:hint="default"/>
+        <w:sz w:val="20"/>
+      </w:rPr>
+    </w:lvl>
+    <w:lvl w:ilvl="4" w:tentative="1">
+      <w:start w:val="1"/>
+      <w:numFmt w:val="bullet"/>
+      <w:lvlText w:val=""/>
+      <w:lvlJc w:val="left"/>
+      <w:pPr>
+        <w:tabs>
+          <w:tab w:val="num" w:pos="3600"/>
+        </w:tabs>
+        <w:ind w:left="3600" w:hanging="360"/>
+      </w:pPr>
+      <w:rPr>
+        <w:rFonts w:ascii="Wingdings" w:hAnsi="Wingdings" w:hint="default"/>
+        <w:sz w:val="20"/>
+      </w:rPr>
+    </w:lvl>
+    <w:lvl w:ilvl="5" w:tentative="1">
+      <w:start w:val="1"/>
+      <w:numFmt w:val="bullet"/>
+      <w:lvlText w:val=""/>
+      <w:lvlJc w:val="left"/>
+      <w:pPr>
+        <w:tabs>
+          <w:tab w:val="num" w:pos="4320"/>
+        </w:tabs>
+        <w:ind w:left="4320" w:hanging="360"/>
+      </w:pPr>
+      <w:rPr>
+        <w:rFonts w:ascii="Wingdings" w:hAnsi="Wingdings" w:hint="default"/>
+        <w:sz w:val="20"/>
+      </w:rPr>
+    </w:lvl>
+    <w:lvl w:ilvl="6" w:tentative="1">
+      <w:start w:val="1"/>
+      <w:numFmt w:val="bullet"/>
+      <w:lvlText w:val=""/>
+      <w:lvlJc w:val="left"/>
+      <w:pPr>
+        <w:tabs>
+          <w:tab w:val="num" w:pos="5040"/>
+        </w:tabs>
+        <w:ind w:left="5040" w:hanging="360"/>
+      </w:pPr>
+      <w:rPr>
+        <w:rFonts w:ascii="Wingdings" w:hAnsi="Wingdings" w:hint="default"/>
+        <w:sz w:val="20"/>
+      </w:rPr>
+    </w:lvl>
+    <w:lvl w:ilvl="7" w:tentative="1">
+      <w:start w:val="1"/>
+      <w:numFmt w:val="bullet"/>
+      <w:lvlText w:val=""/>
+      <w:lvlJc w:val="left"/>
+      <w:pPr>
+        <w:tabs>
+          <w:tab w:val="num" w:pos="5760"/>
+        </w:tabs>
+        <w:ind w:left="5760" w:hanging="360"/>
+      </w:pPr>
+      <w:rPr>
+        <w:rFonts w:ascii="Wingdings" w:hAnsi="Wingdings" w:hint="default"/>
+        <w:sz w:val="20"/>
+      </w:rPr>
+    </w:lvl>
+    <w:lvl w:ilvl="8" w:tentative="1">
+      <w:start w:val="1"/>
+      <w:numFmt w:val="bullet"/>
+      <w:lvlText w:val=""/>
+      <w:lvlJc w:val="left"/>
+      <w:pPr>
+        <w:tabs>
+          <w:tab w:val="num" w:pos="6480"/>
+        </w:tabs>
+        <w:ind w:left="6480" w:hanging="360"/>
+      </w:pPr>
+      <w:rPr>
+        <w:rFonts w:ascii="Wingdings" w:hAnsi="Wingdings" w:hint="default"/>
+        <w:sz w:val="20"/>
+      </w:rPr>
+    </w:lvl>
+  </w:abstractNum>
+  <w:abstractNum w:abstractNumId="14" w15:restartNumberingAfterBreak="0">
     <w:nsid w:val="64AA0FA0"/>
     <w:multiLevelType w:val="multilevel"/>
     <w:tmpl w:val="3556728A"/>
@@ -1652,20 +5598,506 @@
       </w:rPr>
     </w:lvl>
   </w:abstractNum>
+  <w:abstractNum w:abstractNumId="15" w15:restartNumberingAfterBreak="0">
+    <w:nsid w:val="73D51396"/>
+    <w:multiLevelType w:val="multilevel"/>
+    <w:tmpl w:val="4E904BB6"/>
+    <w:lvl w:ilvl="0">
+      <w:start w:val="1"/>
+      <w:numFmt w:val="bullet"/>
+      <w:lvlText w:val=""/>
+      <w:lvlJc w:val="left"/>
+      <w:pPr>
+        <w:tabs>
+          <w:tab w:val="num" w:pos="720"/>
+        </w:tabs>
+        <w:ind w:left="720" w:hanging="360"/>
+      </w:pPr>
+      <w:rPr>
+        <w:rFonts w:ascii="Symbol" w:hAnsi="Symbol" w:hint="default"/>
+        <w:sz w:val="20"/>
+      </w:rPr>
+    </w:lvl>
+    <w:lvl w:ilvl="1" w:tentative="1">
+      <w:start w:val="1"/>
+      <w:numFmt w:val="bullet"/>
+      <w:lvlText w:val="o"/>
+      <w:lvlJc w:val="left"/>
+      <w:pPr>
+        <w:tabs>
+          <w:tab w:val="num" w:pos="1440"/>
+        </w:tabs>
+        <w:ind w:left="1440" w:hanging="360"/>
+      </w:pPr>
+      <w:rPr>
+        <w:rFonts w:ascii="Courier New" w:hAnsi="Courier New" w:hint="default"/>
+        <w:sz w:val="20"/>
+      </w:rPr>
+    </w:lvl>
+    <w:lvl w:ilvl="2" w:tentative="1">
+      <w:start w:val="1"/>
+      <w:numFmt w:val="bullet"/>
+      <w:lvlText w:val=""/>
+      <w:lvlJc w:val="left"/>
+      <w:pPr>
+        <w:tabs>
+          <w:tab w:val="num" w:pos="2160"/>
+        </w:tabs>
+        <w:ind w:left="2160" w:hanging="360"/>
+      </w:pPr>
+      <w:rPr>
+        <w:rFonts w:ascii="Wingdings" w:hAnsi="Wingdings" w:hint="default"/>
+        <w:sz w:val="20"/>
+      </w:rPr>
+    </w:lvl>
+    <w:lvl w:ilvl="3" w:tentative="1">
+      <w:start w:val="1"/>
+      <w:numFmt w:val="bullet"/>
+      <w:lvlText w:val=""/>
+      <w:lvlJc w:val="left"/>
+      <w:pPr>
+        <w:tabs>
+          <w:tab w:val="num" w:pos="2880"/>
+        </w:tabs>
+        <w:ind w:left="2880" w:hanging="360"/>
+      </w:pPr>
+      <w:rPr>
+        <w:rFonts w:ascii="Wingdings" w:hAnsi="Wingdings" w:hint="default"/>
+        <w:sz w:val="20"/>
+      </w:rPr>
+    </w:lvl>
+    <w:lvl w:ilvl="4" w:tentative="1">
+      <w:start w:val="1"/>
+      <w:numFmt w:val="bullet"/>
+      <w:lvlText w:val=""/>
+      <w:lvlJc w:val="left"/>
+      <w:pPr>
+        <w:tabs>
+          <w:tab w:val="num" w:pos="3600"/>
+        </w:tabs>
+        <w:ind w:left="3600" w:hanging="360"/>
+      </w:pPr>
+      <w:rPr>
+        <w:rFonts w:ascii="Wingdings" w:hAnsi="Wingdings" w:hint="default"/>
+        <w:sz w:val="20"/>
+      </w:rPr>
+    </w:lvl>
+    <w:lvl w:ilvl="5" w:tentative="1">
+      <w:start w:val="1"/>
+      <w:numFmt w:val="bullet"/>
+      <w:lvlText w:val=""/>
+      <w:lvlJc w:val="left"/>
+      <w:pPr>
+        <w:tabs>
+          <w:tab w:val="num" w:pos="4320"/>
+        </w:tabs>
+        <w:ind w:left="4320" w:hanging="360"/>
+      </w:pPr>
+      <w:rPr>
+        <w:rFonts w:ascii="Wingdings" w:hAnsi="Wingdings" w:hint="default"/>
+        <w:sz w:val="20"/>
+      </w:rPr>
+    </w:lvl>
+    <w:lvl w:ilvl="6" w:tentative="1">
+      <w:start w:val="1"/>
+      <w:numFmt w:val="bullet"/>
+      <w:lvlText w:val=""/>
+      <w:lvlJc w:val="left"/>
+      <w:pPr>
+        <w:tabs>
+          <w:tab w:val="num" w:pos="5040"/>
+        </w:tabs>
+        <w:ind w:left="5040" w:hanging="360"/>
+      </w:pPr>
+      <w:rPr>
+        <w:rFonts w:ascii="Wingdings" w:hAnsi="Wingdings" w:hint="default"/>
+        <w:sz w:val="20"/>
+      </w:rPr>
+    </w:lvl>
+    <w:lvl w:ilvl="7" w:tentative="1">
+      <w:start w:val="1"/>
+      <w:numFmt w:val="bullet"/>
+      <w:lvlText w:val=""/>
+      <w:lvlJc w:val="left"/>
+      <w:pPr>
+        <w:tabs>
+          <w:tab w:val="num" w:pos="5760"/>
+        </w:tabs>
+        <w:ind w:left="5760" w:hanging="360"/>
+      </w:pPr>
+      <w:rPr>
+        <w:rFonts w:ascii="Wingdings" w:hAnsi="Wingdings" w:hint="default"/>
+        <w:sz w:val="20"/>
+      </w:rPr>
+    </w:lvl>
+    <w:lvl w:ilvl="8" w:tentative="1">
+      <w:start w:val="1"/>
+      <w:numFmt w:val="bullet"/>
+      <w:lvlText w:val=""/>
+      <w:lvlJc w:val="left"/>
+      <w:pPr>
+        <w:tabs>
+          <w:tab w:val="num" w:pos="6480"/>
+        </w:tabs>
+        <w:ind w:left="6480" w:hanging="360"/>
+      </w:pPr>
+      <w:rPr>
+        <w:rFonts w:ascii="Wingdings" w:hAnsi="Wingdings" w:hint="default"/>
+        <w:sz w:val="20"/>
+      </w:rPr>
+    </w:lvl>
+  </w:abstractNum>
+  <w:abstractNum w:abstractNumId="16" w15:restartNumberingAfterBreak="0">
+    <w:nsid w:val="799B0B5F"/>
+    <w:multiLevelType w:val="multilevel"/>
+    <w:tmpl w:val="ED24221C"/>
+    <w:lvl w:ilvl="0">
+      <w:start w:val="1"/>
+      <w:numFmt w:val="bullet"/>
+      <w:lvlText w:val=""/>
+      <w:lvlJc w:val="left"/>
+      <w:pPr>
+        <w:tabs>
+          <w:tab w:val="num" w:pos="720"/>
+        </w:tabs>
+        <w:ind w:left="720" w:hanging="360"/>
+      </w:pPr>
+      <w:rPr>
+        <w:rFonts w:ascii="Symbol" w:hAnsi="Symbol" w:hint="default"/>
+        <w:sz w:val="20"/>
+      </w:rPr>
+    </w:lvl>
+    <w:lvl w:ilvl="1" w:tentative="1">
+      <w:start w:val="1"/>
+      <w:numFmt w:val="bullet"/>
+      <w:lvlText w:val="o"/>
+      <w:lvlJc w:val="left"/>
+      <w:pPr>
+        <w:tabs>
+          <w:tab w:val="num" w:pos="1440"/>
+        </w:tabs>
+        <w:ind w:left="1440" w:hanging="360"/>
+      </w:pPr>
+      <w:rPr>
+        <w:rFonts w:ascii="Courier New" w:hAnsi="Courier New" w:hint="default"/>
+        <w:sz w:val="20"/>
+      </w:rPr>
+    </w:lvl>
+    <w:lvl w:ilvl="2" w:tentative="1">
+      <w:start w:val="1"/>
+      <w:numFmt w:val="bullet"/>
+      <w:lvlText w:val=""/>
+      <w:lvlJc w:val="left"/>
+      <w:pPr>
+        <w:tabs>
+          <w:tab w:val="num" w:pos="2160"/>
+        </w:tabs>
+        <w:ind w:left="2160" w:hanging="360"/>
+      </w:pPr>
+      <w:rPr>
+        <w:rFonts w:ascii="Wingdings" w:hAnsi="Wingdings" w:hint="default"/>
+        <w:sz w:val="20"/>
+      </w:rPr>
+    </w:lvl>
+    <w:lvl w:ilvl="3" w:tentative="1">
+      <w:start w:val="1"/>
+      <w:numFmt w:val="bullet"/>
+      <w:lvlText w:val=""/>
+      <w:lvlJc w:val="left"/>
+      <w:pPr>
+        <w:tabs>
+          <w:tab w:val="num" w:pos="2880"/>
+        </w:tabs>
+        <w:ind w:left="2880" w:hanging="360"/>
+      </w:pPr>
+      <w:rPr>
+        <w:rFonts w:ascii="Wingdings" w:hAnsi="Wingdings" w:hint="default"/>
+        <w:sz w:val="20"/>
+      </w:rPr>
+    </w:lvl>
+    <w:lvl w:ilvl="4" w:tentative="1">
+      <w:start w:val="1"/>
+      <w:numFmt w:val="bullet"/>
+      <w:lvlText w:val=""/>
+      <w:lvlJc w:val="left"/>
+      <w:pPr>
+        <w:tabs>
+          <w:tab w:val="num" w:pos="3600"/>
+        </w:tabs>
+        <w:ind w:left="3600" w:hanging="360"/>
+      </w:pPr>
+      <w:rPr>
+        <w:rFonts w:ascii="Wingdings" w:hAnsi="Wingdings" w:hint="default"/>
+        <w:sz w:val="20"/>
+      </w:rPr>
+    </w:lvl>
+    <w:lvl w:ilvl="5" w:tentative="1">
+      <w:start w:val="1"/>
+      <w:numFmt w:val="bullet"/>
+      <w:lvlText w:val=""/>
+      <w:lvlJc w:val="left"/>
+      <w:pPr>
+        <w:tabs>
+          <w:tab w:val="num" w:pos="4320"/>
+        </w:tabs>
+        <w:ind w:left="4320" w:hanging="360"/>
+      </w:pPr>
+      <w:rPr>
+        <w:rFonts w:ascii="Wingdings" w:hAnsi="Wingdings" w:hint="default"/>
+        <w:sz w:val="20"/>
+      </w:rPr>
+    </w:lvl>
+    <w:lvl w:ilvl="6" w:tentative="1">
+      <w:start w:val="1"/>
+      <w:numFmt w:val="bullet"/>
+      <w:lvlText w:val=""/>
+      <w:lvlJc w:val="left"/>
+      <w:pPr>
+        <w:tabs>
+          <w:tab w:val="num" w:pos="5040"/>
+        </w:tabs>
+        <w:ind w:left="5040" w:hanging="360"/>
+      </w:pPr>
+      <w:rPr>
+        <w:rFonts w:ascii="Wingdings" w:hAnsi="Wingdings" w:hint="default"/>
+        <w:sz w:val="20"/>
+      </w:rPr>
+    </w:lvl>
+    <w:lvl w:ilvl="7" w:tentative="1">
+      <w:start w:val="1"/>
+      <w:numFmt w:val="bullet"/>
+      <w:lvlText w:val=""/>
+      <w:lvlJc w:val="left"/>
+      <w:pPr>
+        <w:tabs>
+          <w:tab w:val="num" w:pos="5760"/>
+        </w:tabs>
+        <w:ind w:left="5760" w:hanging="360"/>
+      </w:pPr>
+      <w:rPr>
+        <w:rFonts w:ascii="Wingdings" w:hAnsi="Wingdings" w:hint="default"/>
+        <w:sz w:val="20"/>
+      </w:rPr>
+    </w:lvl>
+    <w:lvl w:ilvl="8" w:tentative="1">
+      <w:start w:val="1"/>
+      <w:numFmt w:val="bullet"/>
+      <w:lvlText w:val=""/>
+      <w:lvlJc w:val="left"/>
+      <w:pPr>
+        <w:tabs>
+          <w:tab w:val="num" w:pos="6480"/>
+        </w:tabs>
+        <w:ind w:left="6480" w:hanging="360"/>
+      </w:pPr>
+      <w:rPr>
+        <w:rFonts w:ascii="Wingdings" w:hAnsi="Wingdings" w:hint="default"/>
+        <w:sz w:val="20"/>
+      </w:rPr>
+    </w:lvl>
+  </w:abstractNum>
+  <w:abstractNum w:abstractNumId="17" w15:restartNumberingAfterBreak="0">
+    <w:nsid w:val="7CEB1618"/>
+    <w:multiLevelType w:val="multilevel"/>
+    <w:tmpl w:val="93D49356"/>
+    <w:lvl w:ilvl="0">
+      <w:start w:val="1"/>
+      <w:numFmt w:val="bullet"/>
+      <w:lvlText w:val=""/>
+      <w:lvlJc w:val="left"/>
+      <w:pPr>
+        <w:tabs>
+          <w:tab w:val="num" w:pos="720"/>
+        </w:tabs>
+        <w:ind w:left="720" w:hanging="360"/>
+      </w:pPr>
+      <w:rPr>
+        <w:rFonts w:ascii="Symbol" w:hAnsi="Symbol" w:hint="default"/>
+        <w:sz w:val="20"/>
+      </w:rPr>
+    </w:lvl>
+    <w:lvl w:ilvl="1" w:tentative="1">
+      <w:start w:val="1"/>
+      <w:numFmt w:val="bullet"/>
+      <w:lvlText w:val="o"/>
+      <w:lvlJc w:val="left"/>
+      <w:pPr>
+        <w:tabs>
+          <w:tab w:val="num" w:pos="1440"/>
+        </w:tabs>
+        <w:ind w:left="1440" w:hanging="360"/>
+      </w:pPr>
+      <w:rPr>
+        <w:rFonts w:ascii="Courier New" w:hAnsi="Courier New" w:hint="default"/>
+        <w:sz w:val="20"/>
+      </w:rPr>
+    </w:lvl>
+    <w:lvl w:ilvl="2" w:tentative="1">
+      <w:start w:val="1"/>
+      <w:numFmt w:val="bullet"/>
+      <w:lvlText w:val=""/>
+      <w:lvlJc w:val="left"/>
+      <w:pPr>
+        <w:tabs>
+          <w:tab w:val="num" w:pos="2160"/>
+        </w:tabs>
+        <w:ind w:left="2160" w:hanging="360"/>
+      </w:pPr>
+      <w:rPr>
+        <w:rFonts w:ascii="Wingdings" w:hAnsi="Wingdings" w:hint="default"/>
+        <w:sz w:val="20"/>
+      </w:rPr>
+    </w:lvl>
+    <w:lvl w:ilvl="3" w:tentative="1">
+      <w:start w:val="1"/>
+      <w:numFmt w:val="bullet"/>
+      <w:lvlText w:val=""/>
+      <w:lvlJc w:val="left"/>
+      <w:pPr>
+        <w:tabs>
+          <w:tab w:val="num" w:pos="2880"/>
+        </w:tabs>
+        <w:ind w:left="2880" w:hanging="360"/>
+      </w:pPr>
+      <w:rPr>
+        <w:rFonts w:ascii="Wingdings" w:hAnsi="Wingdings" w:hint="default"/>
+        <w:sz w:val="20"/>
+      </w:rPr>
+    </w:lvl>
+    <w:lvl w:ilvl="4" w:tentative="1">
+      <w:start w:val="1"/>
+      <w:numFmt w:val="bullet"/>
+      <w:lvlText w:val=""/>
+      <w:lvlJc w:val="left"/>
+      <w:pPr>
+        <w:tabs>
+          <w:tab w:val="num" w:pos="3600"/>
+        </w:tabs>
+        <w:ind w:left="3600" w:hanging="360"/>
+      </w:pPr>
+      <w:rPr>
+        <w:rFonts w:ascii="Wingdings" w:hAnsi="Wingdings" w:hint="default"/>
+        <w:sz w:val="20"/>
+      </w:rPr>
+    </w:lvl>
+    <w:lvl w:ilvl="5" w:tentative="1">
+      <w:start w:val="1"/>
+      <w:numFmt w:val="bullet"/>
+      <w:lvlText w:val=""/>
+      <w:lvlJc w:val="left"/>
+      <w:pPr>
+        <w:tabs>
+          <w:tab w:val="num" w:pos="4320"/>
+        </w:tabs>
+        <w:ind w:left="4320" w:hanging="360"/>
+      </w:pPr>
+      <w:rPr>
+        <w:rFonts w:ascii="Wingdings" w:hAnsi="Wingdings" w:hint="default"/>
+        <w:sz w:val="20"/>
+      </w:rPr>
+    </w:lvl>
+    <w:lvl w:ilvl="6" w:tentative="1">
+      <w:start w:val="1"/>
+      <w:numFmt w:val="bullet"/>
+      <w:lvlText w:val=""/>
+      <w:lvlJc w:val="left"/>
+      <w:pPr>
+        <w:tabs>
+          <w:tab w:val="num" w:pos="5040"/>
+        </w:tabs>
+        <w:ind w:left="5040" w:hanging="360"/>
+      </w:pPr>
+      <w:rPr>
+        <w:rFonts w:ascii="Wingdings" w:hAnsi="Wingdings" w:hint="default"/>
+        <w:sz w:val="20"/>
+      </w:rPr>
+    </w:lvl>
+    <w:lvl w:ilvl="7" w:tentative="1">
+      <w:start w:val="1"/>
+      <w:numFmt w:val="bullet"/>
+      <w:lvlText w:val=""/>
+      <w:lvlJc w:val="left"/>
+      <w:pPr>
+        <w:tabs>
+          <w:tab w:val="num" w:pos="5760"/>
+        </w:tabs>
+        <w:ind w:left="5760" w:hanging="360"/>
+      </w:pPr>
+      <w:rPr>
+        <w:rFonts w:ascii="Wingdings" w:hAnsi="Wingdings" w:hint="default"/>
+        <w:sz w:val="20"/>
+      </w:rPr>
+    </w:lvl>
+    <w:lvl w:ilvl="8" w:tentative="1">
+      <w:start w:val="1"/>
+      <w:numFmt w:val="bullet"/>
+      <w:lvlText w:val=""/>
+      <w:lvlJc w:val="left"/>
+      <w:pPr>
+        <w:tabs>
+          <w:tab w:val="num" w:pos="6480"/>
+        </w:tabs>
+        <w:ind w:left="6480" w:hanging="360"/>
+      </w:pPr>
+      <w:rPr>
+        <w:rFonts w:ascii="Wingdings" w:hAnsi="Wingdings" w:hint="default"/>
+        <w:sz w:val="20"/>
+      </w:rPr>
+    </w:lvl>
+  </w:abstractNum>
   <w:num w:numId="1" w16cid:durableId="1030642410">
+    <w:abstractNumId w:val="14"/>
+  </w:num>
+  <w:num w:numId="2" w16cid:durableId="646591060">
+    <w:abstractNumId w:val="3"/>
+  </w:num>
+  <w:num w:numId="3" w16cid:durableId="1849834313">
+    <w:abstractNumId w:val="1"/>
+  </w:num>
+  <w:num w:numId="4" w16cid:durableId="1364938707">
+    <w:abstractNumId w:val="6"/>
+  </w:num>
+  <w:num w:numId="5" w16cid:durableId="1015303259">
+    <w:abstractNumId w:val="5"/>
+  </w:num>
+  <w:num w:numId="6" w16cid:durableId="1458601653">
+    <w:abstractNumId w:val="8"/>
+  </w:num>
+  <w:num w:numId="7" w16cid:durableId="2053647470">
+    <w:abstractNumId w:val="7"/>
+  </w:num>
+  <w:num w:numId="8" w16cid:durableId="1414012612">
     <w:abstractNumId w:val="4"/>
   </w:num>
-  <w:num w:numId="2" w16cid:durableId="646591060">
-    <w:abstractNumId w:val="1"/>
+  <w:num w:numId="9" w16cid:durableId="1481146127">
+    <w:abstractNumId w:val="17"/>
   </w:num>
-  <w:num w:numId="3" w16cid:durableId="1849834313">
+  <w:num w:numId="10" w16cid:durableId="864829176">
+    <w:abstractNumId w:val="9"/>
+  </w:num>
+  <w:num w:numId="11" w16cid:durableId="2068606549">
+    <w:abstractNumId w:val="15"/>
+  </w:num>
+  <w:num w:numId="12" w16cid:durableId="19093034">
+    <w:abstractNumId w:val="16"/>
+  </w:num>
+  <w:num w:numId="13" w16cid:durableId="1863854438">
+    <w:abstractNumId w:val="10"/>
+  </w:num>
+  <w:num w:numId="14" w16cid:durableId="1221359240">
+    <w:abstractNumId w:val="13"/>
+  </w:num>
+  <w:num w:numId="15" w16cid:durableId="1262641423">
     <w:abstractNumId w:val="0"/>
   </w:num>
-  <w:num w:numId="4" w16cid:durableId="1364938707">
-    <w:abstractNumId w:val="3"/>
+  <w:num w:numId="16" w16cid:durableId="1523974597">
+    <w:abstractNumId w:val="12"/>
   </w:num>
-  <w:num w:numId="5" w16cid:durableId="1015303259">
+  <w:num w:numId="17" w16cid:durableId="2045129085">
     <w:abstractNumId w:val="2"/>
+  </w:num>
+  <w:num w:numId="18" w16cid:durableId="326327069">
+    <w:abstractNumId w:val="11"/>
   </w:num>
 </w:numbering>
 </file>

--- a/MSML606 HW4 Report.docx
+++ b/MSML606 HW4 Report.docx
@@ -172,7 +172,21 @@
         <w:rPr>
           <w:rFonts w:ascii="Times New Roman" w:hAnsi="Times New Roman" w:cs="Times New Roman"/>
         </w:rPr>
-        <w:t>. In a max heap, the largest element is always at the root. After building the heap, the first element is swapped with the last element of the unsorted part of the array. Then the heap size is reduced, and heapify is applied again to restore the max heap property. This process continues until the entire array is sorted in increasing order.</w:t>
+        <w:t xml:space="preserve">. In a max heap, the largest element is always at the root. After building the heap, the first element is swapped with the last element of the unsorted part of the array. Then the heap size is reduced, and </w:t>
+      </w:r>
+      <w:proofErr w:type="spellStart"/>
+      <w:r>
+        <w:rPr>
+          <w:rFonts w:ascii="Times New Roman" w:hAnsi="Times New Roman" w:cs="Times New Roman"/>
+        </w:rPr>
+        <w:t>heapify</w:t>
+      </w:r>
+      <w:proofErr w:type="spellEnd"/>
+      <w:r>
+        <w:rPr>
+          <w:rFonts w:ascii="Times New Roman" w:hAnsi="Times New Roman" w:cs="Times New Roman"/>
+        </w:rPr>
+        <w:t xml:space="preserve"> is applied again to restore the max heap property. This process continues until the entire array is sorted in increasing order.</w:t>
       </w:r>
     </w:p>
     <w:p>
@@ -248,7 +262,21 @@
         <w:rPr>
           <w:rFonts w:ascii="Times New Roman" w:hAnsi="Times New Roman" w:cs="Times New Roman"/>
         </w:rPr>
-        <w:t xml:space="preserve"> O(n log n) </w:t>
+        <w:t xml:space="preserve"> </w:t>
+      </w:r>
+      <w:proofErr w:type="gramStart"/>
+      <w:r>
+        <w:rPr>
+          <w:rFonts w:ascii="Times New Roman" w:hAnsi="Times New Roman" w:cs="Times New Roman"/>
+        </w:rPr>
+        <w:t>O(</w:t>
+      </w:r>
+      <w:proofErr w:type="gramEnd"/>
+      <w:r>
+        <w:rPr>
+          <w:rFonts w:ascii="Times New Roman" w:hAnsi="Times New Roman" w:cs="Times New Roman"/>
+        </w:rPr>
+        <w:t xml:space="preserve">n log n) </w:t>
       </w:r>
     </w:p>
     <w:p>
@@ -274,7 +302,21 @@
         <w:rPr>
           <w:rFonts w:ascii="Times New Roman" w:hAnsi="Times New Roman" w:cs="Times New Roman"/>
         </w:rPr>
-        <w:t xml:space="preserve"> O(n log n) </w:t>
+        <w:t xml:space="preserve"> </w:t>
+      </w:r>
+      <w:proofErr w:type="gramStart"/>
+      <w:r>
+        <w:rPr>
+          <w:rFonts w:ascii="Times New Roman" w:hAnsi="Times New Roman" w:cs="Times New Roman"/>
+        </w:rPr>
+        <w:t>O(</w:t>
+      </w:r>
+      <w:proofErr w:type="gramEnd"/>
+      <w:r>
+        <w:rPr>
+          <w:rFonts w:ascii="Times New Roman" w:hAnsi="Times New Roman" w:cs="Times New Roman"/>
+        </w:rPr>
+        <w:t xml:space="preserve">n log n) </w:t>
       </w:r>
     </w:p>
     <w:p>
@@ -358,7 +400,21 @@
         <w:rPr>
           <w:rFonts w:ascii="Times New Roman" w:hAnsi="Times New Roman" w:cs="Times New Roman"/>
         </w:rPr>
-        <w:t xml:space="preserve"> O(n log n) </w:t>
+        <w:t xml:space="preserve"> </w:t>
+      </w:r>
+      <w:proofErr w:type="gramStart"/>
+      <w:r>
+        <w:rPr>
+          <w:rFonts w:ascii="Times New Roman" w:hAnsi="Times New Roman" w:cs="Times New Roman"/>
+        </w:rPr>
+        <w:t>O(</w:t>
+      </w:r>
+      <w:proofErr w:type="gramEnd"/>
+      <w:r>
+        <w:rPr>
+          <w:rFonts w:ascii="Times New Roman" w:hAnsi="Times New Roman" w:cs="Times New Roman"/>
+        </w:rPr>
+        <w:t xml:space="preserve">n log n) </w:t>
       </w:r>
     </w:p>
     <w:p>
@@ -384,7 +440,21 @@
         <w:rPr>
           <w:rFonts w:ascii="Times New Roman" w:hAnsi="Times New Roman" w:cs="Times New Roman"/>
         </w:rPr>
-        <w:t xml:space="preserve"> O(n log n) </w:t>
+        <w:t xml:space="preserve"> </w:t>
+      </w:r>
+      <w:proofErr w:type="gramStart"/>
+      <w:r>
+        <w:rPr>
+          <w:rFonts w:ascii="Times New Roman" w:hAnsi="Times New Roman" w:cs="Times New Roman"/>
+        </w:rPr>
+        <w:t>O(</w:t>
+      </w:r>
+      <w:proofErr w:type="gramEnd"/>
+      <w:r>
+        <w:rPr>
+          <w:rFonts w:ascii="Times New Roman" w:hAnsi="Times New Roman" w:cs="Times New Roman"/>
+        </w:rPr>
+        <w:t xml:space="preserve">n log n) </w:t>
       </w:r>
     </w:p>
     <w:p>
@@ -411,21 +481,91 @@
         <w:rPr>
           <w:rFonts w:ascii="Times New Roman" w:hAnsi="Times New Roman" w:cs="Times New Roman"/>
         </w:rPr>
-        <w:t xml:space="preserve"> O(n log n) </w:t>
-      </w:r>
-    </w:p>
-    <w:p>
-      <w:pPr>
-        <w:jc w:val="both"/>
-        <w:rPr>
-          <w:rFonts w:ascii="Times New Roman" w:hAnsi="Times New Roman" w:cs="Times New Roman"/>
-        </w:rPr>
-      </w:pPr>
-      <w:r>
-        <w:rPr>
-          <w:rFonts w:ascii="Times New Roman" w:hAnsi="Times New Roman" w:cs="Times New Roman"/>
-        </w:rPr>
-        <w:t>Heapsort first builds the heap in O(n) time and then performs n-1 heap operations, where each heapify step takes O(log n) time. Since this behavior is consistent regardless of input arrangement, the best, average, and worst cases are all O(n log n).</w:t>
+        <w:t xml:space="preserve"> </w:t>
+      </w:r>
+      <w:proofErr w:type="gramStart"/>
+      <w:r>
+        <w:rPr>
+          <w:rFonts w:ascii="Times New Roman" w:hAnsi="Times New Roman" w:cs="Times New Roman"/>
+        </w:rPr>
+        <w:t>O(</w:t>
+      </w:r>
+      <w:proofErr w:type="gramEnd"/>
+      <w:r>
+        <w:rPr>
+          <w:rFonts w:ascii="Times New Roman" w:hAnsi="Times New Roman" w:cs="Times New Roman"/>
+        </w:rPr>
+        <w:t xml:space="preserve">n log n) </w:t>
+      </w:r>
+    </w:p>
+    <w:p>
+      <w:pPr>
+        <w:jc w:val="both"/>
+        <w:rPr>
+          <w:rFonts w:ascii="Times New Roman" w:hAnsi="Times New Roman" w:cs="Times New Roman"/>
+        </w:rPr>
+      </w:pPr>
+      <w:r>
+        <w:rPr>
+          <w:rFonts w:ascii="Times New Roman" w:hAnsi="Times New Roman" w:cs="Times New Roman"/>
+        </w:rPr>
+        <w:t xml:space="preserve">Heapsort first builds the heap in O(n) time and then performs n-1 heap operations, where each </w:t>
+      </w:r>
+      <w:proofErr w:type="spellStart"/>
+      <w:r>
+        <w:rPr>
+          <w:rFonts w:ascii="Times New Roman" w:hAnsi="Times New Roman" w:cs="Times New Roman"/>
+        </w:rPr>
+        <w:t>heapify</w:t>
+      </w:r>
+      <w:proofErr w:type="spellEnd"/>
+      <w:r>
+        <w:rPr>
+          <w:rFonts w:ascii="Times New Roman" w:hAnsi="Times New Roman" w:cs="Times New Roman"/>
+        </w:rPr>
+        <w:t xml:space="preserve"> step takes </w:t>
+      </w:r>
+      <w:proofErr w:type="gramStart"/>
+      <w:r>
+        <w:rPr>
+          <w:rFonts w:ascii="Times New Roman" w:hAnsi="Times New Roman" w:cs="Times New Roman"/>
+        </w:rPr>
+        <w:t>O(</w:t>
+      </w:r>
+      <w:proofErr w:type="gramEnd"/>
+      <w:r>
+        <w:rPr>
+          <w:rFonts w:ascii="Times New Roman" w:hAnsi="Times New Roman" w:cs="Times New Roman"/>
+        </w:rPr>
+        <w:t xml:space="preserve">log n) time. Since this </w:t>
+      </w:r>
+      <w:proofErr w:type="spellStart"/>
+      <w:r>
+        <w:rPr>
+          <w:rFonts w:ascii="Times New Roman" w:hAnsi="Times New Roman" w:cs="Times New Roman"/>
+        </w:rPr>
+        <w:t>behavior</w:t>
+      </w:r>
+      <w:proofErr w:type="spellEnd"/>
+      <w:r>
+        <w:rPr>
+          <w:rFonts w:ascii="Times New Roman" w:hAnsi="Times New Roman" w:cs="Times New Roman"/>
+        </w:rPr>
+        <w:t xml:space="preserve"> is consistent regardless of input arrangement, the best, average, and worst cases are all </w:t>
+      </w:r>
+      <w:proofErr w:type="gramStart"/>
+      <w:r>
+        <w:rPr>
+          <w:rFonts w:ascii="Times New Roman" w:hAnsi="Times New Roman" w:cs="Times New Roman"/>
+        </w:rPr>
+        <w:t>O(</w:t>
+      </w:r>
+      <w:proofErr w:type="gramEnd"/>
+      <w:r>
+        <w:rPr>
+          <w:rFonts w:ascii="Times New Roman" w:hAnsi="Times New Roman" w:cs="Times New Roman"/>
+        </w:rPr>
+        <w:t>n log n).</w:t>
       </w:r>
     </w:p>
     <w:p>
@@ -469,7 +609,21 @@
         <w:rPr>
           <w:rFonts w:ascii="Times New Roman" w:hAnsi="Times New Roman" w:cs="Times New Roman"/>
         </w:rPr>
-        <w:t xml:space="preserve"> average-case auxiliary space is O(log n) because of recursion, but the worst case can go up to O(n) if the recursion becomes very unbalanced. </w:t>
+        <w:t xml:space="preserve"> average-case auxiliary space is </w:t>
+      </w:r>
+      <w:proofErr w:type="gramStart"/>
+      <w:r>
+        <w:rPr>
+          <w:rFonts w:ascii="Times New Roman" w:hAnsi="Times New Roman" w:cs="Times New Roman"/>
+        </w:rPr>
+        <w:t>O(</w:t>
+      </w:r>
+      <w:proofErr w:type="gramEnd"/>
+      <w:r>
+        <w:rPr>
+          <w:rFonts w:ascii="Times New Roman" w:hAnsi="Times New Roman" w:cs="Times New Roman"/>
+        </w:rPr>
+        <w:t xml:space="preserve">log n) because of recursion, but the worst case can go up to O(n) if the recursion becomes very unbalanced. </w:t>
       </w:r>
     </w:p>
     <w:p>
@@ -495,7 +649,21 @@
         <w:rPr>
           <w:rFonts w:ascii="Times New Roman" w:hAnsi="Times New Roman" w:cs="Times New Roman"/>
         </w:rPr>
-        <w:t xml:space="preserve"> auxiliary space is O(1) because it is an in-place sorting algorithm, not counting the extra memory measured by Python during runtime. </w:t>
+        <w:t xml:space="preserve"> auxiliary space is </w:t>
+      </w:r>
+      <w:proofErr w:type="gramStart"/>
+      <w:r>
+        <w:rPr>
+          <w:rFonts w:ascii="Times New Roman" w:hAnsi="Times New Roman" w:cs="Times New Roman"/>
+        </w:rPr>
+        <w:t>O(</w:t>
+      </w:r>
+      <w:proofErr w:type="gramEnd"/>
+      <w:r>
+        <w:rPr>
+          <w:rFonts w:ascii="Times New Roman" w:hAnsi="Times New Roman" w:cs="Times New Roman"/>
+        </w:rPr>
+        <w:t xml:space="preserve">1) because it is an in-place sorting algorithm, not counting the extra memory measured by Python during runtime. </w:t>
       </w:r>
     </w:p>
     <w:p>
@@ -553,7 +721,43 @@
         <w:rPr>
           <w:rFonts w:ascii="Times New Roman" w:hAnsi="Times New Roman" w:cs="Times New Roman"/>
         </w:rPr>
-        <w:t xml:space="preserve"> using time.perf_counter() </w:t>
+        <w:t xml:space="preserve"> using </w:t>
+      </w:r>
+      <w:proofErr w:type="spellStart"/>
+      <w:proofErr w:type="gramStart"/>
+      <w:r>
+        <w:rPr>
+          <w:rFonts w:ascii="Times New Roman" w:hAnsi="Times New Roman" w:cs="Times New Roman"/>
+        </w:rPr>
+        <w:t>time.perf</w:t>
+      </w:r>
+      <w:proofErr w:type="gramEnd"/>
+      <w:r>
+        <w:rPr>
+          <w:rFonts w:ascii="Times New Roman" w:hAnsi="Times New Roman" w:cs="Times New Roman"/>
+        </w:rPr>
+        <w:t>_</w:t>
+      </w:r>
+      <w:proofErr w:type="gramStart"/>
+      <w:r>
+        <w:rPr>
+          <w:rFonts w:ascii="Times New Roman" w:hAnsi="Times New Roman" w:cs="Times New Roman"/>
+        </w:rPr>
+        <w:t>counter</w:t>
+      </w:r>
+      <w:proofErr w:type="spellEnd"/>
+      <w:r>
+        <w:rPr>
+          <w:rFonts w:ascii="Times New Roman" w:hAnsi="Times New Roman" w:cs="Times New Roman"/>
+        </w:rPr>
+        <w:t>(</w:t>
+      </w:r>
+      <w:proofErr w:type="gramEnd"/>
+      <w:r>
+        <w:rPr>
+          <w:rFonts w:ascii="Times New Roman" w:hAnsi="Times New Roman" w:cs="Times New Roman"/>
+        </w:rPr>
+        <w:t xml:space="preserve">) </w:t>
       </w:r>
     </w:p>
     <w:p>
@@ -579,7 +783,21 @@
         <w:rPr>
           <w:rFonts w:ascii="Times New Roman" w:hAnsi="Times New Roman" w:cs="Times New Roman"/>
         </w:rPr>
-        <w:t xml:space="preserve"> using tracemalloc </w:t>
+        <w:t xml:space="preserve"> using </w:t>
+      </w:r>
+      <w:proofErr w:type="spellStart"/>
+      <w:r>
+        <w:rPr>
+          <w:rFonts w:ascii="Times New Roman" w:hAnsi="Times New Roman" w:cs="Times New Roman"/>
+        </w:rPr>
+        <w:t>tracemalloc</w:t>
+      </w:r>
+      <w:proofErr w:type="spellEnd"/>
+      <w:r>
+        <w:rPr>
+          <w:rFonts w:ascii="Times New Roman" w:hAnsi="Times New Roman" w:cs="Times New Roman"/>
+        </w:rPr>
+        <w:t xml:space="preserve"> </w:t>
       </w:r>
     </w:p>
     <w:p>
@@ -687,8 +905,102 @@
         <w:jc w:val="both"/>
         <w:rPr>
           <w:rFonts w:ascii="Times New Roman" w:hAnsi="Times New Roman" w:cs="Times New Roman"/>
-        </w:rPr>
-      </w:pPr>
+          <w:b/>
+          <w:bCs/>
+        </w:rPr>
+      </w:pPr>
+      <w:r>
+        <w:rPr>
+          <w:rFonts w:ascii="Times New Roman" w:hAnsi="Times New Roman" w:cs="Times New Roman"/>
+          <w:b/>
+          <w:bCs/>
+        </w:rPr>
+        <w:t>4. Observations and Discussion</w:t>
+      </w:r>
+    </w:p>
+    <w:p>
+      <w:pPr>
+        <w:jc w:val="both"/>
+        <w:rPr>
+          <w:rFonts w:ascii="Times New Roman" w:hAnsi="Times New Roman" w:cs="Times New Roman"/>
+        </w:rPr>
+      </w:pPr>
+      <w:r>
+        <w:rPr>
+          <w:rFonts w:ascii="Times New Roman" w:hAnsi="Times New Roman" w:cs="Times New Roman"/>
+        </w:rPr>
+        <w:t>During testing, both algorithms correctly sorted all input types including random order, repeated values, already sorted inputs, and reverse sorted inputs.</w:t>
+      </w:r>
+    </w:p>
+    <w:p>
+      <w:pPr>
+        <w:jc w:val="both"/>
+        <w:rPr>
+          <w:rFonts w:ascii="Times New Roman" w:hAnsi="Times New Roman" w:cs="Times New Roman"/>
+        </w:rPr>
+      </w:pPr>
+      <w:r>
+        <w:rPr>
+          <w:rFonts w:ascii="Times New Roman" w:hAnsi="Times New Roman" w:cs="Times New Roman"/>
+        </w:rPr>
+        <w:t>Randomized Quicksort generally performed very efficiently for random inputs because the randomly selected pivot often produced reasonably balanced partitions. However, the performance can degrade if the pivot creates very uneven partitions.</w:t>
+      </w:r>
+    </w:p>
+    <w:p>
+      <w:pPr>
+        <w:jc w:val="both"/>
+        <w:rPr>
+          <w:rFonts w:ascii="Times New Roman" w:hAnsi="Times New Roman" w:cs="Times New Roman"/>
+        </w:rPr>
+      </w:pPr>
+      <w:r>
+        <w:rPr>
+          <w:rFonts w:ascii="Times New Roman" w:hAnsi="Times New Roman" w:cs="Times New Roman"/>
+        </w:rPr>
+        <w:t xml:space="preserve">Heapsort showed more consistent </w:t>
+      </w:r>
+      <w:proofErr w:type="spellStart"/>
+      <w:r>
+        <w:rPr>
+          <w:rFonts w:ascii="Times New Roman" w:hAnsi="Times New Roman" w:cs="Times New Roman"/>
+        </w:rPr>
+        <w:t>behavior</w:t>
+      </w:r>
+      <w:proofErr w:type="spellEnd"/>
+      <w:r>
+        <w:rPr>
+          <w:rFonts w:ascii="Times New Roman" w:hAnsi="Times New Roman" w:cs="Times New Roman"/>
+        </w:rPr>
+        <w:t xml:space="preserve"> across all input types because its time complexity remains </w:t>
+      </w:r>
+      <w:proofErr w:type="gramStart"/>
+      <w:r>
+        <w:rPr>
+          <w:rFonts w:ascii="Times New Roman" w:hAnsi="Times New Roman" w:cs="Times New Roman"/>
+        </w:rPr>
+        <w:t>O(</w:t>
+      </w:r>
+      <w:proofErr w:type="gramEnd"/>
+      <w:r>
+        <w:rPr>
+          <w:rFonts w:ascii="Times New Roman" w:hAnsi="Times New Roman" w:cs="Times New Roman"/>
+        </w:rPr>
+        <w:t>n log n) regardless of input order. However, in some cases Heapsort may appear slightly slower in practice due to additional heap maintenance operations.</w:t>
+      </w:r>
+    </w:p>
+    <w:p>
+      <w:pPr>
+        <w:jc w:val="both"/>
+        <w:rPr>
+          <w:rFonts w:ascii="Times New Roman" w:hAnsi="Times New Roman" w:cs="Times New Roman"/>
+        </w:rPr>
+      </w:pPr>
+      <w:r>
+        <w:rPr>
+          <w:rFonts w:ascii="Times New Roman" w:hAnsi="Times New Roman" w:cs="Times New Roman"/>
+        </w:rPr>
+        <w:t>No recursion errors or memory issues were observed during testing. The experimental results were generally consistent with the theoretical time complexity analysis.</w:t>
+      </w:r>
     </w:p>
     <w:p>
       <w:pPr>
@@ -709,6 +1021,7 @@
           <w:sz w:val="32"/>
           <w:szCs w:val="32"/>
         </w:rPr>
+        <w:lastRenderedPageBreak/>
         <w:t>Part II: Written Work</w:t>
       </w:r>
     </w:p>
@@ -814,7 +1127,6 @@
         <w:rPr>
           <w:rFonts w:ascii="Times New Roman" w:hAnsi="Times New Roman" w:cs="Times New Roman"/>
         </w:rPr>
-        <w:lastRenderedPageBreak/>
         <w:t>Assume the random pivot chosen first is 4.</w:t>
       </w:r>
     </w:p>
@@ -843,7 +1155,21 @@
           <w:rFonts w:ascii="Times New Roman" w:hAnsi="Times New Roman" w:cs="Times New Roman"/>
         </w:rPr>
         <w:br/>
-        <w:t>Smaller elements go left, larger elements go right.</w:t>
+        <w:t xml:space="preserve">Smaller elements go </w:t>
+      </w:r>
+      <w:proofErr w:type="gramStart"/>
+      <w:r>
+        <w:rPr>
+          <w:rFonts w:ascii="Times New Roman" w:hAnsi="Times New Roman" w:cs="Times New Roman"/>
+        </w:rPr>
+        <w:t>left,</w:t>
+      </w:r>
+      <w:proofErr w:type="gramEnd"/>
+      <w:r>
+        <w:rPr>
+          <w:rFonts w:ascii="Times New Roman" w:hAnsi="Times New Roman" w:cs="Times New Roman"/>
+        </w:rPr>
+        <w:t xml:space="preserve"> larger elements go right.</w:t>
       </w:r>
     </w:p>
     <w:p>
@@ -1020,11 +1346,19 @@
           <w:rFonts w:ascii="Times New Roman" w:hAnsi="Times New Roman" w:cs="Times New Roman"/>
         </w:rPr>
       </w:pPr>
-      <w:r>
-        <w:rPr>
-          <w:rFonts w:ascii="Times New Roman" w:hAnsi="Times New Roman" w:cs="Times New Roman"/>
-        </w:rPr>
-        <w:t>So the final sorted array is:</w:t>
+      <w:proofErr w:type="gramStart"/>
+      <w:r>
+        <w:rPr>
+          <w:rFonts w:ascii="Times New Roman" w:hAnsi="Times New Roman" w:cs="Times New Roman"/>
+        </w:rPr>
+        <w:t>So</w:t>
+      </w:r>
+      <w:proofErr w:type="gramEnd"/>
+      <w:r>
+        <w:rPr>
+          <w:rFonts w:ascii="Times New Roman" w:hAnsi="Times New Roman" w:cs="Times New Roman"/>
+        </w:rPr>
+        <w:t xml:space="preserve"> the final sorted array is:</w:t>
       </w:r>
     </w:p>
     <w:p>
@@ -1096,6 +1430,7 @@
         <w:rPr>
           <w:rFonts w:ascii="Times New Roman" w:hAnsi="Times New Roman" w:cs="Times New Roman"/>
         </w:rPr>
+        <w:lastRenderedPageBreak/>
         <w:t>Take the input:</w:t>
       </w:r>
     </w:p>
@@ -1240,7 +1575,6 @@
           <w:b/>
           <w:bCs/>
         </w:rPr>
-        <w:lastRenderedPageBreak/>
         <w:t>Step 2:</w:t>
       </w:r>
       <w:r>
@@ -1553,6 +1887,7 @@
         <w:rPr>
           <w:rFonts w:ascii="Times New Roman" w:hAnsi="Times New Roman" w:cs="Times New Roman"/>
         </w:rPr>
+        <w:lastRenderedPageBreak/>
         <w:t>[1, 2]</w:t>
       </w:r>
     </w:p>
@@ -1664,7 +1999,6 @@
           <w:b/>
           <w:bCs/>
         </w:rPr>
-        <w:lastRenderedPageBreak/>
         <w:t>Problem 2. Randomized Quicksort Recurrence Relations</w:t>
       </w:r>
     </w:p>
@@ -1725,7 +2059,65 @@
         <w:rPr>
           <w:rFonts w:ascii="Times New Roman" w:hAnsi="Times New Roman" w:cs="Times New Roman"/>
         </w:rPr>
-        <w:t xml:space="preserve">T(n)=2T(n/2)+cnT(n) = 2T(n/2) + cnT(n)=2T(n/2)+cn </w:t>
+        <w:t>T(n)=2T(n/</w:t>
+      </w:r>
+      <w:proofErr w:type="gramStart"/>
+      <w:r>
+        <w:rPr>
+          <w:rFonts w:ascii="Times New Roman" w:hAnsi="Times New Roman" w:cs="Times New Roman"/>
+        </w:rPr>
+        <w:t>2)+</w:t>
+      </w:r>
+      <w:proofErr w:type="spellStart"/>
+      <w:proofErr w:type="gramEnd"/>
+      <w:r>
+        <w:rPr>
+          <w:rFonts w:ascii="Times New Roman" w:hAnsi="Times New Roman" w:cs="Times New Roman"/>
+        </w:rPr>
+        <w:t>cnT</w:t>
+      </w:r>
+      <w:proofErr w:type="spellEnd"/>
+      <w:r>
+        <w:rPr>
+          <w:rFonts w:ascii="Times New Roman" w:hAnsi="Times New Roman" w:cs="Times New Roman"/>
+        </w:rPr>
+        <w:t xml:space="preserve">(n) = 2T(n/2) + </w:t>
+      </w:r>
+      <w:proofErr w:type="spellStart"/>
+      <w:r>
+        <w:rPr>
+          <w:rFonts w:ascii="Times New Roman" w:hAnsi="Times New Roman" w:cs="Times New Roman"/>
+        </w:rPr>
+        <w:t>cnT</w:t>
+      </w:r>
+      <w:proofErr w:type="spellEnd"/>
+      <w:r>
+        <w:rPr>
+          <w:rFonts w:ascii="Times New Roman" w:hAnsi="Times New Roman" w:cs="Times New Roman"/>
+        </w:rPr>
+        <w:t>(n)=2T(n/</w:t>
+      </w:r>
+      <w:proofErr w:type="gramStart"/>
+      <w:r>
+        <w:rPr>
+          <w:rFonts w:ascii="Times New Roman" w:hAnsi="Times New Roman" w:cs="Times New Roman"/>
+        </w:rPr>
+        <w:t>2)+</w:t>
+      </w:r>
+      <w:proofErr w:type="spellStart"/>
+      <w:proofErr w:type="gramEnd"/>
+      <w:r>
+        <w:rPr>
+          <w:rFonts w:ascii="Times New Roman" w:hAnsi="Times New Roman" w:cs="Times New Roman"/>
+        </w:rPr>
+        <w:t>cn</w:t>
+      </w:r>
+      <w:proofErr w:type="spellEnd"/>
+      <w:r>
+        <w:rPr>
+          <w:rFonts w:ascii="Times New Roman" w:hAnsi="Times New Roman" w:cs="Times New Roman"/>
+        </w:rPr>
+        <w:t xml:space="preserve"> </w:t>
       </w:r>
     </w:p>
     <w:p>
@@ -1771,11 +2163,19 @@
           <w:rFonts w:ascii="Times New Roman" w:hAnsi="Times New Roman" w:cs="Times New Roman"/>
         </w:rPr>
       </w:pPr>
-      <w:r>
-        <w:rPr>
-          <w:rFonts w:ascii="Times New Roman" w:hAnsi="Times New Roman" w:cs="Times New Roman"/>
-        </w:rPr>
-        <w:t xml:space="preserve">cn is the cost of partitioning </w:t>
+      <w:proofErr w:type="spellStart"/>
+      <w:r>
+        <w:rPr>
+          <w:rFonts w:ascii="Times New Roman" w:hAnsi="Times New Roman" w:cs="Times New Roman"/>
+        </w:rPr>
+        <w:t>cn</w:t>
+      </w:r>
+      <w:proofErr w:type="spellEnd"/>
+      <w:r>
+        <w:rPr>
+          <w:rFonts w:ascii="Times New Roman" w:hAnsi="Times New Roman" w:cs="Times New Roman"/>
+        </w:rPr>
+        <w:t xml:space="preserve"> is the cost of partitioning </w:t>
       </w:r>
     </w:p>
     <w:p>
@@ -1807,21 +2207,93 @@
         <w:rPr>
           <w:rFonts w:ascii="Times New Roman" w:hAnsi="Times New Roman" w:cs="Times New Roman"/>
         </w:rPr>
-        <w:t>In the worst case, one side has n - 1 elements and the other side has 0.</w:t>
-      </w:r>
-    </w:p>
-    <w:p>
-      <w:pPr>
-        <w:jc w:val="both"/>
-        <w:rPr>
-          <w:rFonts w:ascii="Times New Roman" w:hAnsi="Times New Roman" w:cs="Times New Roman"/>
-        </w:rPr>
-      </w:pPr>
-      <w:r>
-        <w:rPr>
-          <w:rFonts w:ascii="Times New Roman" w:hAnsi="Times New Roman" w:cs="Times New Roman"/>
-        </w:rPr>
-        <w:t xml:space="preserve">T(n)=T(n−1)+cnT(n) = T(n-1) + cnT(n)=T(n−1)+cn </w:t>
+        <w:t xml:space="preserve">In the worst case, one side has n - 1 elements and the other side </w:t>
+      </w:r>
+      <w:proofErr w:type="gramStart"/>
+      <w:r>
+        <w:rPr>
+          <w:rFonts w:ascii="Times New Roman" w:hAnsi="Times New Roman" w:cs="Times New Roman"/>
+        </w:rPr>
+        <w:t>has</w:t>
+      </w:r>
+      <w:proofErr w:type="gramEnd"/>
+      <w:r>
+        <w:rPr>
+          <w:rFonts w:ascii="Times New Roman" w:hAnsi="Times New Roman" w:cs="Times New Roman"/>
+        </w:rPr>
+        <w:t xml:space="preserve"> 0.</w:t>
+      </w:r>
+    </w:p>
+    <w:p>
+      <w:pPr>
+        <w:jc w:val="both"/>
+        <w:rPr>
+          <w:rFonts w:ascii="Times New Roman" w:hAnsi="Times New Roman" w:cs="Times New Roman"/>
+        </w:rPr>
+      </w:pPr>
+      <w:r>
+        <w:rPr>
+          <w:rFonts w:ascii="Times New Roman" w:hAnsi="Times New Roman" w:cs="Times New Roman"/>
+        </w:rPr>
+        <w:t>T(n)=T(n−</w:t>
+      </w:r>
+      <w:proofErr w:type="gramStart"/>
+      <w:r>
+        <w:rPr>
+          <w:rFonts w:ascii="Times New Roman" w:hAnsi="Times New Roman" w:cs="Times New Roman"/>
+        </w:rPr>
+        <w:t>1)+</w:t>
+      </w:r>
+      <w:proofErr w:type="spellStart"/>
+      <w:proofErr w:type="gramEnd"/>
+      <w:r>
+        <w:rPr>
+          <w:rFonts w:ascii="Times New Roman" w:hAnsi="Times New Roman" w:cs="Times New Roman"/>
+        </w:rPr>
+        <w:t>cnT</w:t>
+      </w:r>
+      <w:proofErr w:type="spellEnd"/>
+      <w:r>
+        <w:rPr>
+          <w:rFonts w:ascii="Times New Roman" w:hAnsi="Times New Roman" w:cs="Times New Roman"/>
+        </w:rPr>
+        <w:t xml:space="preserve">(n) = T(n-1) + </w:t>
+      </w:r>
+      <w:proofErr w:type="spellStart"/>
+      <w:r>
+        <w:rPr>
+          <w:rFonts w:ascii="Times New Roman" w:hAnsi="Times New Roman" w:cs="Times New Roman"/>
+        </w:rPr>
+        <w:t>cnT</w:t>
+      </w:r>
+      <w:proofErr w:type="spellEnd"/>
+      <w:r>
+        <w:rPr>
+          <w:rFonts w:ascii="Times New Roman" w:hAnsi="Times New Roman" w:cs="Times New Roman"/>
+        </w:rPr>
+        <w:t>(n)=T(n−</w:t>
+      </w:r>
+      <w:proofErr w:type="gramStart"/>
+      <w:r>
+        <w:rPr>
+          <w:rFonts w:ascii="Times New Roman" w:hAnsi="Times New Roman" w:cs="Times New Roman"/>
+        </w:rPr>
+        <w:t>1)+</w:t>
+      </w:r>
+      <w:proofErr w:type="spellStart"/>
+      <w:proofErr w:type="gramEnd"/>
+      <w:r>
+        <w:rPr>
+          <w:rFonts w:ascii="Times New Roman" w:hAnsi="Times New Roman" w:cs="Times New Roman"/>
+        </w:rPr>
+        <w:t>cn</w:t>
+      </w:r>
+      <w:proofErr w:type="spellEnd"/>
+      <w:r>
+        <w:rPr>
+          <w:rFonts w:ascii="Times New Roman" w:hAnsi="Times New Roman" w:cs="Times New Roman"/>
+        </w:rPr>
+        <w:t xml:space="preserve"> </w:t>
       </w:r>
     </w:p>
     <w:p>
@@ -1881,7 +2353,93 @@
         <w:rPr>
           <w:rFonts w:ascii="Times New Roman" w:hAnsi="Times New Roman" w:cs="Times New Roman"/>
         </w:rPr>
-        <w:t xml:space="preserve">T(n)=1n∑k=0n−1(T(k)+T(n−k−1))+cnT(n) = \frac{1}{n} \sum_{k=0}^{n-1} \Big(T(k) + T(n-k-1)\Big) + cnT(n)=n1​k=0∑n−1​(T(k)+T(n−k−1))+cn </w:t>
+        <w:t>T(n)=1n∑k=0n−1(T(k)+T(n−k−1</w:t>
+      </w:r>
+      <w:proofErr w:type="gramStart"/>
+      <w:r>
+        <w:rPr>
+          <w:rFonts w:ascii="Times New Roman" w:hAnsi="Times New Roman" w:cs="Times New Roman"/>
+        </w:rPr>
+        <w:t>))+</w:t>
+      </w:r>
+      <w:proofErr w:type="spellStart"/>
+      <w:proofErr w:type="gramEnd"/>
+      <w:r>
+        <w:rPr>
+          <w:rFonts w:ascii="Times New Roman" w:hAnsi="Times New Roman" w:cs="Times New Roman"/>
+        </w:rPr>
+        <w:t>cnT</w:t>
+      </w:r>
+      <w:proofErr w:type="spellEnd"/>
+      <w:r>
+        <w:rPr>
+          <w:rFonts w:ascii="Times New Roman" w:hAnsi="Times New Roman" w:cs="Times New Roman"/>
+        </w:rPr>
+        <w:t>(n) = \frac{1}{n} \sum_{k=</w:t>
+      </w:r>
+      <w:proofErr w:type="gramStart"/>
+      <w:r>
+        <w:rPr>
+          <w:rFonts w:ascii="Times New Roman" w:hAnsi="Times New Roman" w:cs="Times New Roman"/>
+        </w:rPr>
+        <w:t>0}^</w:t>
+      </w:r>
+      <w:proofErr w:type="gramEnd"/>
+      <w:r>
+        <w:rPr>
+          <w:rFonts w:ascii="Times New Roman" w:hAnsi="Times New Roman" w:cs="Times New Roman"/>
+        </w:rPr>
+        <w:t>{n-1} \Big(T(k) + T(n-k-</w:t>
+      </w:r>
+      <w:proofErr w:type="gramStart"/>
+      <w:r>
+        <w:rPr>
+          <w:rFonts w:ascii="Times New Roman" w:hAnsi="Times New Roman" w:cs="Times New Roman"/>
+        </w:rPr>
+        <w:t>1)\</w:t>
+      </w:r>
+      <w:proofErr w:type="gramEnd"/>
+      <w:r>
+        <w:rPr>
+          <w:rFonts w:ascii="Times New Roman" w:hAnsi="Times New Roman" w:cs="Times New Roman"/>
+        </w:rPr>
+        <w:t xml:space="preserve">Big) + </w:t>
+      </w:r>
+      <w:proofErr w:type="spellStart"/>
+      <w:r>
+        <w:rPr>
+          <w:rFonts w:ascii="Times New Roman" w:hAnsi="Times New Roman" w:cs="Times New Roman"/>
+        </w:rPr>
+        <w:t>cnT</w:t>
+      </w:r>
+      <w:proofErr w:type="spellEnd"/>
+      <w:r>
+        <w:rPr>
+          <w:rFonts w:ascii="Times New Roman" w:hAnsi="Times New Roman" w:cs="Times New Roman"/>
+        </w:rPr>
+        <w:t>(n)=n1​k=0∑n−1​(T(k)+T(n−k−1</w:t>
+      </w:r>
+      <w:proofErr w:type="gramStart"/>
+      <w:r>
+        <w:rPr>
+          <w:rFonts w:ascii="Times New Roman" w:hAnsi="Times New Roman" w:cs="Times New Roman"/>
+        </w:rPr>
+        <w:t>))+</w:t>
+      </w:r>
+      <w:proofErr w:type="spellStart"/>
+      <w:proofErr w:type="gramEnd"/>
+      <w:r>
+        <w:rPr>
+          <w:rFonts w:ascii="Times New Roman" w:hAnsi="Times New Roman" w:cs="Times New Roman"/>
+        </w:rPr>
+        <w:t>cn</w:t>
+      </w:r>
+      <w:proofErr w:type="spellEnd"/>
+      <w:r>
+        <w:rPr>
+          <w:rFonts w:ascii="Times New Roman" w:hAnsi="Times New Roman" w:cs="Times New Roman"/>
+        </w:rPr>
+        <w:t xml:space="preserve"> </w:t>
       </w:r>
     </w:p>
     <w:p>
@@ -1920,6 +2478,7 @@
           <w:b/>
           <w:bCs/>
         </w:rPr>
+        <w:lastRenderedPageBreak/>
         <w:t>Problem 3. Randomized Quicksort Recursion Tree and Solving the Recurrence</w:t>
       </w:r>
     </w:p>
@@ -1976,7 +2535,65 @@
         <w:rPr>
           <w:rFonts w:ascii="Times New Roman" w:hAnsi="Times New Roman" w:cs="Times New Roman"/>
         </w:rPr>
-        <w:t xml:space="preserve">T(n)=2T(n/2)+cnT(n) = 2T(n/2) + cnT(n)=2T(n/2)+cn </w:t>
+        <w:t>T(n)=2T(n/</w:t>
+      </w:r>
+      <w:proofErr w:type="gramStart"/>
+      <w:r>
+        <w:rPr>
+          <w:rFonts w:ascii="Times New Roman" w:hAnsi="Times New Roman" w:cs="Times New Roman"/>
+        </w:rPr>
+        <w:t>2)+</w:t>
+      </w:r>
+      <w:proofErr w:type="spellStart"/>
+      <w:proofErr w:type="gramEnd"/>
+      <w:r>
+        <w:rPr>
+          <w:rFonts w:ascii="Times New Roman" w:hAnsi="Times New Roman" w:cs="Times New Roman"/>
+        </w:rPr>
+        <w:t>cnT</w:t>
+      </w:r>
+      <w:proofErr w:type="spellEnd"/>
+      <w:r>
+        <w:rPr>
+          <w:rFonts w:ascii="Times New Roman" w:hAnsi="Times New Roman" w:cs="Times New Roman"/>
+        </w:rPr>
+        <w:t xml:space="preserve">(n) = 2T(n/2) + </w:t>
+      </w:r>
+      <w:proofErr w:type="spellStart"/>
+      <w:r>
+        <w:rPr>
+          <w:rFonts w:ascii="Times New Roman" w:hAnsi="Times New Roman" w:cs="Times New Roman"/>
+        </w:rPr>
+        <w:t>cnT</w:t>
+      </w:r>
+      <w:proofErr w:type="spellEnd"/>
+      <w:r>
+        <w:rPr>
+          <w:rFonts w:ascii="Times New Roman" w:hAnsi="Times New Roman" w:cs="Times New Roman"/>
+        </w:rPr>
+        <w:t>(n)=2T(n/</w:t>
+      </w:r>
+      <w:proofErr w:type="gramStart"/>
+      <w:r>
+        <w:rPr>
+          <w:rFonts w:ascii="Times New Roman" w:hAnsi="Times New Roman" w:cs="Times New Roman"/>
+        </w:rPr>
+        <w:t>2)+</w:t>
+      </w:r>
+      <w:proofErr w:type="spellStart"/>
+      <w:proofErr w:type="gramEnd"/>
+      <w:r>
+        <w:rPr>
+          <w:rFonts w:ascii="Times New Roman" w:hAnsi="Times New Roman" w:cs="Times New Roman"/>
+        </w:rPr>
+        <w:t>cn</w:t>
+      </w:r>
+      <w:proofErr w:type="spellEnd"/>
+      <w:r>
+        <w:rPr>
+          <w:rFonts w:ascii="Times New Roman" w:hAnsi="Times New Roman" w:cs="Times New Roman"/>
+        </w:rPr>
+        <w:t xml:space="preserve"> </w:t>
       </w:r>
     </w:p>
     <w:p>
@@ -2002,8 +2619,16 @@
         <w:rPr>
           <w:rFonts w:ascii="Times New Roman" w:hAnsi="Times New Roman" w:cs="Times New Roman"/>
         </w:rPr>
-        <w:t>Level 0:                cn</w:t>
-      </w:r>
+        <w:t xml:space="preserve">Level 0:                </w:t>
+      </w:r>
+      <w:proofErr w:type="spellStart"/>
+      <w:r>
+        <w:rPr>
+          <w:rFonts w:ascii="Times New Roman" w:hAnsi="Times New Roman" w:cs="Times New Roman"/>
+        </w:rPr>
+        <w:t>cn</w:t>
+      </w:r>
+      <w:proofErr w:type="spellEnd"/>
       <w:r>
         <w:rPr>
           <w:rFonts w:ascii="Times New Roman" w:hAnsi="Times New Roman" w:cs="Times New Roman"/>
@@ -2029,12 +2654,6 @@
           <w:rFonts w:ascii="Times New Roman" w:hAnsi="Times New Roman" w:cs="Times New Roman"/>
         </w:rPr>
         <w:br/>
-      </w:r>
-      <w:r>
-        <w:rPr>
-          <w:rFonts w:ascii="Times New Roman" w:hAnsi="Times New Roman" w:cs="Times New Roman"/>
-        </w:rPr>
-        <w:lastRenderedPageBreak/>
         <w:t xml:space="preserve">                 /   \      /   \</w:t>
       </w:r>
       <w:r>
@@ -2055,7 +2674,21 @@
           <w:rFonts w:ascii="Times New Roman" w:hAnsi="Times New Roman" w:cs="Times New Roman"/>
         </w:rPr>
         <w:br/>
-        <w:t>At each level, the total work adds up to cn.</w:t>
+        <w:t xml:space="preserve">At each level, the total work adds up to </w:t>
+      </w:r>
+      <w:proofErr w:type="spellStart"/>
+      <w:r>
+        <w:rPr>
+          <w:rFonts w:ascii="Times New Roman" w:hAnsi="Times New Roman" w:cs="Times New Roman"/>
+        </w:rPr>
+        <w:t>cn</w:t>
+      </w:r>
+      <w:proofErr w:type="spellEnd"/>
+      <w:r>
+        <w:rPr>
+          <w:rFonts w:ascii="Times New Roman" w:hAnsi="Times New Roman" w:cs="Times New Roman"/>
+        </w:rPr>
+        <w:t>.</w:t>
       </w:r>
     </w:p>
     <w:p>
@@ -2072,7 +2705,21 @@
         <w:rPr>
           <w:rFonts w:ascii="Times New Roman" w:hAnsi="Times New Roman" w:cs="Times New Roman"/>
         </w:rPr>
-        <w:t xml:space="preserve">Level 0 total work = cn </w:t>
+        <w:t xml:space="preserve">Level 0 total work = </w:t>
+      </w:r>
+      <w:proofErr w:type="spellStart"/>
+      <w:r>
+        <w:rPr>
+          <w:rFonts w:ascii="Times New Roman" w:hAnsi="Times New Roman" w:cs="Times New Roman"/>
+        </w:rPr>
+        <w:t>cn</w:t>
+      </w:r>
+      <w:proofErr w:type="spellEnd"/>
+      <w:r>
+        <w:rPr>
+          <w:rFonts w:ascii="Times New Roman" w:hAnsi="Times New Roman" w:cs="Times New Roman"/>
+        </w:rPr>
+        <w:t xml:space="preserve"> </w:t>
       </w:r>
     </w:p>
     <w:p>
@@ -2089,7 +2736,21 @@
         <w:rPr>
           <w:rFonts w:ascii="Times New Roman" w:hAnsi="Times New Roman" w:cs="Times New Roman"/>
         </w:rPr>
-        <w:t xml:space="preserve">Level 1 total work = cn </w:t>
+        <w:t xml:space="preserve">Level 1 total work = </w:t>
+      </w:r>
+      <w:proofErr w:type="spellStart"/>
+      <w:r>
+        <w:rPr>
+          <w:rFonts w:ascii="Times New Roman" w:hAnsi="Times New Roman" w:cs="Times New Roman"/>
+        </w:rPr>
+        <w:t>cn</w:t>
+      </w:r>
+      <w:proofErr w:type="spellEnd"/>
+      <w:r>
+        <w:rPr>
+          <w:rFonts w:ascii="Times New Roman" w:hAnsi="Times New Roman" w:cs="Times New Roman"/>
+        </w:rPr>
+        <w:t xml:space="preserve"> </w:t>
       </w:r>
     </w:p>
     <w:p>
@@ -2106,7 +2767,21 @@
         <w:rPr>
           <w:rFonts w:ascii="Times New Roman" w:hAnsi="Times New Roman" w:cs="Times New Roman"/>
         </w:rPr>
-        <w:t xml:space="preserve">Level 2 total work = cn </w:t>
+        <w:t xml:space="preserve">Level 2 total work = </w:t>
+      </w:r>
+      <w:proofErr w:type="spellStart"/>
+      <w:r>
+        <w:rPr>
+          <w:rFonts w:ascii="Times New Roman" w:hAnsi="Times New Roman" w:cs="Times New Roman"/>
+        </w:rPr>
+        <w:t>cn</w:t>
+      </w:r>
+      <w:proofErr w:type="spellEnd"/>
+      <w:r>
+        <w:rPr>
+          <w:rFonts w:ascii="Times New Roman" w:hAnsi="Times New Roman" w:cs="Times New Roman"/>
+        </w:rPr>
+        <w:t xml:space="preserve"> </w:t>
       </w:r>
     </w:p>
     <w:p>
@@ -2166,7 +2841,21 @@
         <w:rPr>
           <w:rFonts w:ascii="Times New Roman" w:hAnsi="Times New Roman" w:cs="Times New Roman"/>
         </w:rPr>
-        <w:t>T(n)=cn+cn+cn+</w:t>
+        <w:t>T(n)=</w:t>
+      </w:r>
+      <w:proofErr w:type="spellStart"/>
+      <w:r>
+        <w:rPr>
+          <w:rFonts w:ascii="Times New Roman" w:hAnsi="Times New Roman" w:cs="Times New Roman"/>
+        </w:rPr>
+        <w:t>cn+cn+cn</w:t>
+      </w:r>
+      <w:proofErr w:type="spellEnd"/>
+      <w:r>
+        <w:rPr>
+          <w:rFonts w:ascii="Times New Roman" w:hAnsi="Times New Roman" w:cs="Times New Roman"/>
+        </w:rPr>
+        <w:t>+</w:t>
       </w:r>
       <w:r>
         <w:rPr>
@@ -2178,7 +2867,91 @@
         <w:rPr>
           <w:rFonts w:ascii="Times New Roman" w:hAnsi="Times New Roman" w:cs="Times New Roman"/>
         </w:rPr>
-        <w:t>+cnT(n) = cn + cn + cn + \dots + cnT(n)=cn+cn+cn+</w:t>
+        <w:t>+</w:t>
+      </w:r>
+      <w:proofErr w:type="spellStart"/>
+      <w:r>
+        <w:rPr>
+          <w:rFonts w:ascii="Times New Roman" w:hAnsi="Times New Roman" w:cs="Times New Roman"/>
+        </w:rPr>
+        <w:t>cnT</w:t>
+      </w:r>
+      <w:proofErr w:type="spellEnd"/>
+      <w:r>
+        <w:rPr>
+          <w:rFonts w:ascii="Times New Roman" w:hAnsi="Times New Roman" w:cs="Times New Roman"/>
+        </w:rPr>
+        <w:t xml:space="preserve">(n) = </w:t>
+      </w:r>
+      <w:proofErr w:type="spellStart"/>
+      <w:r>
+        <w:rPr>
+          <w:rFonts w:ascii="Times New Roman" w:hAnsi="Times New Roman" w:cs="Times New Roman"/>
+        </w:rPr>
+        <w:t>cn</w:t>
+      </w:r>
+      <w:proofErr w:type="spellEnd"/>
+      <w:r>
+        <w:rPr>
+          <w:rFonts w:ascii="Times New Roman" w:hAnsi="Times New Roman" w:cs="Times New Roman"/>
+        </w:rPr>
+        <w:t xml:space="preserve"> + </w:t>
+      </w:r>
+      <w:proofErr w:type="spellStart"/>
+      <w:r>
+        <w:rPr>
+          <w:rFonts w:ascii="Times New Roman" w:hAnsi="Times New Roman" w:cs="Times New Roman"/>
+        </w:rPr>
+        <w:t>cn</w:t>
+      </w:r>
+      <w:proofErr w:type="spellEnd"/>
+      <w:r>
+        <w:rPr>
+          <w:rFonts w:ascii="Times New Roman" w:hAnsi="Times New Roman" w:cs="Times New Roman"/>
+        </w:rPr>
+        <w:t xml:space="preserve"> + </w:t>
+      </w:r>
+      <w:proofErr w:type="spellStart"/>
+      <w:r>
+        <w:rPr>
+          <w:rFonts w:ascii="Times New Roman" w:hAnsi="Times New Roman" w:cs="Times New Roman"/>
+        </w:rPr>
+        <w:t>cn</w:t>
+      </w:r>
+      <w:proofErr w:type="spellEnd"/>
+      <w:r>
+        <w:rPr>
+          <w:rFonts w:ascii="Times New Roman" w:hAnsi="Times New Roman" w:cs="Times New Roman"/>
+        </w:rPr>
+        <w:t xml:space="preserve"> + \dots + </w:t>
+      </w:r>
+      <w:proofErr w:type="spellStart"/>
+      <w:r>
+        <w:rPr>
+          <w:rFonts w:ascii="Times New Roman" w:hAnsi="Times New Roman" w:cs="Times New Roman"/>
+        </w:rPr>
+        <w:t>cnT</w:t>
+      </w:r>
+      <w:proofErr w:type="spellEnd"/>
+      <w:r>
+        <w:rPr>
+          <w:rFonts w:ascii="Times New Roman" w:hAnsi="Times New Roman" w:cs="Times New Roman"/>
+        </w:rPr>
+        <w:t>(n)=</w:t>
+      </w:r>
+      <w:proofErr w:type="spellStart"/>
+      <w:r>
+        <w:rPr>
+          <w:rFonts w:ascii="Times New Roman" w:hAnsi="Times New Roman" w:cs="Times New Roman"/>
+        </w:rPr>
+        <w:t>cn+cn+cn</w:t>
+      </w:r>
+      <w:proofErr w:type="spellEnd"/>
+      <w:r>
+        <w:rPr>
+          <w:rFonts w:ascii="Times New Roman" w:hAnsi="Times New Roman" w:cs="Times New Roman"/>
+        </w:rPr>
+        <w:t>+</w:t>
       </w:r>
       <w:r>
         <w:rPr>
@@ -2190,7 +2963,21 @@
         <w:rPr>
           <w:rFonts w:ascii="Times New Roman" w:hAnsi="Times New Roman" w:cs="Times New Roman"/>
         </w:rPr>
-        <w:t xml:space="preserve">+cn </w:t>
+        <w:t>+</w:t>
+      </w:r>
+      <w:proofErr w:type="spellStart"/>
+      <w:r>
+        <w:rPr>
+          <w:rFonts w:ascii="Times New Roman" w:hAnsi="Times New Roman" w:cs="Times New Roman"/>
+        </w:rPr>
+        <w:t>cn</w:t>
+      </w:r>
+      <w:proofErr w:type="spellEnd"/>
+      <w:r>
+        <w:rPr>
+          <w:rFonts w:ascii="Times New Roman" w:hAnsi="Times New Roman" w:cs="Times New Roman"/>
+        </w:rPr>
+        <w:t xml:space="preserve"> </w:t>
       </w:r>
     </w:p>
     <w:p>
@@ -2216,7 +3003,63 @@
         <w:rPr>
           <w:rFonts w:ascii="Times New Roman" w:hAnsi="Times New Roman" w:cs="Times New Roman"/>
         </w:rPr>
-        <w:t xml:space="preserve">T(n)=cnlog⁡nT(n) = cn \log nT(n)=cnlogn </w:t>
+        <w:t>T(n)=</w:t>
+      </w:r>
+      <w:proofErr w:type="spellStart"/>
+      <w:r>
+        <w:rPr>
+          <w:rFonts w:ascii="Times New Roman" w:hAnsi="Times New Roman" w:cs="Times New Roman"/>
+        </w:rPr>
+        <w:t>cnlog⁡nT</w:t>
+      </w:r>
+      <w:proofErr w:type="spellEnd"/>
+      <w:r>
+        <w:rPr>
+          <w:rFonts w:ascii="Times New Roman" w:hAnsi="Times New Roman" w:cs="Times New Roman"/>
+        </w:rPr>
+        <w:t xml:space="preserve">(n) = </w:t>
+      </w:r>
+      <w:proofErr w:type="spellStart"/>
+      <w:r>
+        <w:rPr>
+          <w:rFonts w:ascii="Times New Roman" w:hAnsi="Times New Roman" w:cs="Times New Roman"/>
+        </w:rPr>
+        <w:t>cn</w:t>
+      </w:r>
+      <w:proofErr w:type="spellEnd"/>
+      <w:r>
+        <w:rPr>
+          <w:rFonts w:ascii="Times New Roman" w:hAnsi="Times New Roman" w:cs="Times New Roman"/>
+        </w:rPr>
+        <w:t xml:space="preserve"> \log </w:t>
+      </w:r>
+      <w:proofErr w:type="spellStart"/>
+      <w:r>
+        <w:rPr>
+          <w:rFonts w:ascii="Times New Roman" w:hAnsi="Times New Roman" w:cs="Times New Roman"/>
+        </w:rPr>
+        <w:t>nT</w:t>
+      </w:r>
+      <w:proofErr w:type="spellEnd"/>
+      <w:r>
+        <w:rPr>
+          <w:rFonts w:ascii="Times New Roman" w:hAnsi="Times New Roman" w:cs="Times New Roman"/>
+        </w:rPr>
+        <w:t>(n)=</w:t>
+      </w:r>
+      <w:proofErr w:type="spellStart"/>
+      <w:r>
+        <w:rPr>
+          <w:rFonts w:ascii="Times New Roman" w:hAnsi="Times New Roman" w:cs="Times New Roman"/>
+        </w:rPr>
+        <w:t>cnlogn</w:t>
+      </w:r>
+      <w:proofErr w:type="spellEnd"/>
+      <w:r>
+        <w:rPr>
+          <w:rFonts w:ascii="Times New Roman" w:hAnsi="Times New Roman" w:cs="Times New Roman"/>
+        </w:rPr>
+        <w:t xml:space="preserve"> </w:t>
       </w:r>
     </w:p>
     <w:p>
@@ -2242,7 +3085,63 @@
         <w:rPr>
           <w:rFonts w:ascii="Times New Roman" w:hAnsi="Times New Roman" w:cs="Times New Roman"/>
         </w:rPr>
-        <w:t xml:space="preserve">T(n)=O(nlog⁡n)T(n) = O(n \log n)T(n)=O(nlogn) </w:t>
+        <w:t>T(n)=O(</w:t>
+      </w:r>
+      <w:proofErr w:type="spellStart"/>
+      <w:r>
+        <w:rPr>
+          <w:rFonts w:ascii="Times New Roman" w:hAnsi="Times New Roman" w:cs="Times New Roman"/>
+        </w:rPr>
+        <w:t>nlog⁡n</w:t>
+      </w:r>
+      <w:proofErr w:type="spellEnd"/>
+      <w:r>
+        <w:rPr>
+          <w:rFonts w:ascii="Times New Roman" w:hAnsi="Times New Roman" w:cs="Times New Roman"/>
+        </w:rPr>
+        <w:t xml:space="preserve">)T(n) = </w:t>
+      </w:r>
+      <w:proofErr w:type="gramStart"/>
+      <w:r>
+        <w:rPr>
+          <w:rFonts w:ascii="Times New Roman" w:hAnsi="Times New Roman" w:cs="Times New Roman"/>
+        </w:rPr>
+        <w:t>O(</w:t>
+      </w:r>
+      <w:proofErr w:type="gramEnd"/>
+      <w:r>
+        <w:rPr>
+          <w:rFonts w:ascii="Times New Roman" w:hAnsi="Times New Roman" w:cs="Times New Roman"/>
+        </w:rPr>
+        <w:t xml:space="preserve">n \log </w:t>
+      </w:r>
+      <w:proofErr w:type="gramStart"/>
+      <w:r>
+        <w:rPr>
+          <w:rFonts w:ascii="Times New Roman" w:hAnsi="Times New Roman" w:cs="Times New Roman"/>
+        </w:rPr>
+        <w:t>n)T</w:t>
+      </w:r>
+      <w:proofErr w:type="gramEnd"/>
+      <w:r>
+        <w:rPr>
+          <w:rFonts w:ascii="Times New Roman" w:hAnsi="Times New Roman" w:cs="Times New Roman"/>
+        </w:rPr>
+        <w:t>(n)=O(</w:t>
+      </w:r>
+      <w:proofErr w:type="spellStart"/>
+      <w:r>
+        <w:rPr>
+          <w:rFonts w:ascii="Times New Roman" w:hAnsi="Times New Roman" w:cs="Times New Roman"/>
+        </w:rPr>
+        <w:t>nlogn</w:t>
+      </w:r>
+      <w:proofErr w:type="spellEnd"/>
+      <w:r>
+        <w:rPr>
+          <w:rFonts w:ascii="Times New Roman" w:hAnsi="Times New Roman" w:cs="Times New Roman"/>
+        </w:rPr>
+        <w:t xml:space="preserve">) </w:t>
       </w:r>
     </w:p>
     <w:p>
@@ -2253,13 +3152,23 @@
           <w:bCs/>
         </w:rPr>
       </w:pPr>
+      <w:proofErr w:type="spellStart"/>
       <w:r>
         <w:rPr>
           <w:rFonts w:ascii="Times New Roman" w:hAnsi="Times New Roman" w:cs="Times New Roman"/>
           <w:b/>
           <w:bCs/>
         </w:rPr>
-        <w:t>olving the Worst-Case Recurrence</w:t>
+        <w:t>olving</w:t>
+      </w:r>
+      <w:proofErr w:type="spellEnd"/>
+      <w:r>
+        <w:rPr>
+          <w:rFonts w:ascii="Times New Roman" w:hAnsi="Times New Roman" w:cs="Times New Roman"/>
+          <w:b/>
+          <w:bCs/>
+        </w:rPr>
+        <w:t xml:space="preserve"> the Worst-Case Recurrence</w:t>
       </w:r>
     </w:p>
     <w:p>
@@ -2285,7 +3194,65 @@
         <w:rPr>
           <w:rFonts w:ascii="Times New Roman" w:hAnsi="Times New Roman" w:cs="Times New Roman"/>
         </w:rPr>
-        <w:t xml:space="preserve">T(n)=T(n−1)+cnT(n) = T(n-1) + cnT(n)=T(n−1)+cn </w:t>
+        <w:t>T(n)=T(n−</w:t>
+      </w:r>
+      <w:proofErr w:type="gramStart"/>
+      <w:r>
+        <w:rPr>
+          <w:rFonts w:ascii="Times New Roman" w:hAnsi="Times New Roman" w:cs="Times New Roman"/>
+        </w:rPr>
+        <w:t>1)+</w:t>
+      </w:r>
+      <w:proofErr w:type="spellStart"/>
+      <w:proofErr w:type="gramEnd"/>
+      <w:r>
+        <w:rPr>
+          <w:rFonts w:ascii="Times New Roman" w:hAnsi="Times New Roman" w:cs="Times New Roman"/>
+        </w:rPr>
+        <w:t>cnT</w:t>
+      </w:r>
+      <w:proofErr w:type="spellEnd"/>
+      <w:r>
+        <w:rPr>
+          <w:rFonts w:ascii="Times New Roman" w:hAnsi="Times New Roman" w:cs="Times New Roman"/>
+        </w:rPr>
+        <w:t xml:space="preserve">(n) = T(n-1) + </w:t>
+      </w:r>
+      <w:proofErr w:type="spellStart"/>
+      <w:r>
+        <w:rPr>
+          <w:rFonts w:ascii="Times New Roman" w:hAnsi="Times New Roman" w:cs="Times New Roman"/>
+        </w:rPr>
+        <w:t>cnT</w:t>
+      </w:r>
+      <w:proofErr w:type="spellEnd"/>
+      <w:r>
+        <w:rPr>
+          <w:rFonts w:ascii="Times New Roman" w:hAnsi="Times New Roman" w:cs="Times New Roman"/>
+        </w:rPr>
+        <w:t>(n)=T(n−</w:t>
+      </w:r>
+      <w:proofErr w:type="gramStart"/>
+      <w:r>
+        <w:rPr>
+          <w:rFonts w:ascii="Times New Roman" w:hAnsi="Times New Roman" w:cs="Times New Roman"/>
+        </w:rPr>
+        <w:t>1)+</w:t>
+      </w:r>
+      <w:proofErr w:type="spellStart"/>
+      <w:proofErr w:type="gramEnd"/>
+      <w:r>
+        <w:rPr>
+          <w:rFonts w:ascii="Times New Roman" w:hAnsi="Times New Roman" w:cs="Times New Roman"/>
+        </w:rPr>
+        <w:t>cn</w:t>
+      </w:r>
+      <w:proofErr w:type="spellEnd"/>
+      <w:r>
+        <w:rPr>
+          <w:rFonts w:ascii="Times New Roman" w:hAnsi="Times New Roman" w:cs="Times New Roman"/>
+        </w:rPr>
+        <w:t xml:space="preserve"> </w:t>
       </w:r>
     </w:p>
     <w:p>
@@ -2311,19 +3278,104 @@
         <w:rPr>
           <w:rFonts w:ascii="Times New Roman" w:hAnsi="Times New Roman" w:cs="Times New Roman"/>
         </w:rPr>
-        <w:t xml:space="preserve">T(n)=T(n−2)+c(n−1)+cnT(n) = T(n-2) + c(n-1) + cnT(n)=T(n−2)+c(n−1)+cn T(n)=T(n−3)+c(n−2)+c(n−1)+cnT(n) = T(n-3) + c(n-2) + c(n-1) + cnT(n)=T(n−3)+c(n−2)+c(n−1)+cn </w:t>
-      </w:r>
-    </w:p>
-    <w:p>
-      <w:pPr>
-        <w:rPr>
-          <w:rFonts w:ascii="Times New Roman" w:hAnsi="Times New Roman" w:cs="Times New Roman"/>
-        </w:rPr>
-      </w:pPr>
-      <w:r>
-        <w:rPr>
-          <w:rFonts w:ascii="Times New Roman" w:hAnsi="Times New Roman" w:cs="Times New Roman"/>
-        </w:rPr>
+        <w:t>T(n)=T(n−2)+c(n−1)+</w:t>
+      </w:r>
+      <w:proofErr w:type="spellStart"/>
+      <w:r>
+        <w:rPr>
+          <w:rFonts w:ascii="Times New Roman" w:hAnsi="Times New Roman" w:cs="Times New Roman"/>
+        </w:rPr>
+        <w:t>cnT</w:t>
+      </w:r>
+      <w:proofErr w:type="spellEnd"/>
+      <w:r>
+        <w:rPr>
+          <w:rFonts w:ascii="Times New Roman" w:hAnsi="Times New Roman" w:cs="Times New Roman"/>
+        </w:rPr>
+        <w:t xml:space="preserve">(n) = T(n-2) + c(n-1) + </w:t>
+      </w:r>
+      <w:proofErr w:type="spellStart"/>
+      <w:r>
+        <w:rPr>
+          <w:rFonts w:ascii="Times New Roman" w:hAnsi="Times New Roman" w:cs="Times New Roman"/>
+        </w:rPr>
+        <w:t>cnT</w:t>
+      </w:r>
+      <w:proofErr w:type="spellEnd"/>
+      <w:r>
+        <w:rPr>
+          <w:rFonts w:ascii="Times New Roman" w:hAnsi="Times New Roman" w:cs="Times New Roman"/>
+        </w:rPr>
+        <w:t>(n)=T(n−2)+c(n−1)+</w:t>
+      </w:r>
+      <w:proofErr w:type="spellStart"/>
+      <w:r>
+        <w:rPr>
+          <w:rFonts w:ascii="Times New Roman" w:hAnsi="Times New Roman" w:cs="Times New Roman"/>
+        </w:rPr>
+        <w:t>cn</w:t>
+      </w:r>
+      <w:proofErr w:type="spellEnd"/>
+      <w:r>
+        <w:rPr>
+          <w:rFonts w:ascii="Times New Roman" w:hAnsi="Times New Roman" w:cs="Times New Roman"/>
+        </w:rPr>
+        <w:t xml:space="preserve"> T(n)=T(n−3)+c(n−2)+c(n−1)+</w:t>
+      </w:r>
+      <w:proofErr w:type="spellStart"/>
+      <w:r>
+        <w:rPr>
+          <w:rFonts w:ascii="Times New Roman" w:hAnsi="Times New Roman" w:cs="Times New Roman"/>
+        </w:rPr>
+        <w:t>cnT</w:t>
+      </w:r>
+      <w:proofErr w:type="spellEnd"/>
+      <w:r>
+        <w:rPr>
+          <w:rFonts w:ascii="Times New Roman" w:hAnsi="Times New Roman" w:cs="Times New Roman"/>
+        </w:rPr>
+        <w:t xml:space="preserve">(n) = T(n-3) + c(n-2) + c(n-1) + </w:t>
+      </w:r>
+      <w:proofErr w:type="spellStart"/>
+      <w:r>
+        <w:rPr>
+          <w:rFonts w:ascii="Times New Roman" w:hAnsi="Times New Roman" w:cs="Times New Roman"/>
+        </w:rPr>
+        <w:t>cnT</w:t>
+      </w:r>
+      <w:proofErr w:type="spellEnd"/>
+      <w:r>
+        <w:rPr>
+          <w:rFonts w:ascii="Times New Roman" w:hAnsi="Times New Roman" w:cs="Times New Roman"/>
+        </w:rPr>
+        <w:t>(n)=T(n−3)+c(n−2)+c(n−1)+</w:t>
+      </w:r>
+      <w:proofErr w:type="spellStart"/>
+      <w:r>
+        <w:rPr>
+          <w:rFonts w:ascii="Times New Roman" w:hAnsi="Times New Roman" w:cs="Times New Roman"/>
+        </w:rPr>
+        <w:t>cn</w:t>
+      </w:r>
+      <w:proofErr w:type="spellEnd"/>
+      <w:r>
+        <w:rPr>
+          <w:rFonts w:ascii="Times New Roman" w:hAnsi="Times New Roman" w:cs="Times New Roman"/>
+        </w:rPr>
+        <w:t xml:space="preserve"> </w:t>
+      </w:r>
+    </w:p>
+    <w:p>
+      <w:pPr>
+        <w:rPr>
+          <w:rFonts w:ascii="Times New Roman" w:hAnsi="Times New Roman" w:cs="Times New Roman"/>
+        </w:rPr>
+      </w:pPr>
+      <w:r>
+        <w:rPr>
+          <w:rFonts w:ascii="Times New Roman" w:hAnsi="Times New Roman" w:cs="Times New Roman"/>
+        </w:rPr>
+        <w:lastRenderedPageBreak/>
         <w:t>Continuing this process gives:</w:t>
       </w:r>
     </w:p>
@@ -2349,7 +3401,49 @@
         <w:rPr>
           <w:rFonts w:ascii="Times New Roman" w:hAnsi="Times New Roman" w:cs="Times New Roman"/>
         </w:rPr>
-        <w:t>+n)T(n) = c(1 + 2 + 3 + \dots + n)T(n)=c(1+2+3+</w:t>
+        <w:t>+</w:t>
+      </w:r>
+      <w:proofErr w:type="gramStart"/>
+      <w:r>
+        <w:rPr>
+          <w:rFonts w:ascii="Times New Roman" w:hAnsi="Times New Roman" w:cs="Times New Roman"/>
+        </w:rPr>
+        <w:t>n)T</w:t>
+      </w:r>
+      <w:proofErr w:type="gramEnd"/>
+      <w:r>
+        <w:rPr>
+          <w:rFonts w:ascii="Times New Roman" w:hAnsi="Times New Roman" w:cs="Times New Roman"/>
+        </w:rPr>
+        <w:t xml:space="preserve">(n) = </w:t>
+      </w:r>
+      <w:proofErr w:type="gramStart"/>
+      <w:r>
+        <w:rPr>
+          <w:rFonts w:ascii="Times New Roman" w:hAnsi="Times New Roman" w:cs="Times New Roman"/>
+        </w:rPr>
+        <w:t>c(</w:t>
+      </w:r>
+      <w:proofErr w:type="gramEnd"/>
+      <w:r>
+        <w:rPr>
+          <w:rFonts w:ascii="Times New Roman" w:hAnsi="Times New Roman" w:cs="Times New Roman"/>
+        </w:rPr>
+        <w:t xml:space="preserve">1 + 2 + 3 + \dots + </w:t>
+      </w:r>
+      <w:proofErr w:type="gramStart"/>
+      <w:r>
+        <w:rPr>
+          <w:rFonts w:ascii="Times New Roman" w:hAnsi="Times New Roman" w:cs="Times New Roman"/>
+        </w:rPr>
+        <w:t>n)T</w:t>
+      </w:r>
+      <w:proofErr w:type="gramEnd"/>
+      <w:r>
+        <w:rPr>
+          <w:rFonts w:ascii="Times New Roman" w:hAnsi="Times New Roman" w:cs="Times New Roman"/>
+        </w:rPr>
+        <w:t>(n)=c(1+2+3+</w:t>
       </w:r>
       <w:r>
         <w:rPr>
@@ -2413,7 +3507,35 @@
         <w:rPr>
           <w:rFonts w:ascii="Times New Roman" w:hAnsi="Times New Roman" w:cs="Times New Roman"/>
         </w:rPr>
-        <w:t xml:space="preserve">T(n)=O(n2)T(n) = O(n^2)T(n)=O(n2) </w:t>
+        <w:t>T(n)=O(n</w:t>
+      </w:r>
+      <w:proofErr w:type="gramStart"/>
+      <w:r>
+        <w:rPr>
+          <w:rFonts w:ascii="Times New Roman" w:hAnsi="Times New Roman" w:cs="Times New Roman"/>
+        </w:rPr>
+        <w:t>2)T</w:t>
+      </w:r>
+      <w:proofErr w:type="gramEnd"/>
+      <w:r>
+        <w:rPr>
+          <w:rFonts w:ascii="Times New Roman" w:hAnsi="Times New Roman" w:cs="Times New Roman"/>
+        </w:rPr>
+        <w:t>(n) = O(n^</w:t>
+      </w:r>
+      <w:proofErr w:type="gramStart"/>
+      <w:r>
+        <w:rPr>
+          <w:rFonts w:ascii="Times New Roman" w:hAnsi="Times New Roman" w:cs="Times New Roman"/>
+        </w:rPr>
+        <w:t>2)T</w:t>
+      </w:r>
+      <w:proofErr w:type="gramEnd"/>
+      <w:r>
+        <w:rPr>
+          <w:rFonts w:ascii="Times New Roman" w:hAnsi="Times New Roman" w:cs="Times New Roman"/>
+        </w:rPr>
+        <w:t xml:space="preserve">(n)=O(n2) </w:t>
       </w:r>
     </w:p>
     <w:p>
@@ -2443,7 +3565,21 @@
         <w:rPr>
           <w:rFonts w:ascii="Times New Roman" w:hAnsi="Times New Roman" w:cs="Times New Roman"/>
         </w:rPr>
-        <w:t xml:space="preserve">Best case: O(n log n) </w:t>
+        <w:t xml:space="preserve">Best case: </w:t>
+      </w:r>
+      <w:proofErr w:type="gramStart"/>
+      <w:r>
+        <w:rPr>
+          <w:rFonts w:ascii="Times New Roman" w:hAnsi="Times New Roman" w:cs="Times New Roman"/>
+        </w:rPr>
+        <w:t>O(</w:t>
+      </w:r>
+      <w:proofErr w:type="gramEnd"/>
+      <w:r>
+        <w:rPr>
+          <w:rFonts w:ascii="Times New Roman" w:hAnsi="Times New Roman" w:cs="Times New Roman"/>
+        </w:rPr>
+        <w:t xml:space="preserve">n log n) </w:t>
       </w:r>
     </w:p>
     <w:p>
@@ -2460,7 +3596,21 @@
         <w:rPr>
           <w:rFonts w:ascii="Times New Roman" w:hAnsi="Times New Roman" w:cs="Times New Roman"/>
         </w:rPr>
-        <w:t xml:space="preserve">Average case: O(n log n) </w:t>
+        <w:t xml:space="preserve">Average case: </w:t>
+      </w:r>
+      <w:proofErr w:type="gramStart"/>
+      <w:r>
+        <w:rPr>
+          <w:rFonts w:ascii="Times New Roman" w:hAnsi="Times New Roman" w:cs="Times New Roman"/>
+        </w:rPr>
+        <w:t>O(</w:t>
+      </w:r>
+      <w:proofErr w:type="gramEnd"/>
+      <w:r>
+        <w:rPr>
+          <w:rFonts w:ascii="Times New Roman" w:hAnsi="Times New Roman" w:cs="Times New Roman"/>
+        </w:rPr>
+        <w:t xml:space="preserve">n log n) </w:t>
       </w:r>
     </w:p>
     <w:p>
@@ -2477,7 +3627,6 @@
         <w:rPr>
           <w:rFonts w:ascii="Times New Roman" w:hAnsi="Times New Roman" w:cs="Times New Roman"/>
         </w:rPr>
-        <w:lastRenderedPageBreak/>
         <w:t xml:space="preserve">Worst case: O(n^2) </w:t>
       </w:r>
     </w:p>
@@ -2570,7 +3719,21 @@
         <w:rPr>
           <w:rFonts w:ascii="Times New Roman" w:hAnsi="Times New Roman" w:cs="Times New Roman"/>
         </w:rPr>
-        <w:t>We build a max heap by calling heapify from the last non-leaf node up to the root.</w:t>
+        <w:t xml:space="preserve">We build a max heap by calling </w:t>
+      </w:r>
+      <w:proofErr w:type="spellStart"/>
+      <w:r>
+        <w:rPr>
+          <w:rFonts w:ascii="Times New Roman" w:hAnsi="Times New Roman" w:cs="Times New Roman"/>
+        </w:rPr>
+        <w:t>heapify</w:t>
+      </w:r>
+      <w:proofErr w:type="spellEnd"/>
+      <w:r>
+        <w:rPr>
+          <w:rFonts w:ascii="Times New Roman" w:hAnsi="Times New Roman" w:cs="Times New Roman"/>
+        </w:rPr>
+        <w:t xml:space="preserve"> from the last non-leaf node up to the root.</w:t>
       </w:r>
     </w:p>
     <w:p>
@@ -2608,13 +3771,23 @@
           <w:bCs/>
         </w:rPr>
       </w:pPr>
+      <w:proofErr w:type="spellStart"/>
       <w:r>
         <w:rPr>
           <w:rFonts w:ascii="Times New Roman" w:hAnsi="Times New Roman" w:cs="Times New Roman"/>
           <w:b/>
           <w:bCs/>
         </w:rPr>
-        <w:t>Heapify at index 2</w:t>
+        <w:t>Heapify</w:t>
+      </w:r>
+      <w:proofErr w:type="spellEnd"/>
+      <w:r>
+        <w:rPr>
+          <w:rFonts w:ascii="Times New Roman" w:hAnsi="Times New Roman" w:cs="Times New Roman"/>
+          <w:b/>
+          <w:bCs/>
+        </w:rPr>
+        <w:t xml:space="preserve"> at index 2</w:t>
       </w:r>
     </w:p>
     <w:p>
@@ -2705,13 +3878,23 @@
           <w:bCs/>
         </w:rPr>
       </w:pPr>
+      <w:proofErr w:type="spellStart"/>
       <w:r>
         <w:rPr>
           <w:rFonts w:ascii="Times New Roman" w:hAnsi="Times New Roman" w:cs="Times New Roman"/>
           <w:b/>
           <w:bCs/>
         </w:rPr>
-        <w:t>Heapify at index 1</w:t>
+        <w:t>Heapify</w:t>
+      </w:r>
+      <w:proofErr w:type="spellEnd"/>
+      <w:r>
+        <w:rPr>
+          <w:rFonts w:ascii="Times New Roman" w:hAnsi="Times New Roman" w:cs="Times New Roman"/>
+          <w:b/>
+          <w:bCs/>
+        </w:rPr>
+        <w:t xml:space="preserve"> at index 1</w:t>
       </w:r>
     </w:p>
     <w:p>
@@ -2765,6 +3948,7 @@
         <w:rPr>
           <w:rFonts w:ascii="Times New Roman" w:hAnsi="Times New Roman" w:cs="Times New Roman"/>
         </w:rPr>
+        <w:lastRenderedPageBreak/>
         <w:t xml:space="preserve">1 </w:t>
       </w:r>
     </w:p>
@@ -2815,13 +3999,23 @@
           <w:bCs/>
         </w:rPr>
       </w:pPr>
+      <w:proofErr w:type="spellStart"/>
       <w:r>
         <w:rPr>
           <w:rFonts w:ascii="Times New Roman" w:hAnsi="Times New Roman" w:cs="Times New Roman"/>
           <w:b/>
           <w:bCs/>
         </w:rPr>
-        <w:t>Heapify at index 0</w:t>
+        <w:t>Heapify</w:t>
+      </w:r>
+      <w:proofErr w:type="spellEnd"/>
+      <w:r>
+        <w:rPr>
+          <w:rFonts w:ascii="Times New Roman" w:hAnsi="Times New Roman" w:cs="Times New Roman"/>
+          <w:b/>
+          <w:bCs/>
+        </w:rPr>
+        <w:t xml:space="preserve"> at index 0</w:t>
       </w:r>
     </w:p>
     <w:p>
@@ -2888,7 +4082,6 @@
         <w:rPr>
           <w:rFonts w:ascii="Times New Roman" w:hAnsi="Times New Roman" w:cs="Times New Roman"/>
         </w:rPr>
-        <w:lastRenderedPageBreak/>
         <w:t>Largest child is 10, so swap:</w:t>
       </w:r>
     </w:p>
@@ -2915,7 +4108,21 @@
         <w:rPr>
           <w:rFonts w:ascii="Times New Roman" w:hAnsi="Times New Roman" w:cs="Times New Roman"/>
         </w:rPr>
-        <w:t>Now heapify the subtree rooted at index 1:</w:t>
+        <w:t xml:space="preserve">Now </w:t>
+      </w:r>
+      <w:proofErr w:type="spellStart"/>
+      <w:r>
+        <w:rPr>
+          <w:rFonts w:ascii="Times New Roman" w:hAnsi="Times New Roman" w:cs="Times New Roman"/>
+        </w:rPr>
+        <w:t>heapify</w:t>
+      </w:r>
+      <w:proofErr w:type="spellEnd"/>
+      <w:r>
+        <w:rPr>
+          <w:rFonts w:ascii="Times New Roman" w:hAnsi="Times New Roman" w:cs="Times New Roman"/>
+        </w:rPr>
+        <w:t xml:space="preserve"> the subtree rooted at index 1:</w:t>
       </w:r>
     </w:p>
     <w:p>
@@ -3144,7 +4351,21 @@
           <w:rFonts w:ascii="Times New Roman" w:hAnsi="Times New Roman" w:cs="Times New Roman"/>
         </w:rPr>
         <w:br/>
-        <w:t>We reduce the heap size by 1 and heapify the first 5 elements.</w:t>
+        <w:t xml:space="preserve">We reduce the heap size by 1 and </w:t>
+      </w:r>
+      <w:proofErr w:type="spellStart"/>
+      <w:r>
+        <w:rPr>
+          <w:rFonts w:ascii="Times New Roman" w:hAnsi="Times New Roman" w:cs="Times New Roman"/>
+        </w:rPr>
+        <w:t>heapify</w:t>
+      </w:r>
+      <w:proofErr w:type="spellEnd"/>
+      <w:r>
+        <w:rPr>
+          <w:rFonts w:ascii="Times New Roman" w:hAnsi="Times New Roman" w:cs="Times New Roman"/>
+        </w:rPr>
+        <w:t xml:space="preserve"> the first 5 elements.</w:t>
       </w:r>
     </w:p>
     <w:p>
@@ -3155,25 +4376,36 @@
           <w:bCs/>
         </w:rPr>
       </w:pPr>
+      <w:proofErr w:type="spellStart"/>
       <w:r>
         <w:rPr>
           <w:rFonts w:ascii="Times New Roman" w:hAnsi="Times New Roman" w:cs="Times New Roman"/>
           <w:b/>
           <w:bCs/>
         </w:rPr>
-        <w:t>Heapify at index 0</w:t>
-      </w:r>
-    </w:p>
-    <w:p>
-      <w:pPr>
-        <w:rPr>
-          <w:rFonts w:ascii="Times New Roman" w:hAnsi="Times New Roman" w:cs="Times New Roman"/>
-        </w:rPr>
-      </w:pPr>
-      <w:r>
-        <w:rPr>
-          <w:rFonts w:ascii="Times New Roman" w:hAnsi="Times New Roman" w:cs="Times New Roman"/>
-        </w:rPr>
+        <w:t>Heapify</w:t>
+      </w:r>
+      <w:proofErr w:type="spellEnd"/>
+      <w:r>
+        <w:rPr>
+          <w:rFonts w:ascii="Times New Roman" w:hAnsi="Times New Roman" w:cs="Times New Roman"/>
+          <w:b/>
+          <w:bCs/>
+        </w:rPr>
+        <w:t xml:space="preserve"> at index 0</w:t>
+      </w:r>
+    </w:p>
+    <w:p>
+      <w:pPr>
+        <w:rPr>
+          <w:rFonts w:ascii="Times New Roman" w:hAnsi="Times New Roman" w:cs="Times New Roman"/>
+        </w:rPr>
+      </w:pPr>
+      <w:r>
+        <w:rPr>
+          <w:rFonts w:ascii="Times New Roman" w:hAnsi="Times New Roman" w:cs="Times New Roman"/>
+        </w:rPr>
+        <w:lastRenderedPageBreak/>
         <w:t>Element = 3</w:t>
       </w:r>
       <w:r>
@@ -3254,7 +4486,21 @@
         <w:rPr>
           <w:rFonts w:ascii="Times New Roman" w:hAnsi="Times New Roman" w:cs="Times New Roman"/>
         </w:rPr>
-        <w:t>Now index 2 has no larger child within the reduced heap, so heapify stops.</w:t>
+        <w:t xml:space="preserve">Now index 2 has no larger child within the reduced heap, so </w:t>
+      </w:r>
+      <w:proofErr w:type="spellStart"/>
+      <w:r>
+        <w:rPr>
+          <w:rFonts w:ascii="Times New Roman" w:hAnsi="Times New Roman" w:cs="Times New Roman"/>
+        </w:rPr>
+        <w:t>heapify</w:t>
+      </w:r>
+      <w:proofErr w:type="spellEnd"/>
+      <w:r>
+        <w:rPr>
+          <w:rFonts w:ascii="Times New Roman" w:hAnsi="Times New Roman" w:cs="Times New Roman"/>
+        </w:rPr>
+        <w:t xml:space="preserve"> stops.</w:t>
       </w:r>
     </w:p>
     <w:p>
@@ -3295,7 +4541,6 @@
         <w:rPr>
           <w:rFonts w:ascii="Times New Roman" w:hAnsi="Times New Roman" w:cs="Times New Roman"/>
         </w:rPr>
-        <w:lastRenderedPageBreak/>
         <w:t>At this point:</w:t>
       </w:r>
     </w:p>
